--- a/大二下-数学建模课程/作业3/数学建模 插值与拟合.docx
+++ b/大二下-数学建模课程/作业3/数学建模 插值与拟合.docx
@@ -13456,7 +13456,6 @@
       <w:pPr>
         <w:ind w:left="0" w:leftChars="0" w:firstLine="420" w:firstLineChars="0"/>
         <w:jc w:val="both"/>
-        <m:rPr/>
         <w:rPr>
           <w:rFonts w:hint="default"/>
           <w:b w:val="0"/>
@@ -13489,7 +13488,6 @@
           <m:f>
             <m:fPr>
               <m:ctrlPr>
-                <m:rPr/>
                 <w:rPr>
                   <w:rFonts w:hint="default" w:ascii="Cambria Math" w:hAnsi="Cambria Math"/>
                   <w:b w:val="0"/>
@@ -13510,7 +13508,6 @@
                 <m:t>π</m:t>
               </m:r>
               <m:ctrlPr>
-                <m:rPr/>
                 <w:rPr>
                   <w:rFonts w:hint="default" w:ascii="Cambria Math" w:hAnsi="Cambria Math"/>
                   <w:b w:val="0"/>
@@ -13531,7 +13528,6 @@
                 <m:t>4</m:t>
               </m:r>
               <m:ctrlPr>
-                <m:rPr/>
                 <w:rPr>
                   <w:rFonts w:hint="default" w:ascii="Cambria Math" w:hAnsi="Cambria Math"/>
                   <w:b w:val="0"/>
@@ -13544,7 +13540,6 @@
           <m:sSup>
             <m:sSupPr>
               <m:ctrlPr>
-                <m:rPr/>
                 <w:rPr>
                   <w:rFonts w:hint="default" w:ascii="Cambria Math" w:hAnsi="Cambria Math"/>
                   <w:b w:val="0"/>
@@ -13565,7 +13560,6 @@
                 <m:t>D</m:t>
               </m:r>
               <m:ctrlPr>
-                <m:rPr/>
                 <w:rPr>
                   <w:rFonts w:hint="default" w:ascii="Cambria Math" w:hAnsi="Cambria Math"/>
                   <w:b w:val="0"/>
@@ -13586,7 +13580,6 @@
                 <m:t>2</m:t>
               </m:r>
               <m:ctrlPr>
-                <m:rPr/>
                 <w:rPr>
                   <w:rFonts w:hint="default" w:ascii="Cambria Math" w:hAnsi="Cambria Math"/>
                   <w:b w:val="0"/>
@@ -13781,7 +13774,6 @@
       <w:pPr>
         <w:ind w:left="0" w:leftChars="0" w:firstLine="420" w:firstLineChars="0"/>
         <w:jc w:val="both"/>
-        <m:rPr/>
         <w:rPr>
           <w:rFonts w:hint="default" w:hAnsi="Cambria Math" w:cstheme="minorBidi"/>
           <w:b w:val="0"/>
@@ -13824,7 +13816,6 @@
           <m:f>
             <m:fPr>
               <m:ctrlPr>
-                <m:rPr/>
                 <w:rPr>
                   <w:rFonts w:hint="default" w:ascii="Cambria Math" w:hAnsi="Cambria Math" w:cstheme="minorBidi"/>
                   <w:b w:val="0"/>
@@ -13851,7 +13842,6 @@
                 <m:t>dV</m:t>
               </m:r>
               <m:ctrlPr>
-                <m:rPr/>
                 <w:rPr>
                   <w:rFonts w:hint="default" w:ascii="Cambria Math" w:hAnsi="Cambria Math" w:cstheme="minorBidi"/>
                   <w:b w:val="0"/>
@@ -13878,7 +13868,6 @@
                 <m:t>dt</m:t>
               </m:r>
               <m:ctrlPr>
-                <m:rPr/>
                 <w:rPr>
                   <w:rFonts w:hint="default" w:ascii="Cambria Math" w:hAnsi="Cambria Math" w:cstheme="minorBidi"/>
                   <w:b w:val="0"/>
@@ -13907,7 +13896,6 @@
           <m:f>
             <m:fPr>
               <m:ctrlPr>
-                <m:rPr/>
                 <w:rPr>
                   <w:rFonts w:hint="default" w:ascii="Cambria Math" w:hAnsi="Cambria Math" w:cstheme="minorBidi"/>
                   <w:b w:val="0"/>
@@ -13934,7 +13922,6 @@
                 <m:t>dH</m:t>
               </m:r>
               <m:ctrlPr>
-                <m:rPr/>
                 <w:rPr>
                   <w:rFonts w:hint="default" w:ascii="Cambria Math" w:hAnsi="Cambria Math" w:cstheme="minorBidi"/>
                   <w:b w:val="0"/>
@@ -13961,7 +13948,6 @@
                 <m:t>dt</m:t>
               </m:r>
               <m:ctrlPr>
-                <m:rPr/>
                 <w:rPr>
                   <w:rFonts w:hint="default" w:ascii="Cambria Math" w:hAnsi="Cambria Math" w:cstheme="minorBidi"/>
                   <w:b w:val="0"/>
@@ -13981,9 +13967,8 @@
       <w:pPr>
         <w:ind w:left="0" w:leftChars="0" w:firstLine="420" w:firstLineChars="0"/>
         <w:jc w:val="both"/>
-        <m:rPr/>
-        <w:rPr>
-          <w:rFonts w:hint="default" w:hAnsi="Cambria Math" w:cstheme="minorBidi"/>
+        <w:rPr>
+          <w:rFonts w:hint="eastAsia" w:hAnsi="Cambria Math" w:cstheme="minorBidi"/>
           <w:b w:val="0"/>
           <w:bCs w:val="0"/>
           <w:i w:val="0"/>
@@ -13994,7 +13979,6 @@
         </w:rPr>
       </w:pPr>
       <w:r>
-        <m:rPr/>
         <w:rPr>
           <w:rFonts w:hint="eastAsia" w:hAnsi="Cambria Math" w:cstheme="minorBidi"/>
           <w:b w:val="0"/>
@@ -14007,8 +13991,7762 @@
         </w:rPr>
         <w:t>其中A代表底座面积，约等于233.5㎡。</w:t>
       </w:r>
+    </w:p>
+    <w:p>
+      <w:pPr>
+        <w:rPr>
+          <w:rFonts w:hint="eastAsia" w:hAnsi="Cambria Math" w:cstheme="minorBidi"/>
+          <w:b w:val="0"/>
+          <w:bCs w:val="0"/>
+          <w:i w:val="0"/>
+          <w:kern w:val="2"/>
+          <w:sz w:val="24"/>
+          <w:szCs w:val="24"/>
+          <w:lang w:val="en-US" w:eastAsia="zh-CN" w:bidi="ar-SA"/>
+        </w:rPr>
+      </w:pPr>
+      <w:r>
+        <w:rPr>
+          <w:rFonts w:hint="eastAsia"/>
+          <w:b/>
+          <w:bCs/>
+          <w:lang w:val="en-US" w:eastAsia="zh-CN"/>
+        </w:rPr>
+        <w:t>5.4.2 代码</w:t>
+      </w:r>
+    </w:p>
+    <w:p>
+      <w:pPr>
+        <w:keepNext w:val="0"/>
+        <w:keepLines w:val="0"/>
+        <w:widowControl/>
+        <w:suppressLineNumbers w:val="0"/>
+        <w:shd w:val="clear" w:fill="1F1F1F"/>
+        <w:spacing w:line="190" w:lineRule="atLeast"/>
+        <w:jc w:val="left"/>
+        <w:rPr>
+          <w:rFonts w:ascii="Consolas" w:hAnsi="Consolas" w:eastAsia="Consolas" w:cs="Consolas"/>
+          <w:b w:val="0"/>
+          <w:bCs w:val="0"/>
+          <w:color w:val="CCCCCC"/>
+          <w:sz w:val="14"/>
+          <w:szCs w:val="14"/>
+        </w:rPr>
+      </w:pPr>
+      <w:r>
+        <w:rPr>
+          <w:rFonts w:hint="default" w:ascii="Consolas" w:hAnsi="Consolas" w:eastAsia="Consolas" w:cs="Consolas"/>
+          <w:b w:val="0"/>
+          <w:bCs w:val="0"/>
+          <w:color w:val="C586C0"/>
+          <w:kern w:val="0"/>
+          <w:sz w:val="14"/>
+          <w:szCs w:val="14"/>
+          <w:shd w:val="clear" w:fill="1F1F1F"/>
+          <w:lang w:val="en-US" w:eastAsia="zh-CN" w:bidi="ar"/>
+        </w:rPr>
+        <w:t>import</w:t>
+      </w:r>
+      <w:r>
+        <w:rPr>
+          <w:rFonts w:hint="default" w:ascii="Consolas" w:hAnsi="Consolas" w:eastAsia="Consolas" w:cs="Consolas"/>
+          <w:b w:val="0"/>
+          <w:bCs w:val="0"/>
+          <w:color w:val="CCCCCC"/>
+          <w:kern w:val="0"/>
+          <w:sz w:val="14"/>
+          <w:szCs w:val="14"/>
+          <w:shd w:val="clear" w:fill="1F1F1F"/>
+          <w:lang w:val="en-US" w:eastAsia="zh-CN" w:bidi="ar"/>
+        </w:rPr>
+        <w:t xml:space="preserve"> </w:t>
+      </w:r>
+      <w:r>
+        <w:rPr>
+          <w:rFonts w:hint="default" w:ascii="Consolas" w:hAnsi="Consolas" w:eastAsia="Consolas" w:cs="Consolas"/>
+          <w:b w:val="0"/>
+          <w:bCs w:val="0"/>
+          <w:color w:val="4EC9B0"/>
+          <w:kern w:val="0"/>
+          <w:sz w:val="14"/>
+          <w:szCs w:val="14"/>
+          <w:shd w:val="clear" w:fill="1F1F1F"/>
+          <w:lang w:val="en-US" w:eastAsia="zh-CN" w:bidi="ar"/>
+        </w:rPr>
+        <w:t>numpy</w:t>
+      </w:r>
+      <w:r>
+        <w:rPr>
+          <w:rFonts w:hint="default" w:ascii="Consolas" w:hAnsi="Consolas" w:eastAsia="Consolas" w:cs="Consolas"/>
+          <w:b w:val="0"/>
+          <w:bCs w:val="0"/>
+          <w:color w:val="CCCCCC"/>
+          <w:kern w:val="0"/>
+          <w:sz w:val="14"/>
+          <w:szCs w:val="14"/>
+          <w:shd w:val="clear" w:fill="1F1F1F"/>
+          <w:lang w:val="en-US" w:eastAsia="zh-CN" w:bidi="ar"/>
+        </w:rPr>
+        <w:t xml:space="preserve"> </w:t>
+      </w:r>
+      <w:r>
+        <w:rPr>
+          <w:rFonts w:hint="default" w:ascii="Consolas" w:hAnsi="Consolas" w:eastAsia="Consolas" w:cs="Consolas"/>
+          <w:b w:val="0"/>
+          <w:bCs w:val="0"/>
+          <w:color w:val="C586C0"/>
+          <w:kern w:val="0"/>
+          <w:sz w:val="14"/>
+          <w:szCs w:val="14"/>
+          <w:shd w:val="clear" w:fill="1F1F1F"/>
+          <w:lang w:val="en-US" w:eastAsia="zh-CN" w:bidi="ar"/>
+        </w:rPr>
+        <w:t>as</w:t>
+      </w:r>
+      <w:r>
+        <w:rPr>
+          <w:rFonts w:hint="default" w:ascii="Consolas" w:hAnsi="Consolas" w:eastAsia="Consolas" w:cs="Consolas"/>
+          <w:b w:val="0"/>
+          <w:bCs w:val="0"/>
+          <w:color w:val="CCCCCC"/>
+          <w:kern w:val="0"/>
+          <w:sz w:val="14"/>
+          <w:szCs w:val="14"/>
+          <w:shd w:val="clear" w:fill="1F1F1F"/>
+          <w:lang w:val="en-US" w:eastAsia="zh-CN" w:bidi="ar"/>
+        </w:rPr>
+        <w:t xml:space="preserve"> </w:t>
+      </w:r>
+      <w:r>
+        <w:rPr>
+          <w:rFonts w:hint="default" w:ascii="Consolas" w:hAnsi="Consolas" w:eastAsia="Consolas" w:cs="Consolas"/>
+          <w:b w:val="0"/>
+          <w:bCs w:val="0"/>
+          <w:color w:val="4EC9B0"/>
+          <w:kern w:val="0"/>
+          <w:sz w:val="14"/>
+          <w:szCs w:val="14"/>
+          <w:shd w:val="clear" w:fill="1F1F1F"/>
+          <w:lang w:val="en-US" w:eastAsia="zh-CN" w:bidi="ar"/>
+        </w:rPr>
+        <w:t>np</w:t>
+      </w:r>
+    </w:p>
+    <w:p>
+      <w:pPr>
+        <w:keepNext w:val="0"/>
+        <w:keepLines w:val="0"/>
+        <w:widowControl/>
+        <w:suppressLineNumbers w:val="0"/>
+        <w:shd w:val="clear" w:fill="1F1F1F"/>
+        <w:spacing w:line="190" w:lineRule="atLeast"/>
+        <w:jc w:val="left"/>
+        <w:rPr>
+          <w:rFonts w:hint="default" w:ascii="Consolas" w:hAnsi="Consolas" w:eastAsia="Consolas" w:cs="Consolas"/>
+          <w:b w:val="0"/>
+          <w:bCs w:val="0"/>
+          <w:color w:val="CCCCCC"/>
+          <w:sz w:val="14"/>
+          <w:szCs w:val="14"/>
+        </w:rPr>
+      </w:pPr>
+      <w:r>
+        <w:rPr>
+          <w:rFonts w:hint="default" w:ascii="Consolas" w:hAnsi="Consolas" w:eastAsia="Consolas" w:cs="Consolas"/>
+          <w:b w:val="0"/>
+          <w:bCs w:val="0"/>
+          <w:color w:val="C586C0"/>
+          <w:kern w:val="0"/>
+          <w:sz w:val="14"/>
+          <w:szCs w:val="14"/>
+          <w:shd w:val="clear" w:fill="1F1F1F"/>
+          <w:lang w:val="en-US" w:eastAsia="zh-CN" w:bidi="ar"/>
+        </w:rPr>
+        <w:t>import</w:t>
+      </w:r>
+      <w:r>
+        <w:rPr>
+          <w:rFonts w:hint="default" w:ascii="Consolas" w:hAnsi="Consolas" w:eastAsia="Consolas" w:cs="Consolas"/>
+          <w:b w:val="0"/>
+          <w:bCs w:val="0"/>
+          <w:color w:val="CCCCCC"/>
+          <w:kern w:val="0"/>
+          <w:sz w:val="14"/>
+          <w:szCs w:val="14"/>
+          <w:shd w:val="clear" w:fill="1F1F1F"/>
+          <w:lang w:val="en-US" w:eastAsia="zh-CN" w:bidi="ar"/>
+        </w:rPr>
+        <w:t xml:space="preserve"> </w:t>
+      </w:r>
+      <w:r>
+        <w:rPr>
+          <w:rFonts w:hint="default" w:ascii="Consolas" w:hAnsi="Consolas" w:eastAsia="Consolas" w:cs="Consolas"/>
+          <w:b w:val="0"/>
+          <w:bCs w:val="0"/>
+          <w:color w:val="4EC9B0"/>
+          <w:kern w:val="0"/>
+          <w:sz w:val="14"/>
+          <w:szCs w:val="14"/>
+          <w:shd w:val="clear" w:fill="1F1F1F"/>
+          <w:lang w:val="en-US" w:eastAsia="zh-CN" w:bidi="ar"/>
+        </w:rPr>
+        <w:t>matplotlib</w:t>
+      </w:r>
+      <w:r>
+        <w:rPr>
+          <w:rFonts w:hint="default" w:ascii="Consolas" w:hAnsi="Consolas" w:eastAsia="Consolas" w:cs="Consolas"/>
+          <w:b w:val="0"/>
+          <w:bCs w:val="0"/>
+          <w:color w:val="CCCCCC"/>
+          <w:kern w:val="0"/>
+          <w:sz w:val="14"/>
+          <w:szCs w:val="14"/>
+          <w:shd w:val="clear" w:fill="1F1F1F"/>
+          <w:lang w:val="en-US" w:eastAsia="zh-CN" w:bidi="ar"/>
+        </w:rPr>
+        <w:t>.</w:t>
+      </w:r>
+      <w:r>
+        <w:rPr>
+          <w:rFonts w:hint="default" w:ascii="Consolas" w:hAnsi="Consolas" w:eastAsia="Consolas" w:cs="Consolas"/>
+          <w:b w:val="0"/>
+          <w:bCs w:val="0"/>
+          <w:color w:val="4EC9B0"/>
+          <w:kern w:val="0"/>
+          <w:sz w:val="14"/>
+          <w:szCs w:val="14"/>
+          <w:shd w:val="clear" w:fill="1F1F1F"/>
+          <w:lang w:val="en-US" w:eastAsia="zh-CN" w:bidi="ar"/>
+        </w:rPr>
+        <w:t>pyplot</w:t>
+      </w:r>
+      <w:r>
+        <w:rPr>
+          <w:rFonts w:hint="default" w:ascii="Consolas" w:hAnsi="Consolas" w:eastAsia="Consolas" w:cs="Consolas"/>
+          <w:b w:val="0"/>
+          <w:bCs w:val="0"/>
+          <w:color w:val="CCCCCC"/>
+          <w:kern w:val="0"/>
+          <w:sz w:val="14"/>
+          <w:szCs w:val="14"/>
+          <w:shd w:val="clear" w:fill="1F1F1F"/>
+          <w:lang w:val="en-US" w:eastAsia="zh-CN" w:bidi="ar"/>
+        </w:rPr>
+        <w:t xml:space="preserve"> </w:t>
+      </w:r>
+      <w:r>
+        <w:rPr>
+          <w:rFonts w:hint="default" w:ascii="Consolas" w:hAnsi="Consolas" w:eastAsia="Consolas" w:cs="Consolas"/>
+          <w:b w:val="0"/>
+          <w:bCs w:val="0"/>
+          <w:color w:val="C586C0"/>
+          <w:kern w:val="0"/>
+          <w:sz w:val="14"/>
+          <w:szCs w:val="14"/>
+          <w:shd w:val="clear" w:fill="1F1F1F"/>
+          <w:lang w:val="en-US" w:eastAsia="zh-CN" w:bidi="ar"/>
+        </w:rPr>
+        <w:t>as</w:t>
+      </w:r>
+      <w:r>
+        <w:rPr>
+          <w:rFonts w:hint="default" w:ascii="Consolas" w:hAnsi="Consolas" w:eastAsia="Consolas" w:cs="Consolas"/>
+          <w:b w:val="0"/>
+          <w:bCs w:val="0"/>
+          <w:color w:val="CCCCCC"/>
+          <w:kern w:val="0"/>
+          <w:sz w:val="14"/>
+          <w:szCs w:val="14"/>
+          <w:shd w:val="clear" w:fill="1F1F1F"/>
+          <w:lang w:val="en-US" w:eastAsia="zh-CN" w:bidi="ar"/>
+        </w:rPr>
+        <w:t xml:space="preserve"> </w:t>
+      </w:r>
+      <w:r>
+        <w:rPr>
+          <w:rFonts w:hint="default" w:ascii="Consolas" w:hAnsi="Consolas" w:eastAsia="Consolas" w:cs="Consolas"/>
+          <w:b w:val="0"/>
+          <w:bCs w:val="0"/>
+          <w:color w:val="4EC9B0"/>
+          <w:kern w:val="0"/>
+          <w:sz w:val="14"/>
+          <w:szCs w:val="14"/>
+          <w:shd w:val="clear" w:fill="1F1F1F"/>
+          <w:lang w:val="en-US" w:eastAsia="zh-CN" w:bidi="ar"/>
+        </w:rPr>
+        <w:t>plt</w:t>
+      </w:r>
+    </w:p>
+    <w:p>
+      <w:pPr>
+        <w:keepNext w:val="0"/>
+        <w:keepLines w:val="0"/>
+        <w:widowControl/>
+        <w:suppressLineNumbers w:val="0"/>
+        <w:shd w:val="clear" w:fill="1F1F1F"/>
+        <w:spacing w:line="190" w:lineRule="atLeast"/>
+        <w:jc w:val="left"/>
+        <w:rPr>
+          <w:rFonts w:hint="default" w:ascii="Consolas" w:hAnsi="Consolas" w:eastAsia="Consolas" w:cs="Consolas"/>
+          <w:b w:val="0"/>
+          <w:bCs w:val="0"/>
+          <w:color w:val="CCCCCC"/>
+          <w:sz w:val="14"/>
+          <w:szCs w:val="14"/>
+        </w:rPr>
+      </w:pPr>
+      <w:r>
+        <w:rPr>
+          <w:rFonts w:hint="default" w:ascii="Consolas" w:hAnsi="Consolas" w:eastAsia="Consolas" w:cs="Consolas"/>
+          <w:b w:val="0"/>
+          <w:bCs w:val="0"/>
+          <w:color w:val="C586C0"/>
+          <w:kern w:val="0"/>
+          <w:sz w:val="14"/>
+          <w:szCs w:val="14"/>
+          <w:shd w:val="clear" w:fill="1F1F1F"/>
+          <w:lang w:val="en-US" w:eastAsia="zh-CN" w:bidi="ar"/>
+        </w:rPr>
+        <w:t>from</w:t>
+      </w:r>
+      <w:r>
+        <w:rPr>
+          <w:rFonts w:hint="default" w:ascii="Consolas" w:hAnsi="Consolas" w:eastAsia="Consolas" w:cs="Consolas"/>
+          <w:b w:val="0"/>
+          <w:bCs w:val="0"/>
+          <w:color w:val="CCCCCC"/>
+          <w:kern w:val="0"/>
+          <w:sz w:val="14"/>
+          <w:szCs w:val="14"/>
+          <w:shd w:val="clear" w:fill="1F1F1F"/>
+          <w:lang w:val="en-US" w:eastAsia="zh-CN" w:bidi="ar"/>
+        </w:rPr>
+        <w:t xml:space="preserve"> </w:t>
+      </w:r>
+      <w:r>
+        <w:rPr>
+          <w:rFonts w:hint="default" w:ascii="Consolas" w:hAnsi="Consolas" w:eastAsia="Consolas" w:cs="Consolas"/>
+          <w:b w:val="0"/>
+          <w:bCs w:val="0"/>
+          <w:color w:val="4EC9B0"/>
+          <w:kern w:val="0"/>
+          <w:sz w:val="14"/>
+          <w:szCs w:val="14"/>
+          <w:shd w:val="clear" w:fill="1F1F1F"/>
+          <w:lang w:val="en-US" w:eastAsia="zh-CN" w:bidi="ar"/>
+        </w:rPr>
+        <w:t>scipy</w:t>
+      </w:r>
+      <w:r>
+        <w:rPr>
+          <w:rFonts w:hint="default" w:ascii="Consolas" w:hAnsi="Consolas" w:eastAsia="Consolas" w:cs="Consolas"/>
+          <w:b w:val="0"/>
+          <w:bCs w:val="0"/>
+          <w:color w:val="CCCCCC"/>
+          <w:kern w:val="0"/>
+          <w:sz w:val="14"/>
+          <w:szCs w:val="14"/>
+          <w:shd w:val="clear" w:fill="1F1F1F"/>
+          <w:lang w:val="en-US" w:eastAsia="zh-CN" w:bidi="ar"/>
+        </w:rPr>
+        <w:t>.</w:t>
+      </w:r>
+      <w:r>
+        <w:rPr>
+          <w:rFonts w:hint="default" w:ascii="Consolas" w:hAnsi="Consolas" w:eastAsia="Consolas" w:cs="Consolas"/>
+          <w:b w:val="0"/>
+          <w:bCs w:val="0"/>
+          <w:color w:val="4EC9B0"/>
+          <w:kern w:val="0"/>
+          <w:sz w:val="14"/>
+          <w:szCs w:val="14"/>
+          <w:shd w:val="clear" w:fill="1F1F1F"/>
+          <w:lang w:val="en-US" w:eastAsia="zh-CN" w:bidi="ar"/>
+        </w:rPr>
+        <w:t>interpolate</w:t>
+      </w:r>
+      <w:r>
+        <w:rPr>
+          <w:rFonts w:hint="default" w:ascii="Consolas" w:hAnsi="Consolas" w:eastAsia="Consolas" w:cs="Consolas"/>
+          <w:b w:val="0"/>
+          <w:bCs w:val="0"/>
+          <w:color w:val="CCCCCC"/>
+          <w:kern w:val="0"/>
+          <w:sz w:val="14"/>
+          <w:szCs w:val="14"/>
+          <w:shd w:val="clear" w:fill="1F1F1F"/>
+          <w:lang w:val="en-US" w:eastAsia="zh-CN" w:bidi="ar"/>
+        </w:rPr>
+        <w:t xml:space="preserve"> </w:t>
+      </w:r>
+      <w:r>
+        <w:rPr>
+          <w:rFonts w:hint="default" w:ascii="Consolas" w:hAnsi="Consolas" w:eastAsia="Consolas" w:cs="Consolas"/>
+          <w:b w:val="0"/>
+          <w:bCs w:val="0"/>
+          <w:color w:val="C586C0"/>
+          <w:kern w:val="0"/>
+          <w:sz w:val="14"/>
+          <w:szCs w:val="14"/>
+          <w:shd w:val="clear" w:fill="1F1F1F"/>
+          <w:lang w:val="en-US" w:eastAsia="zh-CN" w:bidi="ar"/>
+        </w:rPr>
+        <w:t>import</w:t>
+      </w:r>
+      <w:r>
+        <w:rPr>
+          <w:rFonts w:hint="default" w:ascii="Consolas" w:hAnsi="Consolas" w:eastAsia="Consolas" w:cs="Consolas"/>
+          <w:b w:val="0"/>
+          <w:bCs w:val="0"/>
+          <w:color w:val="CCCCCC"/>
+          <w:kern w:val="0"/>
+          <w:sz w:val="14"/>
+          <w:szCs w:val="14"/>
+          <w:shd w:val="clear" w:fill="1F1F1F"/>
+          <w:lang w:val="en-US" w:eastAsia="zh-CN" w:bidi="ar"/>
+        </w:rPr>
+        <w:t xml:space="preserve"> </w:t>
+      </w:r>
+      <w:r>
+        <w:rPr>
+          <w:rFonts w:hint="default" w:ascii="Consolas" w:hAnsi="Consolas" w:eastAsia="Consolas" w:cs="Consolas"/>
+          <w:b w:val="0"/>
+          <w:bCs w:val="0"/>
+          <w:color w:val="4EC9B0"/>
+          <w:kern w:val="0"/>
+          <w:sz w:val="14"/>
+          <w:szCs w:val="14"/>
+          <w:shd w:val="clear" w:fill="1F1F1F"/>
+          <w:lang w:val="en-US" w:eastAsia="zh-CN" w:bidi="ar"/>
+        </w:rPr>
+        <w:t>CubicSpline</w:t>
+      </w:r>
+    </w:p>
+    <w:p>
+      <w:pPr>
+        <w:keepNext w:val="0"/>
+        <w:keepLines w:val="0"/>
+        <w:widowControl/>
+        <w:suppressLineNumbers w:val="0"/>
+        <w:shd w:val="clear" w:fill="1F1F1F"/>
+        <w:spacing w:line="190" w:lineRule="atLeast"/>
+        <w:jc w:val="left"/>
+        <w:rPr>
+          <w:rFonts w:hint="default" w:ascii="Consolas" w:hAnsi="Consolas" w:eastAsia="Consolas" w:cs="Consolas"/>
+          <w:b w:val="0"/>
+          <w:bCs w:val="0"/>
+          <w:color w:val="CCCCCC"/>
+          <w:sz w:val="14"/>
+          <w:szCs w:val="14"/>
+        </w:rPr>
+      </w:pPr>
+      <w:r>
+        <w:rPr>
+          <w:rFonts w:hint="default" w:ascii="Consolas" w:hAnsi="Consolas" w:eastAsia="Consolas" w:cs="Consolas"/>
+          <w:b w:val="0"/>
+          <w:bCs w:val="0"/>
+          <w:color w:val="C586C0"/>
+          <w:kern w:val="0"/>
+          <w:sz w:val="14"/>
+          <w:szCs w:val="14"/>
+          <w:shd w:val="clear" w:fill="1F1F1F"/>
+          <w:lang w:val="en-US" w:eastAsia="zh-CN" w:bidi="ar"/>
+        </w:rPr>
+        <w:t>from</w:t>
+      </w:r>
+      <w:r>
+        <w:rPr>
+          <w:rFonts w:hint="default" w:ascii="Consolas" w:hAnsi="Consolas" w:eastAsia="Consolas" w:cs="Consolas"/>
+          <w:b w:val="0"/>
+          <w:bCs w:val="0"/>
+          <w:color w:val="CCCCCC"/>
+          <w:kern w:val="0"/>
+          <w:sz w:val="14"/>
+          <w:szCs w:val="14"/>
+          <w:shd w:val="clear" w:fill="1F1F1F"/>
+          <w:lang w:val="en-US" w:eastAsia="zh-CN" w:bidi="ar"/>
+        </w:rPr>
+        <w:t xml:space="preserve"> </w:t>
+      </w:r>
+      <w:r>
+        <w:rPr>
+          <w:rFonts w:hint="default" w:ascii="Consolas" w:hAnsi="Consolas" w:eastAsia="Consolas" w:cs="Consolas"/>
+          <w:b w:val="0"/>
+          <w:bCs w:val="0"/>
+          <w:color w:val="4EC9B0"/>
+          <w:kern w:val="0"/>
+          <w:sz w:val="14"/>
+          <w:szCs w:val="14"/>
+          <w:shd w:val="clear" w:fill="1F1F1F"/>
+          <w:lang w:val="en-US" w:eastAsia="zh-CN" w:bidi="ar"/>
+        </w:rPr>
+        <w:t>scipy</w:t>
+      </w:r>
+      <w:r>
+        <w:rPr>
+          <w:rFonts w:hint="default" w:ascii="Consolas" w:hAnsi="Consolas" w:eastAsia="Consolas" w:cs="Consolas"/>
+          <w:b w:val="0"/>
+          <w:bCs w:val="0"/>
+          <w:color w:val="CCCCCC"/>
+          <w:kern w:val="0"/>
+          <w:sz w:val="14"/>
+          <w:szCs w:val="14"/>
+          <w:shd w:val="clear" w:fill="1F1F1F"/>
+          <w:lang w:val="en-US" w:eastAsia="zh-CN" w:bidi="ar"/>
+        </w:rPr>
+        <w:t>.</w:t>
+      </w:r>
+      <w:r>
+        <w:rPr>
+          <w:rFonts w:hint="default" w:ascii="Consolas" w:hAnsi="Consolas" w:eastAsia="Consolas" w:cs="Consolas"/>
+          <w:b w:val="0"/>
+          <w:bCs w:val="0"/>
+          <w:color w:val="4EC9B0"/>
+          <w:kern w:val="0"/>
+          <w:sz w:val="14"/>
+          <w:szCs w:val="14"/>
+          <w:shd w:val="clear" w:fill="1F1F1F"/>
+          <w:lang w:val="en-US" w:eastAsia="zh-CN" w:bidi="ar"/>
+        </w:rPr>
+        <w:t>integrate</w:t>
+      </w:r>
+      <w:r>
+        <w:rPr>
+          <w:rFonts w:hint="default" w:ascii="Consolas" w:hAnsi="Consolas" w:eastAsia="Consolas" w:cs="Consolas"/>
+          <w:b w:val="0"/>
+          <w:bCs w:val="0"/>
+          <w:color w:val="CCCCCC"/>
+          <w:kern w:val="0"/>
+          <w:sz w:val="14"/>
+          <w:szCs w:val="14"/>
+          <w:shd w:val="clear" w:fill="1F1F1F"/>
+          <w:lang w:val="en-US" w:eastAsia="zh-CN" w:bidi="ar"/>
+        </w:rPr>
+        <w:t xml:space="preserve"> </w:t>
+      </w:r>
+      <w:r>
+        <w:rPr>
+          <w:rFonts w:hint="default" w:ascii="Consolas" w:hAnsi="Consolas" w:eastAsia="Consolas" w:cs="Consolas"/>
+          <w:b w:val="0"/>
+          <w:bCs w:val="0"/>
+          <w:color w:val="C586C0"/>
+          <w:kern w:val="0"/>
+          <w:sz w:val="14"/>
+          <w:szCs w:val="14"/>
+          <w:shd w:val="clear" w:fill="1F1F1F"/>
+          <w:lang w:val="en-US" w:eastAsia="zh-CN" w:bidi="ar"/>
+        </w:rPr>
+        <w:t>import</w:t>
+      </w:r>
+      <w:r>
+        <w:rPr>
+          <w:rFonts w:hint="default" w:ascii="Consolas" w:hAnsi="Consolas" w:eastAsia="Consolas" w:cs="Consolas"/>
+          <w:b w:val="0"/>
+          <w:bCs w:val="0"/>
+          <w:color w:val="CCCCCC"/>
+          <w:kern w:val="0"/>
+          <w:sz w:val="14"/>
+          <w:szCs w:val="14"/>
+          <w:shd w:val="clear" w:fill="1F1F1F"/>
+          <w:lang w:val="en-US" w:eastAsia="zh-CN" w:bidi="ar"/>
+        </w:rPr>
+        <w:t xml:space="preserve"> </w:t>
+      </w:r>
+      <w:r>
+        <w:rPr>
+          <w:rFonts w:hint="default" w:ascii="Consolas" w:hAnsi="Consolas" w:eastAsia="Consolas" w:cs="Consolas"/>
+          <w:b w:val="0"/>
+          <w:bCs w:val="0"/>
+          <w:color w:val="DCDCAA"/>
+          <w:kern w:val="0"/>
+          <w:sz w:val="14"/>
+          <w:szCs w:val="14"/>
+          <w:shd w:val="clear" w:fill="1F1F1F"/>
+          <w:lang w:val="en-US" w:eastAsia="zh-CN" w:bidi="ar"/>
+        </w:rPr>
+        <w:t>trapz</w:t>
+      </w:r>
+    </w:p>
+    <w:p>
+      <w:pPr>
+        <w:keepNext w:val="0"/>
+        <w:keepLines w:val="0"/>
+        <w:widowControl/>
+        <w:suppressLineNumbers w:val="0"/>
+        <w:shd w:val="clear" w:fill="1F1F1F"/>
+        <w:spacing w:line="190" w:lineRule="atLeast"/>
+        <w:jc w:val="left"/>
+        <w:rPr>
+          <w:rFonts w:hint="default" w:ascii="Consolas" w:hAnsi="Consolas" w:eastAsia="Consolas" w:cs="Consolas"/>
+          <w:b w:val="0"/>
+          <w:bCs w:val="0"/>
+          <w:color w:val="CCCCCC"/>
+          <w:sz w:val="14"/>
+          <w:szCs w:val="14"/>
+        </w:rPr>
+      </w:pPr>
+    </w:p>
+    <w:p>
+      <w:pPr>
+        <w:keepNext w:val="0"/>
+        <w:keepLines w:val="0"/>
+        <w:widowControl/>
+        <w:suppressLineNumbers w:val="0"/>
+        <w:shd w:val="clear" w:fill="1F1F1F"/>
+        <w:spacing w:line="190" w:lineRule="atLeast"/>
+        <w:jc w:val="left"/>
+        <w:rPr>
+          <w:rFonts w:hint="default" w:ascii="Consolas" w:hAnsi="Consolas" w:eastAsia="Consolas" w:cs="Consolas"/>
+          <w:b w:val="0"/>
+          <w:bCs w:val="0"/>
+          <w:color w:val="CCCCCC"/>
+          <w:sz w:val="14"/>
+          <w:szCs w:val="14"/>
+        </w:rPr>
+      </w:pPr>
+      <w:r>
+        <w:rPr>
+          <w:rFonts w:hint="default" w:ascii="Consolas" w:hAnsi="Consolas" w:eastAsia="Consolas" w:cs="Consolas"/>
+          <w:b w:val="0"/>
+          <w:bCs w:val="0"/>
+          <w:color w:val="6A9955"/>
+          <w:kern w:val="0"/>
+          <w:sz w:val="14"/>
+          <w:szCs w:val="14"/>
+          <w:shd w:val="clear" w:fill="1F1F1F"/>
+          <w:lang w:val="en-US" w:eastAsia="zh-CN" w:bidi="ar"/>
+        </w:rPr>
+        <w:t># 1. 加载数据</w:t>
+      </w:r>
+    </w:p>
+    <w:p>
+      <w:pPr>
+        <w:keepNext w:val="0"/>
+        <w:keepLines w:val="0"/>
+        <w:widowControl/>
+        <w:suppressLineNumbers w:val="0"/>
+        <w:shd w:val="clear" w:fill="1F1F1F"/>
+        <w:spacing w:line="190" w:lineRule="atLeast"/>
+        <w:jc w:val="left"/>
+        <w:rPr>
+          <w:rFonts w:hint="default" w:ascii="Consolas" w:hAnsi="Consolas" w:eastAsia="Consolas" w:cs="Consolas"/>
+          <w:b w:val="0"/>
+          <w:bCs w:val="0"/>
+          <w:color w:val="CCCCCC"/>
+          <w:sz w:val="14"/>
+          <w:szCs w:val="14"/>
+        </w:rPr>
+      </w:pPr>
+      <w:r>
+        <w:rPr>
+          <w:rFonts w:hint="default" w:ascii="Consolas" w:hAnsi="Consolas" w:eastAsia="Consolas" w:cs="Consolas"/>
+          <w:b w:val="0"/>
+          <w:bCs w:val="0"/>
+          <w:color w:val="9CDCFE"/>
+          <w:kern w:val="0"/>
+          <w:sz w:val="14"/>
+          <w:szCs w:val="14"/>
+          <w:shd w:val="clear" w:fill="1F1F1F"/>
+          <w:lang w:val="en-US" w:eastAsia="zh-CN" w:bidi="ar"/>
+        </w:rPr>
+        <w:t>data</w:t>
+      </w:r>
+      <w:r>
+        <w:rPr>
+          <w:rFonts w:hint="default" w:ascii="Consolas" w:hAnsi="Consolas" w:eastAsia="Consolas" w:cs="Consolas"/>
+          <w:b w:val="0"/>
+          <w:bCs w:val="0"/>
+          <w:color w:val="CCCCCC"/>
+          <w:kern w:val="0"/>
+          <w:sz w:val="14"/>
+          <w:szCs w:val="14"/>
+          <w:shd w:val="clear" w:fill="1F1F1F"/>
+          <w:lang w:val="en-US" w:eastAsia="zh-CN" w:bidi="ar"/>
+        </w:rPr>
+        <w:t xml:space="preserve"> </w:t>
+      </w:r>
+      <w:r>
+        <w:rPr>
+          <w:rFonts w:hint="default" w:ascii="Consolas" w:hAnsi="Consolas" w:eastAsia="Consolas" w:cs="Consolas"/>
+          <w:b w:val="0"/>
+          <w:bCs w:val="0"/>
+          <w:color w:val="D4D4D4"/>
+          <w:kern w:val="0"/>
+          <w:sz w:val="14"/>
+          <w:szCs w:val="14"/>
+          <w:shd w:val="clear" w:fill="1F1F1F"/>
+          <w:lang w:val="en-US" w:eastAsia="zh-CN" w:bidi="ar"/>
+        </w:rPr>
+        <w:t>=</w:t>
+      </w:r>
+      <w:r>
+        <w:rPr>
+          <w:rFonts w:hint="default" w:ascii="Consolas" w:hAnsi="Consolas" w:eastAsia="Consolas" w:cs="Consolas"/>
+          <w:b w:val="0"/>
+          <w:bCs w:val="0"/>
+          <w:color w:val="CCCCCC"/>
+          <w:kern w:val="0"/>
+          <w:sz w:val="14"/>
+          <w:szCs w:val="14"/>
+          <w:shd w:val="clear" w:fill="1F1F1F"/>
+          <w:lang w:val="en-US" w:eastAsia="zh-CN" w:bidi="ar"/>
+        </w:rPr>
+        <w:t xml:space="preserve"> </w:t>
+      </w:r>
+      <w:r>
+        <w:rPr>
+          <w:rFonts w:hint="default" w:ascii="Consolas" w:hAnsi="Consolas" w:eastAsia="Consolas" w:cs="Consolas"/>
+          <w:b w:val="0"/>
+          <w:bCs w:val="0"/>
+          <w:color w:val="4EC9B0"/>
+          <w:kern w:val="0"/>
+          <w:sz w:val="14"/>
+          <w:szCs w:val="14"/>
+          <w:shd w:val="clear" w:fill="1F1F1F"/>
+          <w:lang w:val="en-US" w:eastAsia="zh-CN" w:bidi="ar"/>
+        </w:rPr>
+        <w:t>np</w:t>
+      </w:r>
+      <w:r>
+        <w:rPr>
+          <w:rFonts w:hint="default" w:ascii="Consolas" w:hAnsi="Consolas" w:eastAsia="Consolas" w:cs="Consolas"/>
+          <w:b w:val="0"/>
+          <w:bCs w:val="0"/>
+          <w:color w:val="CCCCCC"/>
+          <w:kern w:val="0"/>
+          <w:sz w:val="14"/>
+          <w:szCs w:val="14"/>
+          <w:shd w:val="clear" w:fill="1F1F1F"/>
+          <w:lang w:val="en-US" w:eastAsia="zh-CN" w:bidi="ar"/>
+        </w:rPr>
+        <w:t>.</w:t>
+      </w:r>
+      <w:r>
+        <w:rPr>
+          <w:rFonts w:hint="default" w:ascii="Consolas" w:hAnsi="Consolas" w:eastAsia="Consolas" w:cs="Consolas"/>
+          <w:b w:val="0"/>
+          <w:bCs w:val="0"/>
+          <w:color w:val="DCDCAA"/>
+          <w:kern w:val="0"/>
+          <w:sz w:val="14"/>
+          <w:szCs w:val="14"/>
+          <w:shd w:val="clear" w:fill="1F1F1F"/>
+          <w:lang w:val="en-US" w:eastAsia="zh-CN" w:bidi="ar"/>
+        </w:rPr>
+        <w:t>loadtxt</w:t>
+      </w:r>
+      <w:r>
+        <w:rPr>
+          <w:rFonts w:hint="default" w:ascii="Consolas" w:hAnsi="Consolas" w:eastAsia="Consolas" w:cs="Consolas"/>
+          <w:b w:val="0"/>
+          <w:bCs w:val="0"/>
+          <w:color w:val="CCCCCC"/>
+          <w:kern w:val="0"/>
+          <w:sz w:val="14"/>
+          <w:szCs w:val="14"/>
+          <w:shd w:val="clear" w:fill="1F1F1F"/>
+          <w:lang w:val="en-US" w:eastAsia="zh-CN" w:bidi="ar"/>
+        </w:rPr>
+        <w:t>(</w:t>
+      </w:r>
+      <w:r>
+        <w:rPr>
+          <w:rFonts w:hint="default" w:ascii="Consolas" w:hAnsi="Consolas" w:eastAsia="Consolas" w:cs="Consolas"/>
+          <w:b w:val="0"/>
+          <w:bCs w:val="0"/>
+          <w:color w:val="569CD6"/>
+          <w:kern w:val="0"/>
+          <w:sz w:val="14"/>
+          <w:szCs w:val="14"/>
+          <w:shd w:val="clear" w:fill="1F1F1F"/>
+          <w:lang w:val="en-US" w:eastAsia="zh-CN" w:bidi="ar"/>
+        </w:rPr>
+        <w:t>r</w:t>
+      </w:r>
+      <w:r>
+        <w:rPr>
+          <w:rFonts w:hint="default" w:ascii="Consolas" w:hAnsi="Consolas" w:eastAsia="Consolas" w:cs="Consolas"/>
+          <w:b w:val="0"/>
+          <w:bCs w:val="0"/>
+          <w:color w:val="D16969"/>
+          <w:kern w:val="0"/>
+          <w:sz w:val="14"/>
+          <w:szCs w:val="14"/>
+          <w:shd w:val="clear" w:fill="1F1F1F"/>
+          <w:lang w:val="en-US" w:eastAsia="zh-CN" w:bidi="ar"/>
+        </w:rPr>
+        <w:t>'D:</w:t>
+      </w:r>
+      <w:r>
+        <w:rPr>
+          <w:rFonts w:hint="default" w:ascii="Consolas" w:hAnsi="Consolas" w:eastAsia="Consolas" w:cs="Consolas"/>
+          <w:b w:val="0"/>
+          <w:bCs w:val="0"/>
+          <w:color w:val="D7BA7D"/>
+          <w:kern w:val="0"/>
+          <w:sz w:val="14"/>
+          <w:szCs w:val="14"/>
+          <w:shd w:val="clear" w:fill="1F1F1F"/>
+          <w:lang w:val="en-US" w:eastAsia="zh-CN" w:bidi="ar"/>
+        </w:rPr>
+        <w:t>\M</w:t>
+      </w:r>
+      <w:r>
+        <w:rPr>
+          <w:rFonts w:hint="default" w:ascii="Consolas" w:hAnsi="Consolas" w:eastAsia="Consolas" w:cs="Consolas"/>
+          <w:b w:val="0"/>
+          <w:bCs w:val="0"/>
+          <w:color w:val="D16969"/>
+          <w:kern w:val="0"/>
+          <w:sz w:val="14"/>
+          <w:szCs w:val="14"/>
+          <w:shd w:val="clear" w:fill="1F1F1F"/>
+          <w:lang w:val="en-US" w:eastAsia="zh-CN" w:bidi="ar"/>
+        </w:rPr>
+        <w:t>athematical Modeling</w:t>
+      </w:r>
+      <w:r>
+        <w:rPr>
+          <w:rFonts w:hint="default" w:ascii="Consolas" w:hAnsi="Consolas" w:eastAsia="Consolas" w:cs="Consolas"/>
+          <w:b w:val="0"/>
+          <w:bCs w:val="0"/>
+          <w:color w:val="D7BA7D"/>
+          <w:kern w:val="0"/>
+          <w:sz w:val="14"/>
+          <w:szCs w:val="14"/>
+          <w:shd w:val="clear" w:fill="1F1F1F"/>
+          <w:lang w:val="en-US" w:eastAsia="zh-CN" w:bidi="ar"/>
+        </w:rPr>
+        <w:t>\M</w:t>
+      </w:r>
+      <w:r>
+        <w:rPr>
+          <w:rFonts w:hint="default" w:ascii="Consolas" w:hAnsi="Consolas" w:eastAsia="Consolas" w:cs="Consolas"/>
+          <w:b w:val="0"/>
+          <w:bCs w:val="0"/>
+          <w:color w:val="D16969"/>
+          <w:kern w:val="0"/>
+          <w:sz w:val="14"/>
+          <w:szCs w:val="14"/>
+          <w:shd w:val="clear" w:fill="1F1F1F"/>
+          <w:lang w:val="en-US" w:eastAsia="zh-CN" w:bidi="ar"/>
+        </w:rPr>
+        <w:t>athematical-Modeling</w:t>
+      </w:r>
+      <w:r>
+        <w:rPr>
+          <w:rFonts w:hint="default" w:ascii="Consolas" w:hAnsi="Consolas" w:eastAsia="Consolas" w:cs="Consolas"/>
+          <w:b w:val="0"/>
+          <w:bCs w:val="0"/>
+          <w:color w:val="D7BA7D"/>
+          <w:kern w:val="0"/>
+          <w:sz w:val="14"/>
+          <w:szCs w:val="14"/>
+          <w:shd w:val="clear" w:fill="1F1F1F"/>
+          <w:lang w:val="en-US" w:eastAsia="zh-CN" w:bidi="ar"/>
+        </w:rPr>
+        <w:t>\大</w:t>
+      </w:r>
+      <w:r>
+        <w:rPr>
+          <w:rFonts w:hint="default" w:ascii="Consolas" w:hAnsi="Consolas" w:eastAsia="Consolas" w:cs="Consolas"/>
+          <w:b w:val="0"/>
+          <w:bCs w:val="0"/>
+          <w:color w:val="D16969"/>
+          <w:kern w:val="0"/>
+          <w:sz w:val="14"/>
+          <w:szCs w:val="14"/>
+          <w:shd w:val="clear" w:fill="1F1F1F"/>
+          <w:lang w:val="en-US" w:eastAsia="zh-CN" w:bidi="ar"/>
+        </w:rPr>
+        <w:t>二下-数学建模课程</w:t>
+      </w:r>
+      <w:r>
+        <w:rPr>
+          <w:rFonts w:hint="default" w:ascii="Consolas" w:hAnsi="Consolas" w:eastAsia="Consolas" w:cs="Consolas"/>
+          <w:b w:val="0"/>
+          <w:bCs w:val="0"/>
+          <w:color w:val="D7BA7D"/>
+          <w:kern w:val="0"/>
+          <w:sz w:val="14"/>
+          <w:szCs w:val="14"/>
+          <w:shd w:val="clear" w:fill="1F1F1F"/>
+          <w:lang w:val="en-US" w:eastAsia="zh-CN" w:bidi="ar"/>
+        </w:rPr>
+        <w:t>\作</w:t>
+      </w:r>
+      <w:r>
+        <w:rPr>
+          <w:rFonts w:hint="default" w:ascii="Consolas" w:hAnsi="Consolas" w:eastAsia="Consolas" w:cs="Consolas"/>
+          <w:b w:val="0"/>
+          <w:bCs w:val="0"/>
+          <w:color w:val="D16969"/>
+          <w:kern w:val="0"/>
+          <w:sz w:val="14"/>
+          <w:szCs w:val="14"/>
+          <w:shd w:val="clear" w:fill="1F1F1F"/>
+          <w:lang w:val="en-US" w:eastAsia="zh-CN" w:bidi="ar"/>
+        </w:rPr>
+        <w:t>业3</w:t>
+      </w:r>
+      <w:r>
+        <w:rPr>
+          <w:rFonts w:hint="default" w:ascii="Consolas" w:hAnsi="Consolas" w:eastAsia="Consolas" w:cs="Consolas"/>
+          <w:b w:val="0"/>
+          <w:bCs w:val="0"/>
+          <w:color w:val="569CD6"/>
+          <w:kern w:val="0"/>
+          <w:sz w:val="14"/>
+          <w:szCs w:val="14"/>
+          <w:shd w:val="clear" w:fill="1F1F1F"/>
+          <w:lang w:val="en-US" w:eastAsia="zh-CN" w:bidi="ar"/>
+        </w:rPr>
+        <w:t>\5</w:t>
+      </w:r>
+      <w:r>
+        <w:rPr>
+          <w:rFonts w:hint="default" w:ascii="Consolas" w:hAnsi="Consolas" w:eastAsia="Consolas" w:cs="Consolas"/>
+          <w:b w:val="0"/>
+          <w:bCs w:val="0"/>
+          <w:color w:val="D16969"/>
+          <w:kern w:val="0"/>
+          <w:sz w:val="14"/>
+          <w:szCs w:val="14"/>
+          <w:shd w:val="clear" w:fill="1F1F1F"/>
+          <w:lang w:val="en-US" w:eastAsia="zh-CN" w:bidi="ar"/>
+        </w:rPr>
+        <w:t>.4.txt'</w:t>
+      </w:r>
+      <w:r>
+        <w:rPr>
+          <w:rFonts w:hint="default" w:ascii="Consolas" w:hAnsi="Consolas" w:eastAsia="Consolas" w:cs="Consolas"/>
+          <w:b w:val="0"/>
+          <w:bCs w:val="0"/>
+          <w:color w:val="CCCCCC"/>
+          <w:kern w:val="0"/>
+          <w:sz w:val="14"/>
+          <w:szCs w:val="14"/>
+          <w:shd w:val="clear" w:fill="1F1F1F"/>
+          <w:lang w:val="en-US" w:eastAsia="zh-CN" w:bidi="ar"/>
+        </w:rPr>
+        <w:t xml:space="preserve">, </w:t>
+      </w:r>
+      <w:r>
+        <w:rPr>
+          <w:rFonts w:hint="default" w:ascii="Consolas" w:hAnsi="Consolas" w:eastAsia="Consolas" w:cs="Consolas"/>
+          <w:b w:val="0"/>
+          <w:bCs w:val="0"/>
+          <w:color w:val="9CDCFE"/>
+          <w:kern w:val="0"/>
+          <w:sz w:val="14"/>
+          <w:szCs w:val="14"/>
+          <w:shd w:val="clear" w:fill="1F1F1F"/>
+          <w:lang w:val="en-US" w:eastAsia="zh-CN" w:bidi="ar"/>
+        </w:rPr>
+        <w:t>delimiter</w:t>
+      </w:r>
+      <w:r>
+        <w:rPr>
+          <w:rFonts w:hint="default" w:ascii="Consolas" w:hAnsi="Consolas" w:eastAsia="Consolas" w:cs="Consolas"/>
+          <w:b w:val="0"/>
+          <w:bCs w:val="0"/>
+          <w:color w:val="D4D4D4"/>
+          <w:kern w:val="0"/>
+          <w:sz w:val="14"/>
+          <w:szCs w:val="14"/>
+          <w:shd w:val="clear" w:fill="1F1F1F"/>
+          <w:lang w:val="en-US" w:eastAsia="zh-CN" w:bidi="ar"/>
+        </w:rPr>
+        <w:t>=</w:t>
+      </w:r>
+      <w:r>
+        <w:rPr>
+          <w:rFonts w:hint="default" w:ascii="Consolas" w:hAnsi="Consolas" w:eastAsia="Consolas" w:cs="Consolas"/>
+          <w:b w:val="0"/>
+          <w:bCs w:val="0"/>
+          <w:color w:val="CE9178"/>
+          <w:kern w:val="0"/>
+          <w:sz w:val="14"/>
+          <w:szCs w:val="14"/>
+          <w:shd w:val="clear" w:fill="1F1F1F"/>
+          <w:lang w:val="en-US" w:eastAsia="zh-CN" w:bidi="ar"/>
+        </w:rPr>
+        <w:t>','</w:t>
+      </w:r>
+      <w:r>
+        <w:rPr>
+          <w:rFonts w:hint="default" w:ascii="Consolas" w:hAnsi="Consolas" w:eastAsia="Consolas" w:cs="Consolas"/>
+          <w:b w:val="0"/>
+          <w:bCs w:val="0"/>
+          <w:color w:val="CCCCCC"/>
+          <w:kern w:val="0"/>
+          <w:sz w:val="14"/>
+          <w:szCs w:val="14"/>
+          <w:shd w:val="clear" w:fill="1F1F1F"/>
+          <w:lang w:val="en-US" w:eastAsia="zh-CN" w:bidi="ar"/>
+        </w:rPr>
+        <w:t xml:space="preserve">, </w:t>
+      </w:r>
+      <w:r>
+        <w:rPr>
+          <w:rFonts w:hint="default" w:ascii="Consolas" w:hAnsi="Consolas" w:eastAsia="Consolas" w:cs="Consolas"/>
+          <w:b w:val="0"/>
+          <w:bCs w:val="0"/>
+          <w:color w:val="9CDCFE"/>
+          <w:kern w:val="0"/>
+          <w:sz w:val="14"/>
+          <w:szCs w:val="14"/>
+          <w:shd w:val="clear" w:fill="1F1F1F"/>
+          <w:lang w:val="en-US" w:eastAsia="zh-CN" w:bidi="ar"/>
+        </w:rPr>
+        <w:t>dtype</w:t>
+      </w:r>
+      <w:r>
+        <w:rPr>
+          <w:rFonts w:hint="default" w:ascii="Consolas" w:hAnsi="Consolas" w:eastAsia="Consolas" w:cs="Consolas"/>
+          <w:b w:val="0"/>
+          <w:bCs w:val="0"/>
+          <w:color w:val="D4D4D4"/>
+          <w:kern w:val="0"/>
+          <w:sz w:val="14"/>
+          <w:szCs w:val="14"/>
+          <w:shd w:val="clear" w:fill="1F1F1F"/>
+          <w:lang w:val="en-US" w:eastAsia="zh-CN" w:bidi="ar"/>
+        </w:rPr>
+        <w:t>=</w:t>
+      </w:r>
+      <w:r>
+        <w:rPr>
+          <w:rFonts w:hint="default" w:ascii="Consolas" w:hAnsi="Consolas" w:eastAsia="Consolas" w:cs="Consolas"/>
+          <w:b w:val="0"/>
+          <w:bCs w:val="0"/>
+          <w:color w:val="4EC9B0"/>
+          <w:kern w:val="0"/>
+          <w:sz w:val="14"/>
+          <w:szCs w:val="14"/>
+          <w:shd w:val="clear" w:fill="1F1F1F"/>
+          <w:lang w:val="en-US" w:eastAsia="zh-CN" w:bidi="ar"/>
+        </w:rPr>
+        <w:t>str</w:t>
+      </w:r>
+      <w:r>
+        <w:rPr>
+          <w:rFonts w:hint="default" w:ascii="Consolas" w:hAnsi="Consolas" w:eastAsia="Consolas" w:cs="Consolas"/>
+          <w:b w:val="0"/>
+          <w:bCs w:val="0"/>
+          <w:color w:val="CCCCCC"/>
+          <w:kern w:val="0"/>
+          <w:sz w:val="14"/>
+          <w:szCs w:val="14"/>
+          <w:shd w:val="clear" w:fill="1F1F1F"/>
+          <w:lang w:val="en-US" w:eastAsia="zh-CN" w:bidi="ar"/>
+        </w:rPr>
+        <w:t>)</w:t>
+      </w:r>
+    </w:p>
+    <w:p>
+      <w:pPr>
+        <w:keepNext w:val="0"/>
+        <w:keepLines w:val="0"/>
+        <w:widowControl/>
+        <w:suppressLineNumbers w:val="0"/>
+        <w:shd w:val="clear" w:fill="1F1F1F"/>
+        <w:spacing w:line="190" w:lineRule="atLeast"/>
+        <w:jc w:val="left"/>
+        <w:rPr>
+          <w:rFonts w:hint="default" w:ascii="Consolas" w:hAnsi="Consolas" w:eastAsia="Consolas" w:cs="Consolas"/>
+          <w:b w:val="0"/>
+          <w:bCs w:val="0"/>
+          <w:color w:val="CCCCCC"/>
+          <w:sz w:val="14"/>
+          <w:szCs w:val="14"/>
+        </w:rPr>
+      </w:pPr>
+      <w:r>
+        <w:rPr>
+          <w:rFonts w:hint="default" w:ascii="Consolas" w:hAnsi="Consolas" w:eastAsia="Consolas" w:cs="Consolas"/>
+          <w:b w:val="0"/>
+          <w:bCs w:val="0"/>
+          <w:color w:val="9CDCFE"/>
+          <w:kern w:val="0"/>
+          <w:sz w:val="14"/>
+          <w:szCs w:val="14"/>
+          <w:shd w:val="clear" w:fill="1F1F1F"/>
+          <w:lang w:val="en-US" w:eastAsia="zh-CN" w:bidi="ar"/>
+        </w:rPr>
+        <w:t>t0</w:t>
+      </w:r>
+      <w:r>
+        <w:rPr>
+          <w:rFonts w:hint="default" w:ascii="Consolas" w:hAnsi="Consolas" w:eastAsia="Consolas" w:cs="Consolas"/>
+          <w:b w:val="0"/>
+          <w:bCs w:val="0"/>
+          <w:color w:val="CCCCCC"/>
+          <w:kern w:val="0"/>
+          <w:sz w:val="14"/>
+          <w:szCs w:val="14"/>
+          <w:shd w:val="clear" w:fill="1F1F1F"/>
+          <w:lang w:val="en-US" w:eastAsia="zh-CN" w:bidi="ar"/>
+        </w:rPr>
+        <w:t xml:space="preserve"> </w:t>
+      </w:r>
+      <w:r>
+        <w:rPr>
+          <w:rFonts w:hint="default" w:ascii="Consolas" w:hAnsi="Consolas" w:eastAsia="Consolas" w:cs="Consolas"/>
+          <w:b w:val="0"/>
+          <w:bCs w:val="0"/>
+          <w:color w:val="D4D4D4"/>
+          <w:kern w:val="0"/>
+          <w:sz w:val="14"/>
+          <w:szCs w:val="14"/>
+          <w:shd w:val="clear" w:fill="1F1F1F"/>
+          <w:lang w:val="en-US" w:eastAsia="zh-CN" w:bidi="ar"/>
+        </w:rPr>
+        <w:t>=</w:t>
+      </w:r>
+      <w:r>
+        <w:rPr>
+          <w:rFonts w:hint="default" w:ascii="Consolas" w:hAnsi="Consolas" w:eastAsia="Consolas" w:cs="Consolas"/>
+          <w:b w:val="0"/>
+          <w:bCs w:val="0"/>
+          <w:color w:val="CCCCCC"/>
+          <w:kern w:val="0"/>
+          <w:sz w:val="14"/>
+          <w:szCs w:val="14"/>
+          <w:shd w:val="clear" w:fill="1F1F1F"/>
+          <w:lang w:val="en-US" w:eastAsia="zh-CN" w:bidi="ar"/>
+        </w:rPr>
+        <w:t xml:space="preserve"> []</w:t>
+      </w:r>
+    </w:p>
+    <w:p>
+      <w:pPr>
+        <w:keepNext w:val="0"/>
+        <w:keepLines w:val="0"/>
+        <w:widowControl/>
+        <w:suppressLineNumbers w:val="0"/>
+        <w:shd w:val="clear" w:fill="1F1F1F"/>
+        <w:spacing w:line="190" w:lineRule="atLeast"/>
+        <w:jc w:val="left"/>
+        <w:rPr>
+          <w:rFonts w:hint="default" w:ascii="Consolas" w:hAnsi="Consolas" w:eastAsia="Consolas" w:cs="Consolas"/>
+          <w:b w:val="0"/>
+          <w:bCs w:val="0"/>
+          <w:color w:val="CCCCCC"/>
+          <w:sz w:val="14"/>
+          <w:szCs w:val="14"/>
+        </w:rPr>
+      </w:pPr>
+      <w:r>
+        <w:rPr>
+          <w:rFonts w:hint="default" w:ascii="Consolas" w:hAnsi="Consolas" w:eastAsia="Consolas" w:cs="Consolas"/>
+          <w:b w:val="0"/>
+          <w:bCs w:val="0"/>
+          <w:color w:val="9CDCFE"/>
+          <w:kern w:val="0"/>
+          <w:sz w:val="14"/>
+          <w:szCs w:val="14"/>
+          <w:shd w:val="clear" w:fill="1F1F1F"/>
+          <w:lang w:val="en-US" w:eastAsia="zh-CN" w:bidi="ar"/>
+        </w:rPr>
+        <w:t>h0</w:t>
+      </w:r>
+      <w:r>
+        <w:rPr>
+          <w:rFonts w:hint="default" w:ascii="Consolas" w:hAnsi="Consolas" w:eastAsia="Consolas" w:cs="Consolas"/>
+          <w:b w:val="0"/>
+          <w:bCs w:val="0"/>
+          <w:color w:val="CCCCCC"/>
+          <w:kern w:val="0"/>
+          <w:sz w:val="14"/>
+          <w:szCs w:val="14"/>
+          <w:shd w:val="clear" w:fill="1F1F1F"/>
+          <w:lang w:val="en-US" w:eastAsia="zh-CN" w:bidi="ar"/>
+        </w:rPr>
+        <w:t xml:space="preserve"> </w:t>
+      </w:r>
+      <w:r>
+        <w:rPr>
+          <w:rFonts w:hint="default" w:ascii="Consolas" w:hAnsi="Consolas" w:eastAsia="Consolas" w:cs="Consolas"/>
+          <w:b w:val="0"/>
+          <w:bCs w:val="0"/>
+          <w:color w:val="D4D4D4"/>
+          <w:kern w:val="0"/>
+          <w:sz w:val="14"/>
+          <w:szCs w:val="14"/>
+          <w:shd w:val="clear" w:fill="1F1F1F"/>
+          <w:lang w:val="en-US" w:eastAsia="zh-CN" w:bidi="ar"/>
+        </w:rPr>
+        <w:t>=</w:t>
+      </w:r>
+      <w:r>
+        <w:rPr>
+          <w:rFonts w:hint="default" w:ascii="Consolas" w:hAnsi="Consolas" w:eastAsia="Consolas" w:cs="Consolas"/>
+          <w:b w:val="0"/>
+          <w:bCs w:val="0"/>
+          <w:color w:val="CCCCCC"/>
+          <w:kern w:val="0"/>
+          <w:sz w:val="14"/>
+          <w:szCs w:val="14"/>
+          <w:shd w:val="clear" w:fill="1F1F1F"/>
+          <w:lang w:val="en-US" w:eastAsia="zh-CN" w:bidi="ar"/>
+        </w:rPr>
+        <w:t xml:space="preserve"> []</w:t>
+      </w:r>
+    </w:p>
+    <w:p>
+      <w:pPr>
+        <w:keepNext w:val="0"/>
+        <w:keepLines w:val="0"/>
+        <w:widowControl/>
+        <w:suppressLineNumbers w:val="0"/>
+        <w:shd w:val="clear" w:fill="1F1F1F"/>
+        <w:spacing w:line="190" w:lineRule="atLeast"/>
+        <w:jc w:val="left"/>
+        <w:rPr>
+          <w:rFonts w:hint="default" w:ascii="Consolas" w:hAnsi="Consolas" w:eastAsia="Consolas" w:cs="Consolas"/>
+          <w:b w:val="0"/>
+          <w:bCs w:val="0"/>
+          <w:color w:val="CCCCCC"/>
+          <w:sz w:val="14"/>
+          <w:szCs w:val="14"/>
+        </w:rPr>
+      </w:pPr>
+      <w:r>
+        <w:rPr>
+          <w:rFonts w:hint="default" w:ascii="Consolas" w:hAnsi="Consolas" w:eastAsia="Consolas" w:cs="Consolas"/>
+          <w:b w:val="0"/>
+          <w:bCs w:val="0"/>
+          <w:color w:val="C586C0"/>
+          <w:kern w:val="0"/>
+          <w:sz w:val="14"/>
+          <w:szCs w:val="14"/>
+          <w:shd w:val="clear" w:fill="1F1F1F"/>
+          <w:lang w:val="en-US" w:eastAsia="zh-CN" w:bidi="ar"/>
+        </w:rPr>
+        <w:t>for</w:t>
+      </w:r>
+      <w:r>
+        <w:rPr>
+          <w:rFonts w:hint="default" w:ascii="Consolas" w:hAnsi="Consolas" w:eastAsia="Consolas" w:cs="Consolas"/>
+          <w:b w:val="0"/>
+          <w:bCs w:val="0"/>
+          <w:color w:val="CCCCCC"/>
+          <w:kern w:val="0"/>
+          <w:sz w:val="14"/>
+          <w:szCs w:val="14"/>
+          <w:shd w:val="clear" w:fill="1F1F1F"/>
+          <w:lang w:val="en-US" w:eastAsia="zh-CN" w:bidi="ar"/>
+        </w:rPr>
+        <w:t xml:space="preserve"> </w:t>
+      </w:r>
+      <w:r>
+        <w:rPr>
+          <w:rFonts w:hint="default" w:ascii="Consolas" w:hAnsi="Consolas" w:eastAsia="Consolas" w:cs="Consolas"/>
+          <w:b w:val="0"/>
+          <w:bCs w:val="0"/>
+          <w:color w:val="9CDCFE"/>
+          <w:kern w:val="0"/>
+          <w:sz w:val="14"/>
+          <w:szCs w:val="14"/>
+          <w:shd w:val="clear" w:fill="1F1F1F"/>
+          <w:lang w:val="en-US" w:eastAsia="zh-CN" w:bidi="ar"/>
+        </w:rPr>
+        <w:t>row</w:t>
+      </w:r>
+      <w:r>
+        <w:rPr>
+          <w:rFonts w:hint="default" w:ascii="Consolas" w:hAnsi="Consolas" w:eastAsia="Consolas" w:cs="Consolas"/>
+          <w:b w:val="0"/>
+          <w:bCs w:val="0"/>
+          <w:color w:val="CCCCCC"/>
+          <w:kern w:val="0"/>
+          <w:sz w:val="14"/>
+          <w:szCs w:val="14"/>
+          <w:shd w:val="clear" w:fill="1F1F1F"/>
+          <w:lang w:val="en-US" w:eastAsia="zh-CN" w:bidi="ar"/>
+        </w:rPr>
+        <w:t xml:space="preserve"> </w:t>
+      </w:r>
+      <w:r>
+        <w:rPr>
+          <w:rFonts w:hint="default" w:ascii="Consolas" w:hAnsi="Consolas" w:eastAsia="Consolas" w:cs="Consolas"/>
+          <w:b w:val="0"/>
+          <w:bCs w:val="0"/>
+          <w:color w:val="DCDCAA"/>
+          <w:kern w:val="0"/>
+          <w:sz w:val="14"/>
+          <w:szCs w:val="14"/>
+          <w:shd w:val="clear" w:fill="1F1F1F"/>
+          <w:lang w:val="en-US" w:eastAsia="zh-CN" w:bidi="ar"/>
+        </w:rPr>
+        <w:t>in</w:t>
+      </w:r>
+      <w:r>
+        <w:rPr>
+          <w:rFonts w:hint="default" w:ascii="Consolas" w:hAnsi="Consolas" w:eastAsia="Consolas" w:cs="Consolas"/>
+          <w:b w:val="0"/>
+          <w:bCs w:val="0"/>
+          <w:color w:val="CCCCCC"/>
+          <w:kern w:val="0"/>
+          <w:sz w:val="14"/>
+          <w:szCs w:val="14"/>
+          <w:shd w:val="clear" w:fill="1F1F1F"/>
+          <w:lang w:val="en-US" w:eastAsia="zh-CN" w:bidi="ar"/>
+        </w:rPr>
+        <w:t xml:space="preserve"> </w:t>
+      </w:r>
+      <w:r>
+        <w:rPr>
+          <w:rFonts w:hint="default" w:ascii="Consolas" w:hAnsi="Consolas" w:eastAsia="Consolas" w:cs="Consolas"/>
+          <w:b w:val="0"/>
+          <w:bCs w:val="0"/>
+          <w:color w:val="9CDCFE"/>
+          <w:kern w:val="0"/>
+          <w:sz w:val="14"/>
+          <w:szCs w:val="14"/>
+          <w:shd w:val="clear" w:fill="1F1F1F"/>
+          <w:lang w:val="en-US" w:eastAsia="zh-CN" w:bidi="ar"/>
+        </w:rPr>
+        <w:t>data</w:t>
+      </w:r>
+      <w:r>
+        <w:rPr>
+          <w:rFonts w:hint="default" w:ascii="Consolas" w:hAnsi="Consolas" w:eastAsia="Consolas" w:cs="Consolas"/>
+          <w:b w:val="0"/>
+          <w:bCs w:val="0"/>
+          <w:color w:val="CCCCCC"/>
+          <w:kern w:val="0"/>
+          <w:sz w:val="14"/>
+          <w:szCs w:val="14"/>
+          <w:shd w:val="clear" w:fill="1F1F1F"/>
+          <w:lang w:val="en-US" w:eastAsia="zh-CN" w:bidi="ar"/>
+        </w:rPr>
+        <w:t>:</w:t>
+      </w:r>
+    </w:p>
+    <w:p>
+      <w:pPr>
+        <w:keepNext w:val="0"/>
+        <w:keepLines w:val="0"/>
+        <w:widowControl/>
+        <w:suppressLineNumbers w:val="0"/>
+        <w:shd w:val="clear" w:fill="1F1F1F"/>
+        <w:spacing w:line="190" w:lineRule="atLeast"/>
+        <w:jc w:val="left"/>
+        <w:rPr>
+          <w:rFonts w:hint="default" w:ascii="Consolas" w:hAnsi="Consolas" w:eastAsia="Consolas" w:cs="Consolas"/>
+          <w:b w:val="0"/>
+          <w:bCs w:val="0"/>
+          <w:color w:val="CCCCCC"/>
+          <w:sz w:val="14"/>
+          <w:szCs w:val="14"/>
+        </w:rPr>
+      </w:pPr>
+      <w:r>
+        <w:rPr>
+          <w:rFonts w:hint="default" w:ascii="Consolas" w:hAnsi="Consolas" w:eastAsia="Consolas" w:cs="Consolas"/>
+          <w:b w:val="0"/>
+          <w:bCs w:val="0"/>
+          <w:color w:val="CCCCCC"/>
+          <w:kern w:val="0"/>
+          <w:sz w:val="14"/>
+          <w:szCs w:val="14"/>
+          <w:shd w:val="clear" w:fill="1F1F1F"/>
+          <w:lang w:val="en-US" w:eastAsia="zh-CN" w:bidi="ar"/>
+        </w:rPr>
+        <w:t xml:space="preserve">    </w:t>
+      </w:r>
+      <w:r>
+        <w:rPr>
+          <w:rFonts w:hint="default" w:ascii="Consolas" w:hAnsi="Consolas" w:eastAsia="Consolas" w:cs="Consolas"/>
+          <w:b w:val="0"/>
+          <w:bCs w:val="0"/>
+          <w:color w:val="9CDCFE"/>
+          <w:kern w:val="0"/>
+          <w:sz w:val="14"/>
+          <w:szCs w:val="14"/>
+          <w:shd w:val="clear" w:fill="1F1F1F"/>
+          <w:lang w:val="en-US" w:eastAsia="zh-CN" w:bidi="ar"/>
+        </w:rPr>
+        <w:t>t0</w:t>
+      </w:r>
+      <w:r>
+        <w:rPr>
+          <w:rFonts w:hint="default" w:ascii="Consolas" w:hAnsi="Consolas" w:eastAsia="Consolas" w:cs="Consolas"/>
+          <w:b w:val="0"/>
+          <w:bCs w:val="0"/>
+          <w:color w:val="CCCCCC"/>
+          <w:kern w:val="0"/>
+          <w:sz w:val="14"/>
+          <w:szCs w:val="14"/>
+          <w:shd w:val="clear" w:fill="1F1F1F"/>
+          <w:lang w:val="en-US" w:eastAsia="zh-CN" w:bidi="ar"/>
+        </w:rPr>
+        <w:t>.</w:t>
+      </w:r>
+      <w:r>
+        <w:rPr>
+          <w:rFonts w:hint="default" w:ascii="Consolas" w:hAnsi="Consolas" w:eastAsia="Consolas" w:cs="Consolas"/>
+          <w:b w:val="0"/>
+          <w:bCs w:val="0"/>
+          <w:color w:val="DCDCAA"/>
+          <w:kern w:val="0"/>
+          <w:sz w:val="14"/>
+          <w:szCs w:val="14"/>
+          <w:shd w:val="clear" w:fill="1F1F1F"/>
+          <w:lang w:val="en-US" w:eastAsia="zh-CN" w:bidi="ar"/>
+        </w:rPr>
+        <w:t>append</w:t>
+      </w:r>
+      <w:r>
+        <w:rPr>
+          <w:rFonts w:hint="default" w:ascii="Consolas" w:hAnsi="Consolas" w:eastAsia="Consolas" w:cs="Consolas"/>
+          <w:b w:val="0"/>
+          <w:bCs w:val="0"/>
+          <w:color w:val="CCCCCC"/>
+          <w:kern w:val="0"/>
+          <w:sz w:val="14"/>
+          <w:szCs w:val="14"/>
+          <w:shd w:val="clear" w:fill="1F1F1F"/>
+          <w:lang w:val="en-US" w:eastAsia="zh-CN" w:bidi="ar"/>
+        </w:rPr>
+        <w:t>(</w:t>
+      </w:r>
+      <w:r>
+        <w:rPr>
+          <w:rFonts w:hint="default" w:ascii="Consolas" w:hAnsi="Consolas" w:eastAsia="Consolas" w:cs="Consolas"/>
+          <w:b w:val="0"/>
+          <w:bCs w:val="0"/>
+          <w:color w:val="4EC9B0"/>
+          <w:kern w:val="0"/>
+          <w:sz w:val="14"/>
+          <w:szCs w:val="14"/>
+          <w:shd w:val="clear" w:fill="1F1F1F"/>
+          <w:lang w:val="en-US" w:eastAsia="zh-CN" w:bidi="ar"/>
+        </w:rPr>
+        <w:t>float</w:t>
+      </w:r>
+      <w:r>
+        <w:rPr>
+          <w:rFonts w:hint="default" w:ascii="Consolas" w:hAnsi="Consolas" w:eastAsia="Consolas" w:cs="Consolas"/>
+          <w:b w:val="0"/>
+          <w:bCs w:val="0"/>
+          <w:color w:val="CCCCCC"/>
+          <w:kern w:val="0"/>
+          <w:sz w:val="14"/>
+          <w:szCs w:val="14"/>
+          <w:shd w:val="clear" w:fill="1F1F1F"/>
+          <w:lang w:val="en-US" w:eastAsia="zh-CN" w:bidi="ar"/>
+        </w:rPr>
+        <w:t>(</w:t>
+      </w:r>
+      <w:r>
+        <w:rPr>
+          <w:rFonts w:hint="default" w:ascii="Consolas" w:hAnsi="Consolas" w:eastAsia="Consolas" w:cs="Consolas"/>
+          <w:b w:val="0"/>
+          <w:bCs w:val="0"/>
+          <w:color w:val="9CDCFE"/>
+          <w:kern w:val="0"/>
+          <w:sz w:val="14"/>
+          <w:szCs w:val="14"/>
+          <w:shd w:val="clear" w:fill="1F1F1F"/>
+          <w:lang w:val="en-US" w:eastAsia="zh-CN" w:bidi="ar"/>
+        </w:rPr>
+        <w:t>row</w:t>
+      </w:r>
+      <w:r>
+        <w:rPr>
+          <w:rFonts w:hint="default" w:ascii="Consolas" w:hAnsi="Consolas" w:eastAsia="Consolas" w:cs="Consolas"/>
+          <w:b w:val="0"/>
+          <w:bCs w:val="0"/>
+          <w:color w:val="CCCCCC"/>
+          <w:kern w:val="0"/>
+          <w:sz w:val="14"/>
+          <w:szCs w:val="14"/>
+          <w:shd w:val="clear" w:fill="1F1F1F"/>
+          <w:lang w:val="en-US" w:eastAsia="zh-CN" w:bidi="ar"/>
+        </w:rPr>
+        <w:t>[</w:t>
+      </w:r>
+      <w:r>
+        <w:rPr>
+          <w:rFonts w:hint="default" w:ascii="Consolas" w:hAnsi="Consolas" w:eastAsia="Consolas" w:cs="Consolas"/>
+          <w:b w:val="0"/>
+          <w:bCs w:val="0"/>
+          <w:color w:val="B5CEA8"/>
+          <w:kern w:val="0"/>
+          <w:sz w:val="14"/>
+          <w:szCs w:val="14"/>
+          <w:shd w:val="clear" w:fill="1F1F1F"/>
+          <w:lang w:val="en-US" w:eastAsia="zh-CN" w:bidi="ar"/>
+        </w:rPr>
+        <w:t>0</w:t>
+      </w:r>
+      <w:r>
+        <w:rPr>
+          <w:rFonts w:hint="default" w:ascii="Consolas" w:hAnsi="Consolas" w:eastAsia="Consolas" w:cs="Consolas"/>
+          <w:b w:val="0"/>
+          <w:bCs w:val="0"/>
+          <w:color w:val="CCCCCC"/>
+          <w:kern w:val="0"/>
+          <w:sz w:val="14"/>
+          <w:szCs w:val="14"/>
+          <w:shd w:val="clear" w:fill="1F1F1F"/>
+          <w:lang w:val="en-US" w:eastAsia="zh-CN" w:bidi="ar"/>
+        </w:rPr>
+        <w:t>]))</w:t>
+      </w:r>
+    </w:p>
+    <w:p>
+      <w:pPr>
+        <w:keepNext w:val="0"/>
+        <w:keepLines w:val="0"/>
+        <w:widowControl/>
+        <w:suppressLineNumbers w:val="0"/>
+        <w:shd w:val="clear" w:fill="1F1F1F"/>
+        <w:spacing w:line="190" w:lineRule="atLeast"/>
+        <w:jc w:val="left"/>
+        <w:rPr>
+          <w:rFonts w:hint="default" w:ascii="Consolas" w:hAnsi="Consolas" w:eastAsia="Consolas" w:cs="Consolas"/>
+          <w:b w:val="0"/>
+          <w:bCs w:val="0"/>
+          <w:color w:val="CCCCCC"/>
+          <w:sz w:val="14"/>
+          <w:szCs w:val="14"/>
+        </w:rPr>
+      </w:pPr>
+      <w:r>
+        <w:rPr>
+          <w:rFonts w:hint="default" w:ascii="Consolas" w:hAnsi="Consolas" w:eastAsia="Consolas" w:cs="Consolas"/>
+          <w:b w:val="0"/>
+          <w:bCs w:val="0"/>
+          <w:color w:val="CCCCCC"/>
+          <w:kern w:val="0"/>
+          <w:sz w:val="14"/>
+          <w:szCs w:val="14"/>
+          <w:shd w:val="clear" w:fill="1F1F1F"/>
+          <w:lang w:val="en-US" w:eastAsia="zh-CN" w:bidi="ar"/>
+        </w:rPr>
+        <w:t xml:space="preserve">    </w:t>
+      </w:r>
+      <w:r>
+        <w:rPr>
+          <w:rFonts w:hint="default" w:ascii="Consolas" w:hAnsi="Consolas" w:eastAsia="Consolas" w:cs="Consolas"/>
+          <w:b w:val="0"/>
+          <w:bCs w:val="0"/>
+          <w:color w:val="9CDCFE"/>
+          <w:kern w:val="0"/>
+          <w:sz w:val="14"/>
+          <w:szCs w:val="14"/>
+          <w:shd w:val="clear" w:fill="1F1F1F"/>
+          <w:lang w:val="en-US" w:eastAsia="zh-CN" w:bidi="ar"/>
+        </w:rPr>
+        <w:t>height</w:t>
+      </w:r>
+      <w:r>
+        <w:rPr>
+          <w:rFonts w:hint="default" w:ascii="Consolas" w:hAnsi="Consolas" w:eastAsia="Consolas" w:cs="Consolas"/>
+          <w:b w:val="0"/>
+          <w:bCs w:val="0"/>
+          <w:color w:val="CCCCCC"/>
+          <w:kern w:val="0"/>
+          <w:sz w:val="14"/>
+          <w:szCs w:val="14"/>
+          <w:shd w:val="clear" w:fill="1F1F1F"/>
+          <w:lang w:val="en-US" w:eastAsia="zh-CN" w:bidi="ar"/>
+        </w:rPr>
+        <w:t xml:space="preserve"> </w:t>
+      </w:r>
+      <w:r>
+        <w:rPr>
+          <w:rFonts w:hint="default" w:ascii="Consolas" w:hAnsi="Consolas" w:eastAsia="Consolas" w:cs="Consolas"/>
+          <w:b w:val="0"/>
+          <w:bCs w:val="0"/>
+          <w:color w:val="D4D4D4"/>
+          <w:kern w:val="0"/>
+          <w:sz w:val="14"/>
+          <w:szCs w:val="14"/>
+          <w:shd w:val="clear" w:fill="1F1F1F"/>
+          <w:lang w:val="en-US" w:eastAsia="zh-CN" w:bidi="ar"/>
+        </w:rPr>
+        <w:t>=</w:t>
+      </w:r>
+      <w:r>
+        <w:rPr>
+          <w:rFonts w:hint="default" w:ascii="Consolas" w:hAnsi="Consolas" w:eastAsia="Consolas" w:cs="Consolas"/>
+          <w:b w:val="0"/>
+          <w:bCs w:val="0"/>
+          <w:color w:val="CCCCCC"/>
+          <w:kern w:val="0"/>
+          <w:sz w:val="14"/>
+          <w:szCs w:val="14"/>
+          <w:shd w:val="clear" w:fill="1F1F1F"/>
+          <w:lang w:val="en-US" w:eastAsia="zh-CN" w:bidi="ar"/>
+        </w:rPr>
+        <w:t xml:space="preserve"> </w:t>
+      </w:r>
+      <w:r>
+        <w:rPr>
+          <w:rFonts w:hint="default" w:ascii="Consolas" w:hAnsi="Consolas" w:eastAsia="Consolas" w:cs="Consolas"/>
+          <w:b w:val="0"/>
+          <w:bCs w:val="0"/>
+          <w:color w:val="9CDCFE"/>
+          <w:kern w:val="0"/>
+          <w:sz w:val="14"/>
+          <w:szCs w:val="14"/>
+          <w:shd w:val="clear" w:fill="1F1F1F"/>
+          <w:lang w:val="en-US" w:eastAsia="zh-CN" w:bidi="ar"/>
+        </w:rPr>
+        <w:t>row</w:t>
+      </w:r>
+      <w:r>
+        <w:rPr>
+          <w:rFonts w:hint="default" w:ascii="Consolas" w:hAnsi="Consolas" w:eastAsia="Consolas" w:cs="Consolas"/>
+          <w:b w:val="0"/>
+          <w:bCs w:val="0"/>
+          <w:color w:val="CCCCCC"/>
+          <w:kern w:val="0"/>
+          <w:sz w:val="14"/>
+          <w:szCs w:val="14"/>
+          <w:shd w:val="clear" w:fill="1F1F1F"/>
+          <w:lang w:val="en-US" w:eastAsia="zh-CN" w:bidi="ar"/>
+        </w:rPr>
+        <w:t>[</w:t>
+      </w:r>
+      <w:r>
+        <w:rPr>
+          <w:rFonts w:hint="default" w:ascii="Consolas" w:hAnsi="Consolas" w:eastAsia="Consolas" w:cs="Consolas"/>
+          <w:b w:val="0"/>
+          <w:bCs w:val="0"/>
+          <w:color w:val="B5CEA8"/>
+          <w:kern w:val="0"/>
+          <w:sz w:val="14"/>
+          <w:szCs w:val="14"/>
+          <w:shd w:val="clear" w:fill="1F1F1F"/>
+          <w:lang w:val="en-US" w:eastAsia="zh-CN" w:bidi="ar"/>
+        </w:rPr>
+        <w:t>1</w:t>
+      </w:r>
+      <w:r>
+        <w:rPr>
+          <w:rFonts w:hint="default" w:ascii="Consolas" w:hAnsi="Consolas" w:eastAsia="Consolas" w:cs="Consolas"/>
+          <w:b w:val="0"/>
+          <w:bCs w:val="0"/>
+          <w:color w:val="CCCCCC"/>
+          <w:kern w:val="0"/>
+          <w:sz w:val="14"/>
+          <w:szCs w:val="14"/>
+          <w:shd w:val="clear" w:fill="1F1F1F"/>
+          <w:lang w:val="en-US" w:eastAsia="zh-CN" w:bidi="ar"/>
+        </w:rPr>
+        <w:t>]</w:t>
+      </w:r>
+    </w:p>
+    <w:p>
+      <w:pPr>
+        <w:keepNext w:val="0"/>
+        <w:keepLines w:val="0"/>
+        <w:widowControl/>
+        <w:suppressLineNumbers w:val="0"/>
+        <w:shd w:val="clear" w:fill="1F1F1F"/>
+        <w:spacing w:line="190" w:lineRule="atLeast"/>
+        <w:jc w:val="left"/>
+      </w:pPr>
+      <w:r>
+        <w:rPr>
+          <w:rFonts w:hint="default" w:ascii="Consolas" w:hAnsi="Consolas" w:eastAsia="Consolas" w:cs="Consolas"/>
+          <w:b w:val="0"/>
+          <w:bCs w:val="0"/>
+          <w:color w:val="CCCCCC"/>
+          <w:kern w:val="0"/>
+          <w:sz w:val="14"/>
+          <w:szCs w:val="14"/>
+          <w:shd w:val="clear" w:fill="1F1F1F"/>
+          <w:lang w:val="en-US" w:eastAsia="zh-CN" w:bidi="ar"/>
+        </w:rPr>
+        <w:t xml:space="preserve">    </w:t>
+      </w:r>
+      <w:r>
+        <w:rPr>
+          <w:rFonts w:hint="default" w:ascii="Consolas" w:hAnsi="Consolas" w:eastAsia="Consolas" w:cs="Consolas"/>
+          <w:b w:val="0"/>
+          <w:bCs w:val="0"/>
+          <w:color w:val="9CDCFE"/>
+          <w:kern w:val="0"/>
+          <w:sz w:val="14"/>
+          <w:szCs w:val="14"/>
+          <w:shd w:val="clear" w:fill="1F1F1F"/>
+          <w:lang w:val="en-US" w:eastAsia="zh-CN" w:bidi="ar"/>
+        </w:rPr>
+        <w:t>h0</w:t>
+      </w:r>
+      <w:r>
+        <w:rPr>
+          <w:rFonts w:hint="default" w:ascii="Consolas" w:hAnsi="Consolas" w:eastAsia="Consolas" w:cs="Consolas"/>
+          <w:b w:val="0"/>
+          <w:bCs w:val="0"/>
+          <w:color w:val="CCCCCC"/>
+          <w:kern w:val="0"/>
+          <w:sz w:val="14"/>
+          <w:szCs w:val="14"/>
+          <w:shd w:val="clear" w:fill="1F1F1F"/>
+          <w:lang w:val="en-US" w:eastAsia="zh-CN" w:bidi="ar"/>
+        </w:rPr>
+        <w:t>.</w:t>
+      </w:r>
+      <w:r>
+        <w:rPr>
+          <w:rFonts w:hint="default" w:ascii="Consolas" w:hAnsi="Consolas" w:eastAsia="Consolas" w:cs="Consolas"/>
+          <w:b w:val="0"/>
+          <w:bCs w:val="0"/>
+          <w:color w:val="DCDCAA"/>
+          <w:kern w:val="0"/>
+          <w:sz w:val="14"/>
+          <w:szCs w:val="14"/>
+          <w:shd w:val="clear" w:fill="1F1F1F"/>
+          <w:lang w:val="en-US" w:eastAsia="zh-CN" w:bidi="ar"/>
+        </w:rPr>
+        <w:t>append</w:t>
+      </w:r>
+      <w:r>
+        <w:rPr>
+          <w:rFonts w:hint="default" w:ascii="Consolas" w:hAnsi="Consolas" w:eastAsia="Consolas" w:cs="Consolas"/>
+          <w:b w:val="0"/>
+          <w:bCs w:val="0"/>
+          <w:color w:val="CCCCCC"/>
+          <w:kern w:val="0"/>
+          <w:sz w:val="14"/>
+          <w:szCs w:val="14"/>
+          <w:shd w:val="clear" w:fill="1F1F1F"/>
+          <w:lang w:val="en-US" w:eastAsia="zh-CN" w:bidi="ar"/>
+        </w:rPr>
+        <w:t>(</w:t>
+      </w:r>
+      <w:r>
+        <w:rPr>
+          <w:rFonts w:hint="default" w:ascii="Consolas" w:hAnsi="Consolas" w:eastAsia="Consolas" w:cs="Consolas"/>
+          <w:b w:val="0"/>
+          <w:bCs w:val="0"/>
+          <w:color w:val="4EC9B0"/>
+          <w:kern w:val="0"/>
+          <w:sz w:val="14"/>
+          <w:szCs w:val="14"/>
+          <w:shd w:val="clear" w:fill="1F1F1F"/>
+          <w:lang w:val="en-US" w:eastAsia="zh-CN" w:bidi="ar"/>
+        </w:rPr>
+        <w:t>float</w:t>
+      </w:r>
+      <w:r>
+        <w:rPr>
+          <w:rFonts w:hint="default" w:ascii="Consolas" w:hAnsi="Consolas" w:eastAsia="Consolas" w:cs="Consolas"/>
+          <w:b w:val="0"/>
+          <w:bCs w:val="0"/>
+          <w:color w:val="CCCCCC"/>
+          <w:kern w:val="0"/>
+          <w:sz w:val="14"/>
+          <w:szCs w:val="14"/>
+          <w:shd w:val="clear" w:fill="1F1F1F"/>
+          <w:lang w:val="en-US" w:eastAsia="zh-CN" w:bidi="ar"/>
+        </w:rPr>
+        <w:t>(</w:t>
+      </w:r>
+      <w:r>
+        <w:rPr>
+          <w:rFonts w:hint="default" w:ascii="Consolas" w:hAnsi="Consolas" w:eastAsia="Consolas" w:cs="Consolas"/>
+          <w:b w:val="0"/>
+          <w:bCs w:val="0"/>
+          <w:color w:val="9CDCFE"/>
+          <w:kern w:val="0"/>
+          <w:sz w:val="14"/>
+          <w:szCs w:val="14"/>
+          <w:shd w:val="clear" w:fill="1F1F1F"/>
+          <w:lang w:val="en-US" w:eastAsia="zh-CN" w:bidi="ar"/>
+        </w:rPr>
+        <w:t>height</w:t>
+      </w:r>
+      <w:r>
+        <w:rPr>
+          <w:rFonts w:hint="default" w:ascii="Consolas" w:hAnsi="Consolas" w:eastAsia="Consolas" w:cs="Consolas"/>
+          <w:b w:val="0"/>
+          <w:bCs w:val="0"/>
+          <w:color w:val="CCCCCC"/>
+          <w:kern w:val="0"/>
+          <w:sz w:val="14"/>
+          <w:szCs w:val="14"/>
+          <w:shd w:val="clear" w:fill="1F1F1F"/>
+          <w:lang w:val="en-US" w:eastAsia="zh-CN" w:bidi="ar"/>
+        </w:rPr>
+        <w:t>))</w:t>
+      </w:r>
+    </w:p>
+    <w:p>
+      <w:pPr>
+        <w:keepNext w:val="0"/>
+        <w:keepLines w:val="0"/>
+        <w:widowControl/>
+        <w:suppressLineNumbers w:val="0"/>
+        <w:shd w:val="clear" w:fill="1F1F1F"/>
+        <w:spacing w:line="190" w:lineRule="atLeast"/>
+        <w:jc w:val="left"/>
+        <w:rPr>
+          <w:rFonts w:hint="default" w:ascii="Consolas" w:hAnsi="Consolas" w:eastAsia="Consolas" w:cs="Consolas"/>
+          <w:b w:val="0"/>
+          <w:bCs w:val="0"/>
+          <w:color w:val="CCCCCC"/>
+          <w:sz w:val="14"/>
+          <w:szCs w:val="14"/>
+        </w:rPr>
+      </w:pPr>
+      <w:r>
+        <w:rPr>
+          <w:rFonts w:hint="default" w:ascii="Consolas" w:hAnsi="Consolas" w:eastAsia="Consolas" w:cs="Consolas"/>
+          <w:b w:val="0"/>
+          <w:bCs w:val="0"/>
+          <w:color w:val="9CDCFE"/>
+          <w:kern w:val="0"/>
+          <w:sz w:val="14"/>
+          <w:szCs w:val="14"/>
+          <w:shd w:val="clear" w:fill="1F1F1F"/>
+          <w:lang w:val="en-US" w:eastAsia="zh-CN" w:bidi="ar"/>
+        </w:rPr>
+        <w:t>t0</w:t>
+      </w:r>
+      <w:r>
+        <w:rPr>
+          <w:rFonts w:hint="default" w:ascii="Consolas" w:hAnsi="Consolas" w:eastAsia="Consolas" w:cs="Consolas"/>
+          <w:b w:val="0"/>
+          <w:bCs w:val="0"/>
+          <w:color w:val="CCCCCC"/>
+          <w:kern w:val="0"/>
+          <w:sz w:val="14"/>
+          <w:szCs w:val="14"/>
+          <w:shd w:val="clear" w:fill="1F1F1F"/>
+          <w:lang w:val="en-US" w:eastAsia="zh-CN" w:bidi="ar"/>
+        </w:rPr>
+        <w:t xml:space="preserve"> </w:t>
+      </w:r>
+      <w:r>
+        <w:rPr>
+          <w:rFonts w:hint="default" w:ascii="Consolas" w:hAnsi="Consolas" w:eastAsia="Consolas" w:cs="Consolas"/>
+          <w:b w:val="0"/>
+          <w:bCs w:val="0"/>
+          <w:color w:val="D4D4D4"/>
+          <w:kern w:val="0"/>
+          <w:sz w:val="14"/>
+          <w:szCs w:val="14"/>
+          <w:shd w:val="clear" w:fill="1F1F1F"/>
+          <w:lang w:val="en-US" w:eastAsia="zh-CN" w:bidi="ar"/>
+        </w:rPr>
+        <w:t>=</w:t>
+      </w:r>
+      <w:r>
+        <w:rPr>
+          <w:rFonts w:hint="default" w:ascii="Consolas" w:hAnsi="Consolas" w:eastAsia="Consolas" w:cs="Consolas"/>
+          <w:b w:val="0"/>
+          <w:bCs w:val="0"/>
+          <w:color w:val="CCCCCC"/>
+          <w:kern w:val="0"/>
+          <w:sz w:val="14"/>
+          <w:szCs w:val="14"/>
+          <w:shd w:val="clear" w:fill="1F1F1F"/>
+          <w:lang w:val="en-US" w:eastAsia="zh-CN" w:bidi="ar"/>
+        </w:rPr>
+        <w:t xml:space="preserve"> </w:t>
+      </w:r>
+      <w:r>
+        <w:rPr>
+          <w:rFonts w:hint="default" w:ascii="Consolas" w:hAnsi="Consolas" w:eastAsia="Consolas" w:cs="Consolas"/>
+          <w:b w:val="0"/>
+          <w:bCs w:val="0"/>
+          <w:color w:val="4EC9B0"/>
+          <w:kern w:val="0"/>
+          <w:sz w:val="14"/>
+          <w:szCs w:val="14"/>
+          <w:shd w:val="clear" w:fill="1F1F1F"/>
+          <w:lang w:val="en-US" w:eastAsia="zh-CN" w:bidi="ar"/>
+        </w:rPr>
+        <w:t>np</w:t>
+      </w:r>
+      <w:r>
+        <w:rPr>
+          <w:rFonts w:hint="default" w:ascii="Consolas" w:hAnsi="Consolas" w:eastAsia="Consolas" w:cs="Consolas"/>
+          <w:b w:val="0"/>
+          <w:bCs w:val="0"/>
+          <w:color w:val="CCCCCC"/>
+          <w:kern w:val="0"/>
+          <w:sz w:val="14"/>
+          <w:szCs w:val="14"/>
+          <w:shd w:val="clear" w:fill="1F1F1F"/>
+          <w:lang w:val="en-US" w:eastAsia="zh-CN" w:bidi="ar"/>
+        </w:rPr>
+        <w:t>.</w:t>
+      </w:r>
+      <w:r>
+        <w:rPr>
+          <w:rFonts w:hint="default" w:ascii="Consolas" w:hAnsi="Consolas" w:eastAsia="Consolas" w:cs="Consolas"/>
+          <w:b w:val="0"/>
+          <w:bCs w:val="0"/>
+          <w:color w:val="DCDCAA"/>
+          <w:kern w:val="0"/>
+          <w:sz w:val="14"/>
+          <w:szCs w:val="14"/>
+          <w:shd w:val="clear" w:fill="1F1F1F"/>
+          <w:lang w:val="en-US" w:eastAsia="zh-CN" w:bidi="ar"/>
+        </w:rPr>
+        <w:t>array</w:t>
+      </w:r>
+      <w:r>
+        <w:rPr>
+          <w:rFonts w:hint="default" w:ascii="Consolas" w:hAnsi="Consolas" w:eastAsia="Consolas" w:cs="Consolas"/>
+          <w:b w:val="0"/>
+          <w:bCs w:val="0"/>
+          <w:color w:val="CCCCCC"/>
+          <w:kern w:val="0"/>
+          <w:sz w:val="14"/>
+          <w:szCs w:val="14"/>
+          <w:shd w:val="clear" w:fill="1F1F1F"/>
+          <w:lang w:val="en-US" w:eastAsia="zh-CN" w:bidi="ar"/>
+        </w:rPr>
+        <w:t>(</w:t>
+      </w:r>
+      <w:r>
+        <w:rPr>
+          <w:rFonts w:hint="default" w:ascii="Consolas" w:hAnsi="Consolas" w:eastAsia="Consolas" w:cs="Consolas"/>
+          <w:b w:val="0"/>
+          <w:bCs w:val="0"/>
+          <w:color w:val="9CDCFE"/>
+          <w:kern w:val="0"/>
+          <w:sz w:val="14"/>
+          <w:szCs w:val="14"/>
+          <w:shd w:val="clear" w:fill="1F1F1F"/>
+          <w:lang w:val="en-US" w:eastAsia="zh-CN" w:bidi="ar"/>
+        </w:rPr>
+        <w:t>t0</w:t>
+      </w:r>
+      <w:r>
+        <w:rPr>
+          <w:rFonts w:hint="default" w:ascii="Consolas" w:hAnsi="Consolas" w:eastAsia="Consolas" w:cs="Consolas"/>
+          <w:b w:val="0"/>
+          <w:bCs w:val="0"/>
+          <w:color w:val="CCCCCC"/>
+          <w:kern w:val="0"/>
+          <w:sz w:val="14"/>
+          <w:szCs w:val="14"/>
+          <w:shd w:val="clear" w:fill="1F1F1F"/>
+          <w:lang w:val="en-US" w:eastAsia="zh-CN" w:bidi="ar"/>
+        </w:rPr>
+        <w:t>)</w:t>
+      </w:r>
+    </w:p>
+    <w:p>
+      <w:pPr>
+        <w:keepNext w:val="0"/>
+        <w:keepLines w:val="0"/>
+        <w:widowControl/>
+        <w:suppressLineNumbers w:val="0"/>
+        <w:shd w:val="clear" w:fill="1F1F1F"/>
+        <w:spacing w:line="190" w:lineRule="atLeast"/>
+        <w:jc w:val="left"/>
+      </w:pPr>
+      <w:r>
+        <w:rPr>
+          <w:rFonts w:hint="default" w:ascii="Consolas" w:hAnsi="Consolas" w:eastAsia="Consolas" w:cs="Consolas"/>
+          <w:b w:val="0"/>
+          <w:bCs w:val="0"/>
+          <w:color w:val="9CDCFE"/>
+          <w:kern w:val="0"/>
+          <w:sz w:val="14"/>
+          <w:szCs w:val="14"/>
+          <w:shd w:val="clear" w:fill="1F1F1F"/>
+          <w:lang w:val="en-US" w:eastAsia="zh-CN" w:bidi="ar"/>
+        </w:rPr>
+        <w:t>h0</w:t>
+      </w:r>
+      <w:r>
+        <w:rPr>
+          <w:rFonts w:hint="default" w:ascii="Consolas" w:hAnsi="Consolas" w:eastAsia="Consolas" w:cs="Consolas"/>
+          <w:b w:val="0"/>
+          <w:bCs w:val="0"/>
+          <w:color w:val="CCCCCC"/>
+          <w:kern w:val="0"/>
+          <w:sz w:val="14"/>
+          <w:szCs w:val="14"/>
+          <w:shd w:val="clear" w:fill="1F1F1F"/>
+          <w:lang w:val="en-US" w:eastAsia="zh-CN" w:bidi="ar"/>
+        </w:rPr>
+        <w:t xml:space="preserve"> </w:t>
+      </w:r>
+      <w:r>
+        <w:rPr>
+          <w:rFonts w:hint="default" w:ascii="Consolas" w:hAnsi="Consolas" w:eastAsia="Consolas" w:cs="Consolas"/>
+          <w:b w:val="0"/>
+          <w:bCs w:val="0"/>
+          <w:color w:val="D4D4D4"/>
+          <w:kern w:val="0"/>
+          <w:sz w:val="14"/>
+          <w:szCs w:val="14"/>
+          <w:shd w:val="clear" w:fill="1F1F1F"/>
+          <w:lang w:val="en-US" w:eastAsia="zh-CN" w:bidi="ar"/>
+        </w:rPr>
+        <w:t>=</w:t>
+      </w:r>
+      <w:r>
+        <w:rPr>
+          <w:rFonts w:hint="default" w:ascii="Consolas" w:hAnsi="Consolas" w:eastAsia="Consolas" w:cs="Consolas"/>
+          <w:b w:val="0"/>
+          <w:bCs w:val="0"/>
+          <w:color w:val="CCCCCC"/>
+          <w:kern w:val="0"/>
+          <w:sz w:val="14"/>
+          <w:szCs w:val="14"/>
+          <w:shd w:val="clear" w:fill="1F1F1F"/>
+          <w:lang w:val="en-US" w:eastAsia="zh-CN" w:bidi="ar"/>
+        </w:rPr>
+        <w:t xml:space="preserve"> </w:t>
+      </w:r>
+      <w:r>
+        <w:rPr>
+          <w:rFonts w:hint="default" w:ascii="Consolas" w:hAnsi="Consolas" w:eastAsia="Consolas" w:cs="Consolas"/>
+          <w:b w:val="0"/>
+          <w:bCs w:val="0"/>
+          <w:color w:val="4EC9B0"/>
+          <w:kern w:val="0"/>
+          <w:sz w:val="14"/>
+          <w:szCs w:val="14"/>
+          <w:shd w:val="clear" w:fill="1F1F1F"/>
+          <w:lang w:val="en-US" w:eastAsia="zh-CN" w:bidi="ar"/>
+        </w:rPr>
+        <w:t>np</w:t>
+      </w:r>
+      <w:r>
+        <w:rPr>
+          <w:rFonts w:hint="default" w:ascii="Consolas" w:hAnsi="Consolas" w:eastAsia="Consolas" w:cs="Consolas"/>
+          <w:b w:val="0"/>
+          <w:bCs w:val="0"/>
+          <w:color w:val="CCCCCC"/>
+          <w:kern w:val="0"/>
+          <w:sz w:val="14"/>
+          <w:szCs w:val="14"/>
+          <w:shd w:val="clear" w:fill="1F1F1F"/>
+          <w:lang w:val="en-US" w:eastAsia="zh-CN" w:bidi="ar"/>
+        </w:rPr>
+        <w:t>.</w:t>
+      </w:r>
+      <w:r>
+        <w:rPr>
+          <w:rFonts w:hint="default" w:ascii="Consolas" w:hAnsi="Consolas" w:eastAsia="Consolas" w:cs="Consolas"/>
+          <w:b w:val="0"/>
+          <w:bCs w:val="0"/>
+          <w:color w:val="DCDCAA"/>
+          <w:kern w:val="0"/>
+          <w:sz w:val="14"/>
+          <w:szCs w:val="14"/>
+          <w:shd w:val="clear" w:fill="1F1F1F"/>
+          <w:lang w:val="en-US" w:eastAsia="zh-CN" w:bidi="ar"/>
+        </w:rPr>
+        <w:t>array</w:t>
+      </w:r>
+      <w:r>
+        <w:rPr>
+          <w:rFonts w:hint="default" w:ascii="Consolas" w:hAnsi="Consolas" w:eastAsia="Consolas" w:cs="Consolas"/>
+          <w:b w:val="0"/>
+          <w:bCs w:val="0"/>
+          <w:color w:val="CCCCCC"/>
+          <w:kern w:val="0"/>
+          <w:sz w:val="14"/>
+          <w:szCs w:val="14"/>
+          <w:shd w:val="clear" w:fill="1F1F1F"/>
+          <w:lang w:val="en-US" w:eastAsia="zh-CN" w:bidi="ar"/>
+        </w:rPr>
+        <w:t>(</w:t>
+      </w:r>
+      <w:r>
+        <w:rPr>
+          <w:rFonts w:hint="default" w:ascii="Consolas" w:hAnsi="Consolas" w:eastAsia="Consolas" w:cs="Consolas"/>
+          <w:b w:val="0"/>
+          <w:bCs w:val="0"/>
+          <w:color w:val="9CDCFE"/>
+          <w:kern w:val="0"/>
+          <w:sz w:val="14"/>
+          <w:szCs w:val="14"/>
+          <w:shd w:val="clear" w:fill="1F1F1F"/>
+          <w:lang w:val="en-US" w:eastAsia="zh-CN" w:bidi="ar"/>
+        </w:rPr>
+        <w:t>h0</w:t>
+      </w:r>
+      <w:r>
+        <w:rPr>
+          <w:rFonts w:hint="default" w:ascii="Consolas" w:hAnsi="Consolas" w:eastAsia="Consolas" w:cs="Consolas"/>
+          <w:b w:val="0"/>
+          <w:bCs w:val="0"/>
+          <w:color w:val="CCCCCC"/>
+          <w:kern w:val="0"/>
+          <w:sz w:val="14"/>
+          <w:szCs w:val="14"/>
+          <w:shd w:val="clear" w:fill="1F1F1F"/>
+          <w:lang w:val="en-US" w:eastAsia="zh-CN" w:bidi="ar"/>
+        </w:rPr>
+        <w:t>)</w:t>
+      </w:r>
+    </w:p>
+    <w:p>
+      <w:pPr>
+        <w:keepNext w:val="0"/>
+        <w:keepLines w:val="0"/>
+        <w:widowControl/>
+        <w:suppressLineNumbers w:val="0"/>
+        <w:shd w:val="clear" w:fill="1F1F1F"/>
+        <w:spacing w:line="190" w:lineRule="atLeast"/>
+        <w:jc w:val="left"/>
+        <w:rPr>
+          <w:rFonts w:hint="default" w:ascii="Consolas" w:hAnsi="Consolas" w:eastAsia="Consolas" w:cs="Consolas"/>
+          <w:b w:val="0"/>
+          <w:bCs w:val="0"/>
+          <w:color w:val="CCCCCC"/>
+          <w:sz w:val="14"/>
+          <w:szCs w:val="14"/>
+        </w:rPr>
+      </w:pPr>
+      <w:r>
+        <w:rPr>
+          <w:rFonts w:hint="default" w:ascii="Consolas" w:hAnsi="Consolas" w:eastAsia="Consolas" w:cs="Consolas"/>
+          <w:b w:val="0"/>
+          <w:bCs w:val="0"/>
+          <w:color w:val="6A9955"/>
+          <w:kern w:val="0"/>
+          <w:sz w:val="14"/>
+          <w:szCs w:val="14"/>
+          <w:shd w:val="clear" w:fill="1F1F1F"/>
+          <w:lang w:val="en-US" w:eastAsia="zh-CN" w:bidi="ar"/>
+        </w:rPr>
+        <w:t># 2. 参数定义</w:t>
+      </w:r>
+    </w:p>
+    <w:p>
+      <w:pPr>
+        <w:keepNext w:val="0"/>
+        <w:keepLines w:val="0"/>
+        <w:widowControl/>
+        <w:suppressLineNumbers w:val="0"/>
+        <w:shd w:val="clear" w:fill="1F1F1F"/>
+        <w:spacing w:line="190" w:lineRule="atLeast"/>
+        <w:jc w:val="left"/>
+        <w:rPr>
+          <w:rFonts w:hint="default" w:ascii="Consolas" w:hAnsi="Consolas" w:eastAsia="Consolas" w:cs="Consolas"/>
+          <w:b w:val="0"/>
+          <w:bCs w:val="0"/>
+          <w:color w:val="CCCCCC"/>
+          <w:sz w:val="14"/>
+          <w:szCs w:val="14"/>
+        </w:rPr>
+      </w:pPr>
+      <w:r>
+        <w:rPr>
+          <w:rFonts w:hint="default" w:ascii="Consolas" w:hAnsi="Consolas" w:eastAsia="Consolas" w:cs="Consolas"/>
+          <w:b w:val="0"/>
+          <w:bCs w:val="0"/>
+          <w:color w:val="9CDCFE"/>
+          <w:kern w:val="0"/>
+          <w:sz w:val="14"/>
+          <w:szCs w:val="14"/>
+          <w:shd w:val="clear" w:fill="1F1F1F"/>
+          <w:lang w:val="en-US" w:eastAsia="zh-CN" w:bidi="ar"/>
+        </w:rPr>
+        <w:t>hs</w:t>
+      </w:r>
+      <w:r>
+        <w:rPr>
+          <w:rFonts w:hint="default" w:ascii="Consolas" w:hAnsi="Consolas" w:eastAsia="Consolas" w:cs="Consolas"/>
+          <w:b w:val="0"/>
+          <w:bCs w:val="0"/>
+          <w:color w:val="CCCCCC"/>
+          <w:kern w:val="0"/>
+          <w:sz w:val="14"/>
+          <w:szCs w:val="14"/>
+          <w:shd w:val="clear" w:fill="1F1F1F"/>
+          <w:lang w:val="en-US" w:eastAsia="zh-CN" w:bidi="ar"/>
+        </w:rPr>
+        <w:t xml:space="preserve"> </w:t>
+      </w:r>
+      <w:r>
+        <w:rPr>
+          <w:rFonts w:hint="default" w:ascii="Consolas" w:hAnsi="Consolas" w:eastAsia="Consolas" w:cs="Consolas"/>
+          <w:b w:val="0"/>
+          <w:bCs w:val="0"/>
+          <w:color w:val="D4D4D4"/>
+          <w:kern w:val="0"/>
+          <w:sz w:val="14"/>
+          <w:szCs w:val="14"/>
+          <w:shd w:val="clear" w:fill="1F1F1F"/>
+          <w:lang w:val="en-US" w:eastAsia="zh-CN" w:bidi="ar"/>
+        </w:rPr>
+        <w:t>=</w:t>
+      </w:r>
+      <w:r>
+        <w:rPr>
+          <w:rFonts w:hint="default" w:ascii="Consolas" w:hAnsi="Consolas" w:eastAsia="Consolas" w:cs="Consolas"/>
+          <w:b w:val="0"/>
+          <w:bCs w:val="0"/>
+          <w:color w:val="CCCCCC"/>
+          <w:kern w:val="0"/>
+          <w:sz w:val="14"/>
+          <w:szCs w:val="14"/>
+          <w:shd w:val="clear" w:fill="1F1F1F"/>
+          <w:lang w:val="en-US" w:eastAsia="zh-CN" w:bidi="ar"/>
+        </w:rPr>
+        <w:t xml:space="preserve"> </w:t>
+      </w:r>
+      <w:r>
+        <w:rPr>
+          <w:rFonts w:hint="default" w:ascii="Consolas" w:hAnsi="Consolas" w:eastAsia="Consolas" w:cs="Consolas"/>
+          <w:b w:val="0"/>
+          <w:bCs w:val="0"/>
+          <w:color w:val="B5CEA8"/>
+          <w:kern w:val="0"/>
+          <w:sz w:val="14"/>
+          <w:szCs w:val="14"/>
+          <w:shd w:val="clear" w:fill="1F1F1F"/>
+          <w:lang w:val="en-US" w:eastAsia="zh-CN" w:bidi="ar"/>
+        </w:rPr>
+        <w:t>0.3024</w:t>
+      </w:r>
+      <w:r>
+        <w:rPr>
+          <w:rFonts w:hint="default" w:ascii="Consolas" w:hAnsi="Consolas" w:eastAsia="Consolas" w:cs="Consolas"/>
+          <w:b w:val="0"/>
+          <w:bCs w:val="0"/>
+          <w:color w:val="CCCCCC"/>
+          <w:kern w:val="0"/>
+          <w:sz w:val="14"/>
+          <w:szCs w:val="14"/>
+          <w:shd w:val="clear" w:fill="1F1F1F"/>
+          <w:lang w:val="en-US" w:eastAsia="zh-CN" w:bidi="ar"/>
+        </w:rPr>
+        <w:t xml:space="preserve">  </w:t>
+      </w:r>
+      <w:r>
+        <w:rPr>
+          <w:rFonts w:hint="default" w:ascii="Consolas" w:hAnsi="Consolas" w:eastAsia="Consolas" w:cs="Consolas"/>
+          <w:b w:val="0"/>
+          <w:bCs w:val="0"/>
+          <w:color w:val="6A9955"/>
+          <w:kern w:val="0"/>
+          <w:sz w:val="14"/>
+          <w:szCs w:val="14"/>
+          <w:shd w:val="clear" w:fill="1F1F1F"/>
+          <w:lang w:val="en-US" w:eastAsia="zh-CN" w:bidi="ar"/>
+        </w:rPr>
+        <w:t># 单位换算因子，1 E = 0.3024 m</w:t>
+      </w:r>
+    </w:p>
+    <w:p>
+      <w:pPr>
+        <w:keepNext w:val="0"/>
+        <w:keepLines w:val="0"/>
+        <w:widowControl/>
+        <w:suppressLineNumbers w:val="0"/>
+        <w:shd w:val="clear" w:fill="1F1F1F"/>
+        <w:spacing w:line="190" w:lineRule="atLeast"/>
+        <w:jc w:val="left"/>
+        <w:rPr>
+          <w:rFonts w:hint="default" w:ascii="Consolas" w:hAnsi="Consolas" w:eastAsia="Consolas" w:cs="Consolas"/>
+          <w:b w:val="0"/>
+          <w:bCs w:val="0"/>
+          <w:color w:val="CCCCCC"/>
+          <w:sz w:val="14"/>
+          <w:szCs w:val="14"/>
+        </w:rPr>
+      </w:pPr>
+      <w:r>
+        <w:rPr>
+          <w:rFonts w:hint="default" w:ascii="Consolas" w:hAnsi="Consolas" w:eastAsia="Consolas" w:cs="Consolas"/>
+          <w:b w:val="0"/>
+          <w:bCs w:val="0"/>
+          <w:color w:val="4FC1FF"/>
+          <w:kern w:val="0"/>
+          <w:sz w:val="14"/>
+          <w:szCs w:val="14"/>
+          <w:shd w:val="clear" w:fill="1F1F1F"/>
+          <w:lang w:val="en-US" w:eastAsia="zh-CN" w:bidi="ar"/>
+        </w:rPr>
+        <w:t>D</w:t>
+      </w:r>
+      <w:r>
+        <w:rPr>
+          <w:rFonts w:hint="default" w:ascii="Consolas" w:hAnsi="Consolas" w:eastAsia="Consolas" w:cs="Consolas"/>
+          <w:b w:val="0"/>
+          <w:bCs w:val="0"/>
+          <w:color w:val="CCCCCC"/>
+          <w:kern w:val="0"/>
+          <w:sz w:val="14"/>
+          <w:szCs w:val="14"/>
+          <w:shd w:val="clear" w:fill="1F1F1F"/>
+          <w:lang w:val="en-US" w:eastAsia="zh-CN" w:bidi="ar"/>
+        </w:rPr>
+        <w:t xml:space="preserve"> </w:t>
+      </w:r>
+      <w:r>
+        <w:rPr>
+          <w:rFonts w:hint="default" w:ascii="Consolas" w:hAnsi="Consolas" w:eastAsia="Consolas" w:cs="Consolas"/>
+          <w:b w:val="0"/>
+          <w:bCs w:val="0"/>
+          <w:color w:val="D4D4D4"/>
+          <w:kern w:val="0"/>
+          <w:sz w:val="14"/>
+          <w:szCs w:val="14"/>
+          <w:shd w:val="clear" w:fill="1F1F1F"/>
+          <w:lang w:val="en-US" w:eastAsia="zh-CN" w:bidi="ar"/>
+        </w:rPr>
+        <w:t>=</w:t>
+      </w:r>
+      <w:r>
+        <w:rPr>
+          <w:rFonts w:hint="default" w:ascii="Consolas" w:hAnsi="Consolas" w:eastAsia="Consolas" w:cs="Consolas"/>
+          <w:b w:val="0"/>
+          <w:bCs w:val="0"/>
+          <w:color w:val="CCCCCC"/>
+          <w:kern w:val="0"/>
+          <w:sz w:val="14"/>
+          <w:szCs w:val="14"/>
+          <w:shd w:val="clear" w:fill="1F1F1F"/>
+          <w:lang w:val="en-US" w:eastAsia="zh-CN" w:bidi="ar"/>
+        </w:rPr>
+        <w:t xml:space="preserve"> </w:t>
+      </w:r>
+      <w:r>
+        <w:rPr>
+          <w:rFonts w:hint="default" w:ascii="Consolas" w:hAnsi="Consolas" w:eastAsia="Consolas" w:cs="Consolas"/>
+          <w:b w:val="0"/>
+          <w:bCs w:val="0"/>
+          <w:color w:val="B5CEA8"/>
+          <w:kern w:val="0"/>
+          <w:sz w:val="14"/>
+          <w:szCs w:val="14"/>
+          <w:shd w:val="clear" w:fill="1F1F1F"/>
+          <w:lang w:val="en-US" w:eastAsia="zh-CN" w:bidi="ar"/>
+        </w:rPr>
+        <w:t>57</w:t>
+      </w:r>
+      <w:r>
+        <w:rPr>
+          <w:rFonts w:hint="default" w:ascii="Consolas" w:hAnsi="Consolas" w:eastAsia="Consolas" w:cs="Consolas"/>
+          <w:b w:val="0"/>
+          <w:bCs w:val="0"/>
+          <w:color w:val="CCCCCC"/>
+          <w:kern w:val="0"/>
+          <w:sz w:val="14"/>
+          <w:szCs w:val="14"/>
+          <w:shd w:val="clear" w:fill="1F1F1F"/>
+          <w:lang w:val="en-US" w:eastAsia="zh-CN" w:bidi="ar"/>
+        </w:rPr>
+        <w:t xml:space="preserve"> </w:t>
+      </w:r>
+      <w:r>
+        <w:rPr>
+          <w:rFonts w:hint="default" w:ascii="Consolas" w:hAnsi="Consolas" w:eastAsia="Consolas" w:cs="Consolas"/>
+          <w:b w:val="0"/>
+          <w:bCs w:val="0"/>
+          <w:color w:val="D4D4D4"/>
+          <w:kern w:val="0"/>
+          <w:sz w:val="14"/>
+          <w:szCs w:val="14"/>
+          <w:shd w:val="clear" w:fill="1F1F1F"/>
+          <w:lang w:val="en-US" w:eastAsia="zh-CN" w:bidi="ar"/>
+        </w:rPr>
+        <w:t>*</w:t>
+      </w:r>
+      <w:r>
+        <w:rPr>
+          <w:rFonts w:hint="default" w:ascii="Consolas" w:hAnsi="Consolas" w:eastAsia="Consolas" w:cs="Consolas"/>
+          <w:b w:val="0"/>
+          <w:bCs w:val="0"/>
+          <w:color w:val="CCCCCC"/>
+          <w:kern w:val="0"/>
+          <w:sz w:val="14"/>
+          <w:szCs w:val="14"/>
+          <w:shd w:val="clear" w:fill="1F1F1F"/>
+          <w:lang w:val="en-US" w:eastAsia="zh-CN" w:bidi="ar"/>
+        </w:rPr>
+        <w:t xml:space="preserve"> </w:t>
+      </w:r>
+      <w:r>
+        <w:rPr>
+          <w:rFonts w:hint="default" w:ascii="Consolas" w:hAnsi="Consolas" w:eastAsia="Consolas" w:cs="Consolas"/>
+          <w:b w:val="0"/>
+          <w:bCs w:val="0"/>
+          <w:color w:val="9CDCFE"/>
+          <w:kern w:val="0"/>
+          <w:sz w:val="14"/>
+          <w:szCs w:val="14"/>
+          <w:shd w:val="clear" w:fill="1F1F1F"/>
+          <w:lang w:val="en-US" w:eastAsia="zh-CN" w:bidi="ar"/>
+        </w:rPr>
+        <w:t>hs</w:t>
+      </w:r>
+      <w:r>
+        <w:rPr>
+          <w:rFonts w:hint="default" w:ascii="Consolas" w:hAnsi="Consolas" w:eastAsia="Consolas" w:cs="Consolas"/>
+          <w:b w:val="0"/>
+          <w:bCs w:val="0"/>
+          <w:color w:val="CCCCCC"/>
+          <w:kern w:val="0"/>
+          <w:sz w:val="14"/>
+          <w:szCs w:val="14"/>
+          <w:shd w:val="clear" w:fill="1F1F1F"/>
+          <w:lang w:val="en-US" w:eastAsia="zh-CN" w:bidi="ar"/>
+        </w:rPr>
+        <w:t xml:space="preserve">  </w:t>
+      </w:r>
+      <w:r>
+        <w:rPr>
+          <w:rFonts w:hint="default" w:ascii="Consolas" w:hAnsi="Consolas" w:eastAsia="Consolas" w:cs="Consolas"/>
+          <w:b w:val="0"/>
+          <w:bCs w:val="0"/>
+          <w:color w:val="6A9955"/>
+          <w:kern w:val="0"/>
+          <w:sz w:val="14"/>
+          <w:szCs w:val="14"/>
+          <w:shd w:val="clear" w:fill="1F1F1F"/>
+          <w:lang w:val="en-US" w:eastAsia="zh-CN" w:bidi="ar"/>
+        </w:rPr>
+        <w:t># 水箱直径，单位：m</w:t>
+      </w:r>
+    </w:p>
+    <w:p>
+      <w:pPr>
+        <w:keepNext w:val="0"/>
+        <w:keepLines w:val="0"/>
+        <w:widowControl/>
+        <w:suppressLineNumbers w:val="0"/>
+        <w:shd w:val="clear" w:fill="1F1F1F"/>
+        <w:spacing w:line="190" w:lineRule="atLeast"/>
+        <w:jc w:val="left"/>
+        <w:rPr>
+          <w:rFonts w:hint="default" w:ascii="Consolas" w:hAnsi="Consolas" w:eastAsia="Consolas" w:cs="Consolas"/>
+          <w:b w:val="0"/>
+          <w:bCs w:val="0"/>
+          <w:color w:val="CCCCCC"/>
+          <w:sz w:val="14"/>
+          <w:szCs w:val="14"/>
+        </w:rPr>
+      </w:pPr>
+      <w:r>
+        <w:rPr>
+          <w:rFonts w:hint="default" w:ascii="Consolas" w:hAnsi="Consolas" w:eastAsia="Consolas" w:cs="Consolas"/>
+          <w:b w:val="0"/>
+          <w:bCs w:val="0"/>
+          <w:color w:val="9CDCFE"/>
+          <w:kern w:val="0"/>
+          <w:sz w:val="14"/>
+          <w:szCs w:val="14"/>
+          <w:shd w:val="clear" w:fill="1F1F1F"/>
+          <w:lang w:val="en-US" w:eastAsia="zh-CN" w:bidi="ar"/>
+        </w:rPr>
+        <w:t>h</w:t>
+      </w:r>
+      <w:r>
+        <w:rPr>
+          <w:rFonts w:hint="default" w:ascii="Consolas" w:hAnsi="Consolas" w:eastAsia="Consolas" w:cs="Consolas"/>
+          <w:b w:val="0"/>
+          <w:bCs w:val="0"/>
+          <w:color w:val="CCCCCC"/>
+          <w:kern w:val="0"/>
+          <w:sz w:val="14"/>
+          <w:szCs w:val="14"/>
+          <w:shd w:val="clear" w:fill="1F1F1F"/>
+          <w:lang w:val="en-US" w:eastAsia="zh-CN" w:bidi="ar"/>
+        </w:rPr>
+        <w:t xml:space="preserve"> </w:t>
+      </w:r>
+      <w:r>
+        <w:rPr>
+          <w:rFonts w:hint="default" w:ascii="Consolas" w:hAnsi="Consolas" w:eastAsia="Consolas" w:cs="Consolas"/>
+          <w:b w:val="0"/>
+          <w:bCs w:val="0"/>
+          <w:color w:val="D4D4D4"/>
+          <w:kern w:val="0"/>
+          <w:sz w:val="14"/>
+          <w:szCs w:val="14"/>
+          <w:shd w:val="clear" w:fill="1F1F1F"/>
+          <w:lang w:val="en-US" w:eastAsia="zh-CN" w:bidi="ar"/>
+        </w:rPr>
+        <w:t>=</w:t>
+      </w:r>
+      <w:r>
+        <w:rPr>
+          <w:rFonts w:hint="default" w:ascii="Consolas" w:hAnsi="Consolas" w:eastAsia="Consolas" w:cs="Consolas"/>
+          <w:b w:val="0"/>
+          <w:bCs w:val="0"/>
+          <w:color w:val="CCCCCC"/>
+          <w:kern w:val="0"/>
+          <w:sz w:val="14"/>
+          <w:szCs w:val="14"/>
+          <w:shd w:val="clear" w:fill="1F1F1F"/>
+          <w:lang w:val="en-US" w:eastAsia="zh-CN" w:bidi="ar"/>
+        </w:rPr>
+        <w:t xml:space="preserve"> </w:t>
+      </w:r>
+      <w:r>
+        <w:rPr>
+          <w:rFonts w:hint="default" w:ascii="Consolas" w:hAnsi="Consolas" w:eastAsia="Consolas" w:cs="Consolas"/>
+          <w:b w:val="0"/>
+          <w:bCs w:val="0"/>
+          <w:color w:val="9CDCFE"/>
+          <w:kern w:val="0"/>
+          <w:sz w:val="14"/>
+          <w:szCs w:val="14"/>
+          <w:shd w:val="clear" w:fill="1F1F1F"/>
+          <w:lang w:val="en-US" w:eastAsia="zh-CN" w:bidi="ar"/>
+        </w:rPr>
+        <w:t>h0</w:t>
+      </w:r>
+      <w:r>
+        <w:rPr>
+          <w:rFonts w:hint="default" w:ascii="Consolas" w:hAnsi="Consolas" w:eastAsia="Consolas" w:cs="Consolas"/>
+          <w:b w:val="0"/>
+          <w:bCs w:val="0"/>
+          <w:color w:val="CCCCCC"/>
+          <w:kern w:val="0"/>
+          <w:sz w:val="14"/>
+          <w:szCs w:val="14"/>
+          <w:shd w:val="clear" w:fill="1F1F1F"/>
+          <w:lang w:val="en-US" w:eastAsia="zh-CN" w:bidi="ar"/>
+        </w:rPr>
+        <w:t xml:space="preserve"> </w:t>
+      </w:r>
+      <w:r>
+        <w:rPr>
+          <w:rFonts w:hint="default" w:ascii="Consolas" w:hAnsi="Consolas" w:eastAsia="Consolas" w:cs="Consolas"/>
+          <w:b w:val="0"/>
+          <w:bCs w:val="0"/>
+          <w:color w:val="DCDCAA"/>
+          <w:kern w:val="0"/>
+          <w:sz w:val="14"/>
+          <w:szCs w:val="14"/>
+          <w:shd w:val="clear" w:fill="1F1F1F"/>
+          <w:lang w:val="en-US" w:eastAsia="zh-CN" w:bidi="ar"/>
+        </w:rPr>
+        <w:t>*</w:t>
+      </w:r>
+      <w:r>
+        <w:rPr>
+          <w:rFonts w:hint="default" w:ascii="Consolas" w:hAnsi="Consolas" w:eastAsia="Consolas" w:cs="Consolas"/>
+          <w:b w:val="0"/>
+          <w:bCs w:val="0"/>
+          <w:color w:val="9CDCFE"/>
+          <w:kern w:val="0"/>
+          <w:sz w:val="14"/>
+          <w:szCs w:val="14"/>
+          <w:shd w:val="clear" w:fill="1F1F1F"/>
+          <w:lang w:val="en-US" w:eastAsia="zh-CN" w:bidi="ar"/>
+        </w:rPr>
+        <w:t>hs</w:t>
+      </w:r>
+      <w:r>
+        <w:rPr>
+          <w:rFonts w:hint="default" w:ascii="Consolas" w:hAnsi="Consolas" w:eastAsia="Consolas" w:cs="Consolas"/>
+          <w:b w:val="0"/>
+          <w:bCs w:val="0"/>
+          <w:color w:val="CCCCCC"/>
+          <w:kern w:val="0"/>
+          <w:sz w:val="14"/>
+          <w:szCs w:val="14"/>
+          <w:shd w:val="clear" w:fill="1F1F1F"/>
+          <w:lang w:val="en-US" w:eastAsia="zh-CN" w:bidi="ar"/>
+        </w:rPr>
+        <w:t xml:space="preserve">  </w:t>
+      </w:r>
+      <w:r>
+        <w:rPr>
+          <w:rFonts w:hint="default" w:ascii="Consolas" w:hAnsi="Consolas" w:eastAsia="Consolas" w:cs="Consolas"/>
+          <w:b w:val="0"/>
+          <w:bCs w:val="0"/>
+          <w:color w:val="6A9955"/>
+          <w:kern w:val="0"/>
+          <w:sz w:val="14"/>
+          <w:szCs w:val="14"/>
+          <w:shd w:val="clear" w:fill="1F1F1F"/>
+          <w:lang w:val="en-US" w:eastAsia="zh-CN" w:bidi="ar"/>
+        </w:rPr>
+        <w:t># 水位数据，单位：m（数据中水位单位是 10⁻² m）</w:t>
+      </w:r>
+    </w:p>
+    <w:p>
+      <w:pPr>
+        <w:keepNext w:val="0"/>
+        <w:keepLines w:val="0"/>
+        <w:widowControl/>
+        <w:suppressLineNumbers w:val="0"/>
+        <w:shd w:val="clear" w:fill="1F1F1F"/>
+        <w:spacing w:line="190" w:lineRule="atLeast"/>
+        <w:jc w:val="left"/>
+      </w:pPr>
+      <w:r>
+        <w:rPr>
+          <w:rFonts w:hint="default" w:ascii="Consolas" w:hAnsi="Consolas" w:eastAsia="Consolas" w:cs="Consolas"/>
+          <w:b w:val="0"/>
+          <w:bCs w:val="0"/>
+          <w:color w:val="9CDCFE"/>
+          <w:kern w:val="0"/>
+          <w:sz w:val="14"/>
+          <w:szCs w:val="14"/>
+          <w:shd w:val="clear" w:fill="1F1F1F"/>
+          <w:lang w:val="en-US" w:eastAsia="zh-CN" w:bidi="ar"/>
+        </w:rPr>
+        <w:t>t</w:t>
+      </w:r>
+      <w:r>
+        <w:rPr>
+          <w:rFonts w:hint="default" w:ascii="Consolas" w:hAnsi="Consolas" w:eastAsia="Consolas" w:cs="Consolas"/>
+          <w:b w:val="0"/>
+          <w:bCs w:val="0"/>
+          <w:color w:val="CCCCCC"/>
+          <w:kern w:val="0"/>
+          <w:sz w:val="14"/>
+          <w:szCs w:val="14"/>
+          <w:shd w:val="clear" w:fill="1F1F1F"/>
+          <w:lang w:val="en-US" w:eastAsia="zh-CN" w:bidi="ar"/>
+        </w:rPr>
+        <w:t xml:space="preserve"> </w:t>
+      </w:r>
+      <w:r>
+        <w:rPr>
+          <w:rFonts w:hint="default" w:ascii="Consolas" w:hAnsi="Consolas" w:eastAsia="Consolas" w:cs="Consolas"/>
+          <w:b w:val="0"/>
+          <w:bCs w:val="0"/>
+          <w:color w:val="D4D4D4"/>
+          <w:kern w:val="0"/>
+          <w:sz w:val="14"/>
+          <w:szCs w:val="14"/>
+          <w:shd w:val="clear" w:fill="1F1F1F"/>
+          <w:lang w:val="en-US" w:eastAsia="zh-CN" w:bidi="ar"/>
+        </w:rPr>
+        <w:t>=</w:t>
+      </w:r>
+      <w:r>
+        <w:rPr>
+          <w:rFonts w:hint="default" w:ascii="Consolas" w:hAnsi="Consolas" w:eastAsia="Consolas" w:cs="Consolas"/>
+          <w:b w:val="0"/>
+          <w:bCs w:val="0"/>
+          <w:color w:val="CCCCCC"/>
+          <w:kern w:val="0"/>
+          <w:sz w:val="14"/>
+          <w:szCs w:val="14"/>
+          <w:shd w:val="clear" w:fill="1F1F1F"/>
+          <w:lang w:val="en-US" w:eastAsia="zh-CN" w:bidi="ar"/>
+        </w:rPr>
+        <w:t xml:space="preserve"> </w:t>
+      </w:r>
+      <w:r>
+        <w:rPr>
+          <w:rFonts w:hint="default" w:ascii="Consolas" w:hAnsi="Consolas" w:eastAsia="Consolas" w:cs="Consolas"/>
+          <w:b w:val="0"/>
+          <w:bCs w:val="0"/>
+          <w:color w:val="9CDCFE"/>
+          <w:kern w:val="0"/>
+          <w:sz w:val="14"/>
+          <w:szCs w:val="14"/>
+          <w:shd w:val="clear" w:fill="1F1F1F"/>
+          <w:lang w:val="en-US" w:eastAsia="zh-CN" w:bidi="ar"/>
+        </w:rPr>
+        <w:t>t0</w:t>
+      </w:r>
+      <w:r>
+        <w:rPr>
+          <w:rFonts w:hint="default" w:ascii="Consolas" w:hAnsi="Consolas" w:eastAsia="Consolas" w:cs="Consolas"/>
+          <w:b w:val="0"/>
+          <w:bCs w:val="0"/>
+          <w:color w:val="CCCCCC"/>
+          <w:kern w:val="0"/>
+          <w:sz w:val="14"/>
+          <w:szCs w:val="14"/>
+          <w:shd w:val="clear" w:fill="1F1F1F"/>
+          <w:lang w:val="en-US" w:eastAsia="zh-CN" w:bidi="ar"/>
+        </w:rPr>
+        <w:t xml:space="preserve"> </w:t>
+      </w:r>
+      <w:r>
+        <w:rPr>
+          <w:rFonts w:hint="default" w:ascii="Consolas" w:hAnsi="Consolas" w:eastAsia="Consolas" w:cs="Consolas"/>
+          <w:b w:val="0"/>
+          <w:bCs w:val="0"/>
+          <w:color w:val="DCDCAA"/>
+          <w:kern w:val="0"/>
+          <w:sz w:val="14"/>
+          <w:szCs w:val="14"/>
+          <w:shd w:val="clear" w:fill="1F1F1F"/>
+          <w:lang w:val="en-US" w:eastAsia="zh-CN" w:bidi="ar"/>
+        </w:rPr>
+        <w:t>/</w:t>
+      </w:r>
+      <w:r>
+        <w:rPr>
+          <w:rFonts w:hint="default" w:ascii="Consolas" w:hAnsi="Consolas" w:eastAsia="Consolas" w:cs="Consolas"/>
+          <w:b w:val="0"/>
+          <w:bCs w:val="0"/>
+          <w:color w:val="CCCCCC"/>
+          <w:kern w:val="0"/>
+          <w:sz w:val="14"/>
+          <w:szCs w:val="14"/>
+          <w:shd w:val="clear" w:fill="1F1F1F"/>
+          <w:lang w:val="en-US" w:eastAsia="zh-CN" w:bidi="ar"/>
+        </w:rPr>
+        <w:t xml:space="preserve"> </w:t>
+      </w:r>
+      <w:r>
+        <w:rPr>
+          <w:rFonts w:hint="default" w:ascii="Consolas" w:hAnsi="Consolas" w:eastAsia="Consolas" w:cs="Consolas"/>
+          <w:b w:val="0"/>
+          <w:bCs w:val="0"/>
+          <w:color w:val="B5CEA8"/>
+          <w:kern w:val="0"/>
+          <w:sz w:val="14"/>
+          <w:szCs w:val="14"/>
+          <w:shd w:val="clear" w:fill="1F1F1F"/>
+          <w:lang w:val="en-US" w:eastAsia="zh-CN" w:bidi="ar"/>
+        </w:rPr>
+        <w:t>3600</w:t>
+      </w:r>
+      <w:r>
+        <w:rPr>
+          <w:rFonts w:hint="default" w:ascii="Consolas" w:hAnsi="Consolas" w:eastAsia="Consolas" w:cs="Consolas"/>
+          <w:b w:val="0"/>
+          <w:bCs w:val="0"/>
+          <w:color w:val="CCCCCC"/>
+          <w:kern w:val="0"/>
+          <w:sz w:val="14"/>
+          <w:szCs w:val="14"/>
+          <w:shd w:val="clear" w:fill="1F1F1F"/>
+          <w:lang w:val="en-US" w:eastAsia="zh-CN" w:bidi="ar"/>
+        </w:rPr>
+        <w:t xml:space="preserve">  </w:t>
+      </w:r>
+      <w:r>
+        <w:rPr>
+          <w:rFonts w:hint="default" w:ascii="Consolas" w:hAnsi="Consolas" w:eastAsia="Consolas" w:cs="Consolas"/>
+          <w:b w:val="0"/>
+          <w:bCs w:val="0"/>
+          <w:color w:val="6A9955"/>
+          <w:kern w:val="0"/>
+          <w:sz w:val="14"/>
+          <w:szCs w:val="14"/>
+          <w:shd w:val="clear" w:fill="1F1F1F"/>
+          <w:lang w:val="en-US" w:eastAsia="zh-CN" w:bidi="ar"/>
+        </w:rPr>
+        <w:t># 时间单位转换为小时</w:t>
+      </w:r>
+    </w:p>
+    <w:p>
+      <w:pPr>
+        <w:keepNext w:val="0"/>
+        <w:keepLines w:val="0"/>
+        <w:widowControl/>
+        <w:suppressLineNumbers w:val="0"/>
+        <w:shd w:val="clear" w:fill="1F1F1F"/>
+        <w:spacing w:line="190" w:lineRule="atLeast"/>
+        <w:jc w:val="left"/>
+        <w:rPr>
+          <w:rFonts w:hint="default" w:ascii="Consolas" w:hAnsi="Consolas" w:eastAsia="Consolas" w:cs="Consolas"/>
+          <w:b w:val="0"/>
+          <w:bCs w:val="0"/>
+          <w:color w:val="CCCCCC"/>
+          <w:sz w:val="14"/>
+          <w:szCs w:val="14"/>
+        </w:rPr>
+      </w:pPr>
+      <w:r>
+        <w:rPr>
+          <w:rFonts w:hint="default" w:ascii="Consolas" w:hAnsi="Consolas" w:eastAsia="Consolas" w:cs="Consolas"/>
+          <w:b w:val="0"/>
+          <w:bCs w:val="0"/>
+          <w:color w:val="6A9955"/>
+          <w:kern w:val="0"/>
+          <w:sz w:val="14"/>
+          <w:szCs w:val="14"/>
+          <w:shd w:val="clear" w:fill="1F1F1F"/>
+          <w:lang w:val="en-US" w:eastAsia="zh-CN" w:bidi="ar"/>
+        </w:rPr>
+        <w:t># 3. 计算体积 V</w:t>
+      </w:r>
+    </w:p>
+    <w:p>
+      <w:pPr>
+        <w:keepNext w:val="0"/>
+        <w:keepLines w:val="0"/>
+        <w:widowControl/>
+        <w:suppressLineNumbers w:val="0"/>
+        <w:shd w:val="clear" w:fill="1F1F1F"/>
+        <w:spacing w:line="190" w:lineRule="atLeast"/>
+        <w:jc w:val="left"/>
+      </w:pPr>
+      <w:r>
+        <w:rPr>
+          <w:rFonts w:hint="default" w:ascii="Consolas" w:hAnsi="Consolas" w:eastAsia="Consolas" w:cs="Consolas"/>
+          <w:b w:val="0"/>
+          <w:bCs w:val="0"/>
+          <w:color w:val="4FC1FF"/>
+          <w:kern w:val="0"/>
+          <w:sz w:val="14"/>
+          <w:szCs w:val="14"/>
+          <w:shd w:val="clear" w:fill="1F1F1F"/>
+          <w:lang w:val="en-US" w:eastAsia="zh-CN" w:bidi="ar"/>
+        </w:rPr>
+        <w:t>V</w:t>
+      </w:r>
+      <w:r>
+        <w:rPr>
+          <w:rFonts w:hint="default" w:ascii="Consolas" w:hAnsi="Consolas" w:eastAsia="Consolas" w:cs="Consolas"/>
+          <w:b w:val="0"/>
+          <w:bCs w:val="0"/>
+          <w:color w:val="CCCCCC"/>
+          <w:kern w:val="0"/>
+          <w:sz w:val="14"/>
+          <w:szCs w:val="14"/>
+          <w:shd w:val="clear" w:fill="1F1F1F"/>
+          <w:lang w:val="en-US" w:eastAsia="zh-CN" w:bidi="ar"/>
+        </w:rPr>
+        <w:t xml:space="preserve"> </w:t>
+      </w:r>
+      <w:r>
+        <w:rPr>
+          <w:rFonts w:hint="default" w:ascii="Consolas" w:hAnsi="Consolas" w:eastAsia="Consolas" w:cs="Consolas"/>
+          <w:b w:val="0"/>
+          <w:bCs w:val="0"/>
+          <w:color w:val="D4D4D4"/>
+          <w:kern w:val="0"/>
+          <w:sz w:val="14"/>
+          <w:szCs w:val="14"/>
+          <w:shd w:val="clear" w:fill="1F1F1F"/>
+          <w:lang w:val="en-US" w:eastAsia="zh-CN" w:bidi="ar"/>
+        </w:rPr>
+        <w:t>=</w:t>
+      </w:r>
+      <w:r>
+        <w:rPr>
+          <w:rFonts w:hint="default" w:ascii="Consolas" w:hAnsi="Consolas" w:eastAsia="Consolas" w:cs="Consolas"/>
+          <w:b w:val="0"/>
+          <w:bCs w:val="0"/>
+          <w:color w:val="CCCCCC"/>
+          <w:kern w:val="0"/>
+          <w:sz w:val="14"/>
+          <w:szCs w:val="14"/>
+          <w:shd w:val="clear" w:fill="1F1F1F"/>
+          <w:lang w:val="en-US" w:eastAsia="zh-CN" w:bidi="ar"/>
+        </w:rPr>
+        <w:t xml:space="preserve"> (</w:t>
+      </w:r>
+      <w:r>
+        <w:rPr>
+          <w:rFonts w:hint="default" w:ascii="Consolas" w:hAnsi="Consolas" w:eastAsia="Consolas" w:cs="Consolas"/>
+          <w:b w:val="0"/>
+          <w:bCs w:val="0"/>
+          <w:color w:val="4EC9B0"/>
+          <w:kern w:val="0"/>
+          <w:sz w:val="14"/>
+          <w:szCs w:val="14"/>
+          <w:shd w:val="clear" w:fill="1F1F1F"/>
+          <w:lang w:val="en-US" w:eastAsia="zh-CN" w:bidi="ar"/>
+        </w:rPr>
+        <w:t>np</w:t>
+      </w:r>
+      <w:r>
+        <w:rPr>
+          <w:rFonts w:hint="default" w:ascii="Consolas" w:hAnsi="Consolas" w:eastAsia="Consolas" w:cs="Consolas"/>
+          <w:b w:val="0"/>
+          <w:bCs w:val="0"/>
+          <w:color w:val="CCCCCC"/>
+          <w:kern w:val="0"/>
+          <w:sz w:val="14"/>
+          <w:szCs w:val="14"/>
+          <w:shd w:val="clear" w:fill="1F1F1F"/>
+          <w:lang w:val="en-US" w:eastAsia="zh-CN" w:bidi="ar"/>
+        </w:rPr>
+        <w:t>.</w:t>
+      </w:r>
+      <w:r>
+        <w:rPr>
+          <w:rFonts w:hint="default" w:ascii="Consolas" w:hAnsi="Consolas" w:eastAsia="Consolas" w:cs="Consolas"/>
+          <w:b w:val="0"/>
+          <w:bCs w:val="0"/>
+          <w:color w:val="9CDCFE"/>
+          <w:kern w:val="0"/>
+          <w:sz w:val="14"/>
+          <w:szCs w:val="14"/>
+          <w:shd w:val="clear" w:fill="1F1F1F"/>
+          <w:lang w:val="en-US" w:eastAsia="zh-CN" w:bidi="ar"/>
+        </w:rPr>
+        <w:t>pi</w:t>
+      </w:r>
+      <w:r>
+        <w:rPr>
+          <w:rFonts w:hint="default" w:ascii="Consolas" w:hAnsi="Consolas" w:eastAsia="Consolas" w:cs="Consolas"/>
+          <w:b w:val="0"/>
+          <w:bCs w:val="0"/>
+          <w:color w:val="CCCCCC"/>
+          <w:kern w:val="0"/>
+          <w:sz w:val="14"/>
+          <w:szCs w:val="14"/>
+          <w:shd w:val="clear" w:fill="1F1F1F"/>
+          <w:lang w:val="en-US" w:eastAsia="zh-CN" w:bidi="ar"/>
+        </w:rPr>
+        <w:t xml:space="preserve"> </w:t>
+      </w:r>
+      <w:r>
+        <w:rPr>
+          <w:rFonts w:hint="default" w:ascii="Consolas" w:hAnsi="Consolas" w:eastAsia="Consolas" w:cs="Consolas"/>
+          <w:b w:val="0"/>
+          <w:bCs w:val="0"/>
+          <w:color w:val="D4D4D4"/>
+          <w:kern w:val="0"/>
+          <w:sz w:val="14"/>
+          <w:szCs w:val="14"/>
+          <w:shd w:val="clear" w:fill="1F1F1F"/>
+          <w:lang w:val="en-US" w:eastAsia="zh-CN" w:bidi="ar"/>
+        </w:rPr>
+        <w:t>/</w:t>
+      </w:r>
+      <w:r>
+        <w:rPr>
+          <w:rFonts w:hint="default" w:ascii="Consolas" w:hAnsi="Consolas" w:eastAsia="Consolas" w:cs="Consolas"/>
+          <w:b w:val="0"/>
+          <w:bCs w:val="0"/>
+          <w:color w:val="CCCCCC"/>
+          <w:kern w:val="0"/>
+          <w:sz w:val="14"/>
+          <w:szCs w:val="14"/>
+          <w:shd w:val="clear" w:fill="1F1F1F"/>
+          <w:lang w:val="en-US" w:eastAsia="zh-CN" w:bidi="ar"/>
+        </w:rPr>
+        <w:t xml:space="preserve"> </w:t>
+      </w:r>
+      <w:r>
+        <w:rPr>
+          <w:rFonts w:hint="default" w:ascii="Consolas" w:hAnsi="Consolas" w:eastAsia="Consolas" w:cs="Consolas"/>
+          <w:b w:val="0"/>
+          <w:bCs w:val="0"/>
+          <w:color w:val="B5CEA8"/>
+          <w:kern w:val="0"/>
+          <w:sz w:val="14"/>
+          <w:szCs w:val="14"/>
+          <w:shd w:val="clear" w:fill="1F1F1F"/>
+          <w:lang w:val="en-US" w:eastAsia="zh-CN" w:bidi="ar"/>
+        </w:rPr>
+        <w:t>4</w:t>
+      </w:r>
+      <w:r>
+        <w:rPr>
+          <w:rFonts w:hint="default" w:ascii="Consolas" w:hAnsi="Consolas" w:eastAsia="Consolas" w:cs="Consolas"/>
+          <w:b w:val="0"/>
+          <w:bCs w:val="0"/>
+          <w:color w:val="CCCCCC"/>
+          <w:kern w:val="0"/>
+          <w:sz w:val="14"/>
+          <w:szCs w:val="14"/>
+          <w:shd w:val="clear" w:fill="1F1F1F"/>
+          <w:lang w:val="en-US" w:eastAsia="zh-CN" w:bidi="ar"/>
+        </w:rPr>
+        <w:t xml:space="preserve">) </w:t>
+      </w:r>
+      <w:r>
+        <w:rPr>
+          <w:rFonts w:hint="default" w:ascii="Consolas" w:hAnsi="Consolas" w:eastAsia="Consolas" w:cs="Consolas"/>
+          <w:b w:val="0"/>
+          <w:bCs w:val="0"/>
+          <w:color w:val="D4D4D4"/>
+          <w:kern w:val="0"/>
+          <w:sz w:val="14"/>
+          <w:szCs w:val="14"/>
+          <w:shd w:val="clear" w:fill="1F1F1F"/>
+          <w:lang w:val="en-US" w:eastAsia="zh-CN" w:bidi="ar"/>
+        </w:rPr>
+        <w:t>*</w:t>
+      </w:r>
+      <w:r>
+        <w:rPr>
+          <w:rFonts w:hint="default" w:ascii="Consolas" w:hAnsi="Consolas" w:eastAsia="Consolas" w:cs="Consolas"/>
+          <w:b w:val="0"/>
+          <w:bCs w:val="0"/>
+          <w:color w:val="CCCCCC"/>
+          <w:kern w:val="0"/>
+          <w:sz w:val="14"/>
+          <w:szCs w:val="14"/>
+          <w:shd w:val="clear" w:fill="1F1F1F"/>
+          <w:lang w:val="en-US" w:eastAsia="zh-CN" w:bidi="ar"/>
+        </w:rPr>
+        <w:t xml:space="preserve"> </w:t>
+      </w:r>
+      <w:r>
+        <w:rPr>
+          <w:rFonts w:hint="default" w:ascii="Consolas" w:hAnsi="Consolas" w:eastAsia="Consolas" w:cs="Consolas"/>
+          <w:b w:val="0"/>
+          <w:bCs w:val="0"/>
+          <w:color w:val="4FC1FF"/>
+          <w:kern w:val="0"/>
+          <w:sz w:val="14"/>
+          <w:szCs w:val="14"/>
+          <w:shd w:val="clear" w:fill="1F1F1F"/>
+          <w:lang w:val="en-US" w:eastAsia="zh-CN" w:bidi="ar"/>
+        </w:rPr>
+        <w:t>D</w:t>
+      </w:r>
+      <w:r>
+        <w:rPr>
+          <w:rFonts w:hint="default" w:ascii="Consolas" w:hAnsi="Consolas" w:eastAsia="Consolas" w:cs="Consolas"/>
+          <w:b w:val="0"/>
+          <w:bCs w:val="0"/>
+          <w:color w:val="D4D4D4"/>
+          <w:kern w:val="0"/>
+          <w:sz w:val="14"/>
+          <w:szCs w:val="14"/>
+          <w:shd w:val="clear" w:fill="1F1F1F"/>
+          <w:lang w:val="en-US" w:eastAsia="zh-CN" w:bidi="ar"/>
+        </w:rPr>
+        <w:t>**</w:t>
+      </w:r>
+      <w:r>
+        <w:rPr>
+          <w:rFonts w:hint="default" w:ascii="Consolas" w:hAnsi="Consolas" w:eastAsia="Consolas" w:cs="Consolas"/>
+          <w:b w:val="0"/>
+          <w:bCs w:val="0"/>
+          <w:color w:val="B5CEA8"/>
+          <w:kern w:val="0"/>
+          <w:sz w:val="14"/>
+          <w:szCs w:val="14"/>
+          <w:shd w:val="clear" w:fill="1F1F1F"/>
+          <w:lang w:val="en-US" w:eastAsia="zh-CN" w:bidi="ar"/>
+        </w:rPr>
+        <w:t>2</w:t>
+      </w:r>
+      <w:r>
+        <w:rPr>
+          <w:rFonts w:hint="default" w:ascii="Consolas" w:hAnsi="Consolas" w:eastAsia="Consolas" w:cs="Consolas"/>
+          <w:b w:val="0"/>
+          <w:bCs w:val="0"/>
+          <w:color w:val="CCCCCC"/>
+          <w:kern w:val="0"/>
+          <w:sz w:val="14"/>
+          <w:szCs w:val="14"/>
+          <w:shd w:val="clear" w:fill="1F1F1F"/>
+          <w:lang w:val="en-US" w:eastAsia="zh-CN" w:bidi="ar"/>
+        </w:rPr>
+        <w:t xml:space="preserve"> </w:t>
+      </w:r>
+      <w:r>
+        <w:rPr>
+          <w:rFonts w:hint="default" w:ascii="Consolas" w:hAnsi="Consolas" w:eastAsia="Consolas" w:cs="Consolas"/>
+          <w:b w:val="0"/>
+          <w:bCs w:val="0"/>
+          <w:color w:val="D4D4D4"/>
+          <w:kern w:val="0"/>
+          <w:sz w:val="14"/>
+          <w:szCs w:val="14"/>
+          <w:shd w:val="clear" w:fill="1F1F1F"/>
+          <w:lang w:val="en-US" w:eastAsia="zh-CN" w:bidi="ar"/>
+        </w:rPr>
+        <w:t>*</w:t>
+      </w:r>
+      <w:r>
+        <w:rPr>
+          <w:rFonts w:hint="default" w:ascii="Consolas" w:hAnsi="Consolas" w:eastAsia="Consolas" w:cs="Consolas"/>
+          <w:b w:val="0"/>
+          <w:bCs w:val="0"/>
+          <w:color w:val="CCCCCC"/>
+          <w:kern w:val="0"/>
+          <w:sz w:val="14"/>
+          <w:szCs w:val="14"/>
+          <w:shd w:val="clear" w:fill="1F1F1F"/>
+          <w:lang w:val="en-US" w:eastAsia="zh-CN" w:bidi="ar"/>
+        </w:rPr>
+        <w:t xml:space="preserve"> </w:t>
+      </w:r>
+      <w:r>
+        <w:rPr>
+          <w:rFonts w:hint="default" w:ascii="Consolas" w:hAnsi="Consolas" w:eastAsia="Consolas" w:cs="Consolas"/>
+          <w:b w:val="0"/>
+          <w:bCs w:val="0"/>
+          <w:color w:val="9CDCFE"/>
+          <w:kern w:val="0"/>
+          <w:sz w:val="14"/>
+          <w:szCs w:val="14"/>
+          <w:shd w:val="clear" w:fill="1F1F1F"/>
+          <w:lang w:val="en-US" w:eastAsia="zh-CN" w:bidi="ar"/>
+        </w:rPr>
+        <w:t>h</w:t>
+      </w:r>
+      <w:r>
+        <w:rPr>
+          <w:rFonts w:hint="default" w:ascii="Consolas" w:hAnsi="Consolas" w:eastAsia="Consolas" w:cs="Consolas"/>
+          <w:b w:val="0"/>
+          <w:bCs w:val="0"/>
+          <w:color w:val="CCCCCC"/>
+          <w:kern w:val="0"/>
+          <w:sz w:val="14"/>
+          <w:szCs w:val="14"/>
+          <w:shd w:val="clear" w:fill="1F1F1F"/>
+          <w:lang w:val="en-US" w:eastAsia="zh-CN" w:bidi="ar"/>
+        </w:rPr>
+        <w:t xml:space="preserve">  </w:t>
+      </w:r>
+      <w:r>
+        <w:rPr>
+          <w:rFonts w:hint="default" w:ascii="Consolas" w:hAnsi="Consolas" w:eastAsia="Consolas" w:cs="Consolas"/>
+          <w:b w:val="0"/>
+          <w:bCs w:val="0"/>
+          <w:color w:val="6A9955"/>
+          <w:kern w:val="0"/>
+          <w:sz w:val="14"/>
+          <w:szCs w:val="14"/>
+          <w:shd w:val="clear" w:fill="1F1F1F"/>
+          <w:lang w:val="en-US" w:eastAsia="zh-CN" w:bidi="ar"/>
+        </w:rPr>
+        <w:t># 体积，单位：m³</w:t>
+      </w:r>
+    </w:p>
+    <w:p>
+      <w:pPr>
+        <w:keepNext w:val="0"/>
+        <w:keepLines w:val="0"/>
+        <w:widowControl/>
+        <w:suppressLineNumbers w:val="0"/>
+        <w:shd w:val="clear" w:fill="1F1F1F"/>
+        <w:spacing w:line="190" w:lineRule="atLeast"/>
+        <w:jc w:val="left"/>
+        <w:rPr>
+          <w:rFonts w:hint="default" w:ascii="Consolas" w:hAnsi="Consolas" w:eastAsia="Consolas" w:cs="Consolas"/>
+          <w:b w:val="0"/>
+          <w:bCs w:val="0"/>
+          <w:color w:val="CCCCCC"/>
+          <w:sz w:val="14"/>
+          <w:szCs w:val="14"/>
+        </w:rPr>
+      </w:pPr>
+      <w:r>
+        <w:rPr>
+          <w:rFonts w:hint="default" w:ascii="Consolas" w:hAnsi="Consolas" w:eastAsia="Consolas" w:cs="Consolas"/>
+          <w:b w:val="0"/>
+          <w:bCs w:val="0"/>
+          <w:color w:val="6A9955"/>
+          <w:kern w:val="0"/>
+          <w:sz w:val="14"/>
+          <w:szCs w:val="14"/>
+          <w:shd w:val="clear" w:fill="1F1F1F"/>
+          <w:lang w:val="en-US" w:eastAsia="zh-CN" w:bidi="ar"/>
+        </w:rPr>
+        <w:t># 4. 计算流出流量 f(t) = -dV/dt</w:t>
+      </w:r>
+    </w:p>
+    <w:p>
+      <w:pPr>
+        <w:keepNext w:val="0"/>
+        <w:keepLines w:val="0"/>
+        <w:widowControl/>
+        <w:suppressLineNumbers w:val="0"/>
+        <w:shd w:val="clear" w:fill="1F1F1F"/>
+        <w:spacing w:line="190" w:lineRule="atLeast"/>
+        <w:jc w:val="left"/>
+        <w:rPr>
+          <w:rFonts w:hint="default" w:ascii="Consolas" w:hAnsi="Consolas" w:eastAsia="Consolas" w:cs="Consolas"/>
+          <w:b w:val="0"/>
+          <w:bCs w:val="0"/>
+          <w:color w:val="CCCCCC"/>
+          <w:sz w:val="14"/>
+          <w:szCs w:val="14"/>
+        </w:rPr>
+      </w:pPr>
+      <w:r>
+        <w:rPr>
+          <w:rFonts w:hint="default" w:ascii="Consolas" w:hAnsi="Consolas" w:eastAsia="Consolas" w:cs="Consolas"/>
+          <w:b w:val="0"/>
+          <w:bCs w:val="0"/>
+          <w:color w:val="9CDCFE"/>
+          <w:kern w:val="0"/>
+          <w:sz w:val="14"/>
+          <w:szCs w:val="14"/>
+          <w:shd w:val="clear" w:fill="1F1F1F"/>
+          <w:lang w:val="en-US" w:eastAsia="zh-CN" w:bidi="ar"/>
+        </w:rPr>
+        <w:t>dv</w:t>
+      </w:r>
+      <w:r>
+        <w:rPr>
+          <w:rFonts w:hint="default" w:ascii="Consolas" w:hAnsi="Consolas" w:eastAsia="Consolas" w:cs="Consolas"/>
+          <w:b w:val="0"/>
+          <w:bCs w:val="0"/>
+          <w:color w:val="CCCCCC"/>
+          <w:kern w:val="0"/>
+          <w:sz w:val="14"/>
+          <w:szCs w:val="14"/>
+          <w:shd w:val="clear" w:fill="1F1F1F"/>
+          <w:lang w:val="en-US" w:eastAsia="zh-CN" w:bidi="ar"/>
+        </w:rPr>
+        <w:t xml:space="preserve"> </w:t>
+      </w:r>
+      <w:r>
+        <w:rPr>
+          <w:rFonts w:hint="default" w:ascii="Consolas" w:hAnsi="Consolas" w:eastAsia="Consolas" w:cs="Consolas"/>
+          <w:b w:val="0"/>
+          <w:bCs w:val="0"/>
+          <w:color w:val="D4D4D4"/>
+          <w:kern w:val="0"/>
+          <w:sz w:val="14"/>
+          <w:szCs w:val="14"/>
+          <w:shd w:val="clear" w:fill="1F1F1F"/>
+          <w:lang w:val="en-US" w:eastAsia="zh-CN" w:bidi="ar"/>
+        </w:rPr>
+        <w:t>=</w:t>
+      </w:r>
+      <w:r>
+        <w:rPr>
+          <w:rFonts w:hint="default" w:ascii="Consolas" w:hAnsi="Consolas" w:eastAsia="Consolas" w:cs="Consolas"/>
+          <w:b w:val="0"/>
+          <w:bCs w:val="0"/>
+          <w:color w:val="CCCCCC"/>
+          <w:kern w:val="0"/>
+          <w:sz w:val="14"/>
+          <w:szCs w:val="14"/>
+          <w:shd w:val="clear" w:fill="1F1F1F"/>
+          <w:lang w:val="en-US" w:eastAsia="zh-CN" w:bidi="ar"/>
+        </w:rPr>
+        <w:t xml:space="preserve"> </w:t>
+      </w:r>
+      <w:r>
+        <w:rPr>
+          <w:rFonts w:hint="default" w:ascii="Consolas" w:hAnsi="Consolas" w:eastAsia="Consolas" w:cs="Consolas"/>
+          <w:b w:val="0"/>
+          <w:bCs w:val="0"/>
+          <w:color w:val="4EC9B0"/>
+          <w:kern w:val="0"/>
+          <w:sz w:val="14"/>
+          <w:szCs w:val="14"/>
+          <w:shd w:val="clear" w:fill="1F1F1F"/>
+          <w:lang w:val="en-US" w:eastAsia="zh-CN" w:bidi="ar"/>
+        </w:rPr>
+        <w:t>np</w:t>
+      </w:r>
+      <w:r>
+        <w:rPr>
+          <w:rFonts w:hint="default" w:ascii="Consolas" w:hAnsi="Consolas" w:eastAsia="Consolas" w:cs="Consolas"/>
+          <w:b w:val="0"/>
+          <w:bCs w:val="0"/>
+          <w:color w:val="CCCCCC"/>
+          <w:kern w:val="0"/>
+          <w:sz w:val="14"/>
+          <w:szCs w:val="14"/>
+          <w:shd w:val="clear" w:fill="1F1F1F"/>
+          <w:lang w:val="en-US" w:eastAsia="zh-CN" w:bidi="ar"/>
+        </w:rPr>
+        <w:t>.</w:t>
+      </w:r>
+      <w:r>
+        <w:rPr>
+          <w:rFonts w:hint="default" w:ascii="Consolas" w:hAnsi="Consolas" w:eastAsia="Consolas" w:cs="Consolas"/>
+          <w:b w:val="0"/>
+          <w:bCs w:val="0"/>
+          <w:color w:val="DCDCAA"/>
+          <w:kern w:val="0"/>
+          <w:sz w:val="14"/>
+          <w:szCs w:val="14"/>
+          <w:shd w:val="clear" w:fill="1F1F1F"/>
+          <w:lang w:val="en-US" w:eastAsia="zh-CN" w:bidi="ar"/>
+        </w:rPr>
+        <w:t>gradient</w:t>
+      </w:r>
+      <w:r>
+        <w:rPr>
+          <w:rFonts w:hint="default" w:ascii="Consolas" w:hAnsi="Consolas" w:eastAsia="Consolas" w:cs="Consolas"/>
+          <w:b w:val="0"/>
+          <w:bCs w:val="0"/>
+          <w:color w:val="CCCCCC"/>
+          <w:kern w:val="0"/>
+          <w:sz w:val="14"/>
+          <w:szCs w:val="14"/>
+          <w:shd w:val="clear" w:fill="1F1F1F"/>
+          <w:lang w:val="en-US" w:eastAsia="zh-CN" w:bidi="ar"/>
+        </w:rPr>
+        <w:t>(</w:t>
+      </w:r>
+      <w:r>
+        <w:rPr>
+          <w:rFonts w:hint="default" w:ascii="Consolas" w:hAnsi="Consolas" w:eastAsia="Consolas" w:cs="Consolas"/>
+          <w:b w:val="0"/>
+          <w:bCs w:val="0"/>
+          <w:color w:val="4FC1FF"/>
+          <w:kern w:val="0"/>
+          <w:sz w:val="14"/>
+          <w:szCs w:val="14"/>
+          <w:shd w:val="clear" w:fill="1F1F1F"/>
+          <w:lang w:val="en-US" w:eastAsia="zh-CN" w:bidi="ar"/>
+        </w:rPr>
+        <w:t>V</w:t>
+      </w:r>
+      <w:r>
+        <w:rPr>
+          <w:rFonts w:hint="default" w:ascii="Consolas" w:hAnsi="Consolas" w:eastAsia="Consolas" w:cs="Consolas"/>
+          <w:b w:val="0"/>
+          <w:bCs w:val="0"/>
+          <w:color w:val="CCCCCC"/>
+          <w:kern w:val="0"/>
+          <w:sz w:val="14"/>
+          <w:szCs w:val="14"/>
+          <w:shd w:val="clear" w:fill="1F1F1F"/>
+          <w:lang w:val="en-US" w:eastAsia="zh-CN" w:bidi="ar"/>
+        </w:rPr>
+        <w:t xml:space="preserve">, </w:t>
+      </w:r>
+      <w:r>
+        <w:rPr>
+          <w:rFonts w:hint="default" w:ascii="Consolas" w:hAnsi="Consolas" w:eastAsia="Consolas" w:cs="Consolas"/>
+          <w:b w:val="0"/>
+          <w:bCs w:val="0"/>
+          <w:color w:val="9CDCFE"/>
+          <w:kern w:val="0"/>
+          <w:sz w:val="14"/>
+          <w:szCs w:val="14"/>
+          <w:shd w:val="clear" w:fill="1F1F1F"/>
+          <w:lang w:val="en-US" w:eastAsia="zh-CN" w:bidi="ar"/>
+        </w:rPr>
+        <w:t>t</w:t>
+      </w:r>
+      <w:r>
+        <w:rPr>
+          <w:rFonts w:hint="default" w:ascii="Consolas" w:hAnsi="Consolas" w:eastAsia="Consolas" w:cs="Consolas"/>
+          <w:b w:val="0"/>
+          <w:bCs w:val="0"/>
+          <w:color w:val="CCCCCC"/>
+          <w:kern w:val="0"/>
+          <w:sz w:val="14"/>
+          <w:szCs w:val="14"/>
+          <w:shd w:val="clear" w:fill="1F1F1F"/>
+          <w:lang w:val="en-US" w:eastAsia="zh-CN" w:bidi="ar"/>
+        </w:rPr>
+        <w:t>)</w:t>
+      </w:r>
+    </w:p>
+    <w:p>
+      <w:pPr>
+        <w:keepNext w:val="0"/>
+        <w:keepLines w:val="0"/>
+        <w:widowControl/>
+        <w:suppressLineNumbers w:val="0"/>
+        <w:shd w:val="clear" w:fill="1F1F1F"/>
+        <w:spacing w:line="190" w:lineRule="atLeast"/>
+        <w:jc w:val="left"/>
+      </w:pPr>
+      <w:r>
+        <w:rPr>
+          <w:rFonts w:hint="default" w:ascii="Consolas" w:hAnsi="Consolas" w:eastAsia="Consolas" w:cs="Consolas"/>
+          <w:b w:val="0"/>
+          <w:bCs w:val="0"/>
+          <w:color w:val="9CDCFE"/>
+          <w:kern w:val="0"/>
+          <w:sz w:val="14"/>
+          <w:szCs w:val="14"/>
+          <w:shd w:val="clear" w:fill="1F1F1F"/>
+          <w:lang w:val="en-US" w:eastAsia="zh-CN" w:bidi="ar"/>
+        </w:rPr>
+        <w:t>dv2</w:t>
+      </w:r>
+      <w:r>
+        <w:rPr>
+          <w:rFonts w:hint="default" w:ascii="Consolas" w:hAnsi="Consolas" w:eastAsia="Consolas" w:cs="Consolas"/>
+          <w:b w:val="0"/>
+          <w:bCs w:val="0"/>
+          <w:color w:val="CCCCCC"/>
+          <w:kern w:val="0"/>
+          <w:sz w:val="14"/>
+          <w:szCs w:val="14"/>
+          <w:shd w:val="clear" w:fill="1F1F1F"/>
+          <w:lang w:val="en-US" w:eastAsia="zh-CN" w:bidi="ar"/>
+        </w:rPr>
+        <w:t xml:space="preserve"> </w:t>
+      </w:r>
+      <w:r>
+        <w:rPr>
+          <w:rFonts w:hint="default" w:ascii="Consolas" w:hAnsi="Consolas" w:eastAsia="Consolas" w:cs="Consolas"/>
+          <w:b w:val="0"/>
+          <w:bCs w:val="0"/>
+          <w:color w:val="D4D4D4"/>
+          <w:kern w:val="0"/>
+          <w:sz w:val="14"/>
+          <w:szCs w:val="14"/>
+          <w:shd w:val="clear" w:fill="1F1F1F"/>
+          <w:lang w:val="en-US" w:eastAsia="zh-CN" w:bidi="ar"/>
+        </w:rPr>
+        <w:t>=</w:t>
+      </w:r>
+      <w:r>
+        <w:rPr>
+          <w:rFonts w:hint="default" w:ascii="Consolas" w:hAnsi="Consolas" w:eastAsia="Consolas" w:cs="Consolas"/>
+          <w:b w:val="0"/>
+          <w:bCs w:val="0"/>
+          <w:color w:val="CCCCCC"/>
+          <w:kern w:val="0"/>
+          <w:sz w:val="14"/>
+          <w:szCs w:val="14"/>
+          <w:shd w:val="clear" w:fill="1F1F1F"/>
+          <w:lang w:val="en-US" w:eastAsia="zh-CN" w:bidi="ar"/>
+        </w:rPr>
+        <w:t xml:space="preserve"> </w:t>
+      </w:r>
+      <w:r>
+        <w:rPr>
+          <w:rFonts w:hint="default" w:ascii="Consolas" w:hAnsi="Consolas" w:eastAsia="Consolas" w:cs="Consolas"/>
+          <w:b w:val="0"/>
+          <w:bCs w:val="0"/>
+          <w:color w:val="D4D4D4"/>
+          <w:kern w:val="0"/>
+          <w:sz w:val="14"/>
+          <w:szCs w:val="14"/>
+          <w:shd w:val="clear" w:fill="1F1F1F"/>
+          <w:lang w:val="en-US" w:eastAsia="zh-CN" w:bidi="ar"/>
+        </w:rPr>
+        <w:t>-</w:t>
+      </w:r>
+      <w:r>
+        <w:rPr>
+          <w:rFonts w:hint="default" w:ascii="Consolas" w:hAnsi="Consolas" w:eastAsia="Consolas" w:cs="Consolas"/>
+          <w:b w:val="0"/>
+          <w:bCs w:val="0"/>
+          <w:color w:val="9CDCFE"/>
+          <w:kern w:val="0"/>
+          <w:sz w:val="14"/>
+          <w:szCs w:val="14"/>
+          <w:shd w:val="clear" w:fill="1F1F1F"/>
+          <w:lang w:val="en-US" w:eastAsia="zh-CN" w:bidi="ar"/>
+        </w:rPr>
+        <w:t>dv</w:t>
+      </w:r>
+      <w:r>
+        <w:rPr>
+          <w:rFonts w:hint="default" w:ascii="Consolas" w:hAnsi="Consolas" w:eastAsia="Consolas" w:cs="Consolas"/>
+          <w:b w:val="0"/>
+          <w:bCs w:val="0"/>
+          <w:color w:val="CCCCCC"/>
+          <w:kern w:val="0"/>
+          <w:sz w:val="14"/>
+          <w:szCs w:val="14"/>
+          <w:shd w:val="clear" w:fill="1F1F1F"/>
+          <w:lang w:val="en-US" w:eastAsia="zh-CN" w:bidi="ar"/>
+        </w:rPr>
+        <w:t xml:space="preserve">  </w:t>
+      </w:r>
+      <w:r>
+        <w:rPr>
+          <w:rFonts w:hint="default" w:ascii="Consolas" w:hAnsi="Consolas" w:eastAsia="Consolas" w:cs="Consolas"/>
+          <w:b w:val="0"/>
+          <w:bCs w:val="0"/>
+          <w:color w:val="6A9955"/>
+          <w:kern w:val="0"/>
+          <w:sz w:val="14"/>
+          <w:szCs w:val="14"/>
+          <w:shd w:val="clear" w:fill="1F1F1F"/>
+          <w:lang w:val="en-US" w:eastAsia="zh-CN" w:bidi="ar"/>
+        </w:rPr>
+        <w:t># 流出流量为正</w:t>
+      </w:r>
+    </w:p>
+    <w:p>
+      <w:pPr>
+        <w:keepNext w:val="0"/>
+        <w:keepLines w:val="0"/>
+        <w:widowControl/>
+        <w:suppressLineNumbers w:val="0"/>
+        <w:shd w:val="clear" w:fill="1F1F1F"/>
+        <w:spacing w:line="190" w:lineRule="atLeast"/>
+        <w:jc w:val="left"/>
+        <w:rPr>
+          <w:rFonts w:hint="default" w:ascii="Consolas" w:hAnsi="Consolas" w:eastAsia="Consolas" w:cs="Consolas"/>
+          <w:b w:val="0"/>
+          <w:bCs w:val="0"/>
+          <w:color w:val="CCCCCC"/>
+          <w:sz w:val="14"/>
+          <w:szCs w:val="14"/>
+        </w:rPr>
+      </w:pPr>
+      <w:r>
+        <w:rPr>
+          <w:rFonts w:hint="default" w:ascii="Consolas" w:hAnsi="Consolas" w:eastAsia="Consolas" w:cs="Consolas"/>
+          <w:b w:val="0"/>
+          <w:bCs w:val="0"/>
+          <w:color w:val="6A9955"/>
+          <w:kern w:val="0"/>
+          <w:sz w:val="14"/>
+          <w:szCs w:val="14"/>
+          <w:shd w:val="clear" w:fill="1F1F1F"/>
+          <w:lang w:val="en-US" w:eastAsia="zh-CN" w:bidi="ar"/>
+        </w:rPr>
+        <w:t># 5. 移除泵水阶段的数据</w:t>
+      </w:r>
+    </w:p>
+    <w:p>
+      <w:pPr>
+        <w:keepNext w:val="0"/>
+        <w:keepLines w:val="0"/>
+        <w:widowControl/>
+        <w:suppressLineNumbers w:val="0"/>
+        <w:shd w:val="clear" w:fill="1F1F1F"/>
+        <w:spacing w:line="190" w:lineRule="atLeast"/>
+        <w:jc w:val="left"/>
+        <w:rPr>
+          <w:rFonts w:hint="default" w:ascii="Consolas" w:hAnsi="Consolas" w:eastAsia="Consolas" w:cs="Consolas"/>
+          <w:b w:val="0"/>
+          <w:bCs w:val="0"/>
+          <w:color w:val="CCCCCC"/>
+          <w:sz w:val="14"/>
+          <w:szCs w:val="14"/>
+        </w:rPr>
+      </w:pPr>
+      <w:r>
+        <w:rPr>
+          <w:rFonts w:hint="default" w:ascii="Consolas" w:hAnsi="Consolas" w:eastAsia="Consolas" w:cs="Consolas"/>
+          <w:b w:val="0"/>
+          <w:bCs w:val="0"/>
+          <w:color w:val="9CDCFE"/>
+          <w:kern w:val="0"/>
+          <w:sz w:val="14"/>
+          <w:szCs w:val="14"/>
+          <w:shd w:val="clear" w:fill="1F1F1F"/>
+          <w:lang w:val="en-US" w:eastAsia="zh-CN" w:bidi="ar"/>
+        </w:rPr>
+        <w:t>no1</w:t>
+      </w:r>
+      <w:r>
+        <w:rPr>
+          <w:rFonts w:hint="default" w:ascii="Consolas" w:hAnsi="Consolas" w:eastAsia="Consolas" w:cs="Consolas"/>
+          <w:b w:val="0"/>
+          <w:bCs w:val="0"/>
+          <w:color w:val="CCCCCC"/>
+          <w:kern w:val="0"/>
+          <w:sz w:val="14"/>
+          <w:szCs w:val="14"/>
+          <w:shd w:val="clear" w:fill="1F1F1F"/>
+          <w:lang w:val="en-US" w:eastAsia="zh-CN" w:bidi="ar"/>
+        </w:rPr>
+        <w:t xml:space="preserve"> </w:t>
+      </w:r>
+      <w:r>
+        <w:rPr>
+          <w:rFonts w:hint="default" w:ascii="Consolas" w:hAnsi="Consolas" w:eastAsia="Consolas" w:cs="Consolas"/>
+          <w:b w:val="0"/>
+          <w:bCs w:val="0"/>
+          <w:color w:val="D4D4D4"/>
+          <w:kern w:val="0"/>
+          <w:sz w:val="14"/>
+          <w:szCs w:val="14"/>
+          <w:shd w:val="clear" w:fill="1F1F1F"/>
+          <w:lang w:val="en-US" w:eastAsia="zh-CN" w:bidi="ar"/>
+        </w:rPr>
+        <w:t>=</w:t>
+      </w:r>
+      <w:r>
+        <w:rPr>
+          <w:rFonts w:hint="default" w:ascii="Consolas" w:hAnsi="Consolas" w:eastAsia="Consolas" w:cs="Consolas"/>
+          <w:b w:val="0"/>
+          <w:bCs w:val="0"/>
+          <w:color w:val="CCCCCC"/>
+          <w:kern w:val="0"/>
+          <w:sz w:val="14"/>
+          <w:szCs w:val="14"/>
+          <w:shd w:val="clear" w:fill="1F1F1F"/>
+          <w:lang w:val="en-US" w:eastAsia="zh-CN" w:bidi="ar"/>
+        </w:rPr>
+        <w:t xml:space="preserve"> </w:t>
+      </w:r>
+      <w:r>
+        <w:rPr>
+          <w:rFonts w:hint="default" w:ascii="Consolas" w:hAnsi="Consolas" w:eastAsia="Consolas" w:cs="Consolas"/>
+          <w:b w:val="0"/>
+          <w:bCs w:val="0"/>
+          <w:color w:val="4EC9B0"/>
+          <w:kern w:val="0"/>
+          <w:sz w:val="14"/>
+          <w:szCs w:val="14"/>
+          <w:shd w:val="clear" w:fill="1F1F1F"/>
+          <w:lang w:val="en-US" w:eastAsia="zh-CN" w:bidi="ar"/>
+        </w:rPr>
+        <w:t>np</w:t>
+      </w:r>
+      <w:r>
+        <w:rPr>
+          <w:rFonts w:hint="default" w:ascii="Consolas" w:hAnsi="Consolas" w:eastAsia="Consolas" w:cs="Consolas"/>
+          <w:b w:val="0"/>
+          <w:bCs w:val="0"/>
+          <w:color w:val="CCCCCC"/>
+          <w:kern w:val="0"/>
+          <w:sz w:val="14"/>
+          <w:szCs w:val="14"/>
+          <w:shd w:val="clear" w:fill="1F1F1F"/>
+          <w:lang w:val="en-US" w:eastAsia="zh-CN" w:bidi="ar"/>
+        </w:rPr>
+        <w:t>.</w:t>
+      </w:r>
+      <w:r>
+        <w:rPr>
+          <w:rFonts w:hint="default" w:ascii="Consolas" w:hAnsi="Consolas" w:eastAsia="Consolas" w:cs="Consolas"/>
+          <w:b w:val="0"/>
+          <w:bCs w:val="0"/>
+          <w:color w:val="DCDCAA"/>
+          <w:kern w:val="0"/>
+          <w:sz w:val="14"/>
+          <w:szCs w:val="14"/>
+          <w:shd w:val="clear" w:fill="1F1F1F"/>
+          <w:lang w:val="en-US" w:eastAsia="zh-CN" w:bidi="ar"/>
+        </w:rPr>
+        <w:t>where</w:t>
+      </w:r>
+      <w:r>
+        <w:rPr>
+          <w:rFonts w:hint="default" w:ascii="Consolas" w:hAnsi="Consolas" w:eastAsia="Consolas" w:cs="Consolas"/>
+          <w:b w:val="0"/>
+          <w:bCs w:val="0"/>
+          <w:color w:val="CCCCCC"/>
+          <w:kern w:val="0"/>
+          <w:sz w:val="14"/>
+          <w:szCs w:val="14"/>
+          <w:shd w:val="clear" w:fill="1F1F1F"/>
+          <w:lang w:val="en-US" w:eastAsia="zh-CN" w:bidi="ar"/>
+        </w:rPr>
+        <w:t>(</w:t>
+      </w:r>
+      <w:r>
+        <w:rPr>
+          <w:rFonts w:hint="default" w:ascii="Consolas" w:hAnsi="Consolas" w:eastAsia="Consolas" w:cs="Consolas"/>
+          <w:b w:val="0"/>
+          <w:bCs w:val="0"/>
+          <w:color w:val="9CDCFE"/>
+          <w:kern w:val="0"/>
+          <w:sz w:val="14"/>
+          <w:szCs w:val="14"/>
+          <w:shd w:val="clear" w:fill="1F1F1F"/>
+          <w:lang w:val="en-US" w:eastAsia="zh-CN" w:bidi="ar"/>
+        </w:rPr>
+        <w:t>h0</w:t>
+      </w:r>
+      <w:r>
+        <w:rPr>
+          <w:rFonts w:hint="default" w:ascii="Consolas" w:hAnsi="Consolas" w:eastAsia="Consolas" w:cs="Consolas"/>
+          <w:b w:val="0"/>
+          <w:bCs w:val="0"/>
+          <w:color w:val="CCCCCC"/>
+          <w:kern w:val="0"/>
+          <w:sz w:val="14"/>
+          <w:szCs w:val="14"/>
+          <w:shd w:val="clear" w:fill="1F1F1F"/>
+          <w:lang w:val="en-US" w:eastAsia="zh-CN" w:bidi="ar"/>
+        </w:rPr>
+        <w:t xml:space="preserve"> </w:t>
+      </w:r>
+      <w:r>
+        <w:rPr>
+          <w:rFonts w:hint="default" w:ascii="Consolas" w:hAnsi="Consolas" w:eastAsia="Consolas" w:cs="Consolas"/>
+          <w:b w:val="0"/>
+          <w:bCs w:val="0"/>
+          <w:color w:val="DCDCAA"/>
+          <w:kern w:val="0"/>
+          <w:sz w:val="14"/>
+          <w:szCs w:val="14"/>
+          <w:shd w:val="clear" w:fill="1F1F1F"/>
+          <w:lang w:val="en-US" w:eastAsia="zh-CN" w:bidi="ar"/>
+        </w:rPr>
+        <w:t>==</w:t>
+      </w:r>
+      <w:r>
+        <w:rPr>
+          <w:rFonts w:hint="default" w:ascii="Consolas" w:hAnsi="Consolas" w:eastAsia="Consolas" w:cs="Consolas"/>
+          <w:b w:val="0"/>
+          <w:bCs w:val="0"/>
+          <w:color w:val="CCCCCC"/>
+          <w:kern w:val="0"/>
+          <w:sz w:val="14"/>
+          <w:szCs w:val="14"/>
+          <w:shd w:val="clear" w:fill="1F1F1F"/>
+          <w:lang w:val="en-US" w:eastAsia="zh-CN" w:bidi="ar"/>
+        </w:rPr>
+        <w:t xml:space="preserve"> </w:t>
+      </w:r>
+      <w:r>
+        <w:rPr>
+          <w:rFonts w:hint="default" w:ascii="Consolas" w:hAnsi="Consolas" w:eastAsia="Consolas" w:cs="Consolas"/>
+          <w:b w:val="0"/>
+          <w:bCs w:val="0"/>
+          <w:color w:val="D4D4D4"/>
+          <w:kern w:val="0"/>
+          <w:sz w:val="14"/>
+          <w:szCs w:val="14"/>
+          <w:shd w:val="clear" w:fill="1F1F1F"/>
+          <w:lang w:val="en-US" w:eastAsia="zh-CN" w:bidi="ar"/>
+        </w:rPr>
+        <w:t>-</w:t>
+      </w:r>
+      <w:r>
+        <w:rPr>
+          <w:rFonts w:hint="default" w:ascii="Consolas" w:hAnsi="Consolas" w:eastAsia="Consolas" w:cs="Consolas"/>
+          <w:b w:val="0"/>
+          <w:bCs w:val="0"/>
+          <w:color w:val="B5CEA8"/>
+          <w:kern w:val="0"/>
+          <w:sz w:val="14"/>
+          <w:szCs w:val="14"/>
+          <w:shd w:val="clear" w:fill="1F1F1F"/>
+          <w:lang w:val="en-US" w:eastAsia="zh-CN" w:bidi="ar"/>
+        </w:rPr>
+        <w:t>1</w:t>
+      </w:r>
+      <w:r>
+        <w:rPr>
+          <w:rFonts w:hint="default" w:ascii="Consolas" w:hAnsi="Consolas" w:eastAsia="Consolas" w:cs="Consolas"/>
+          <w:b w:val="0"/>
+          <w:bCs w:val="0"/>
+          <w:color w:val="CCCCCC"/>
+          <w:kern w:val="0"/>
+          <w:sz w:val="14"/>
+          <w:szCs w:val="14"/>
+          <w:shd w:val="clear" w:fill="1F1F1F"/>
+          <w:lang w:val="en-US" w:eastAsia="zh-CN" w:bidi="ar"/>
+        </w:rPr>
+        <w:t>)[</w:t>
+      </w:r>
+      <w:r>
+        <w:rPr>
+          <w:rFonts w:hint="default" w:ascii="Consolas" w:hAnsi="Consolas" w:eastAsia="Consolas" w:cs="Consolas"/>
+          <w:b w:val="0"/>
+          <w:bCs w:val="0"/>
+          <w:color w:val="B5CEA8"/>
+          <w:kern w:val="0"/>
+          <w:sz w:val="14"/>
+          <w:szCs w:val="14"/>
+          <w:shd w:val="clear" w:fill="1F1F1F"/>
+          <w:lang w:val="en-US" w:eastAsia="zh-CN" w:bidi="ar"/>
+        </w:rPr>
+        <w:t>0</w:t>
+      </w:r>
+      <w:r>
+        <w:rPr>
+          <w:rFonts w:hint="default" w:ascii="Consolas" w:hAnsi="Consolas" w:eastAsia="Consolas" w:cs="Consolas"/>
+          <w:b w:val="0"/>
+          <w:bCs w:val="0"/>
+          <w:color w:val="CCCCCC"/>
+          <w:kern w:val="0"/>
+          <w:sz w:val="14"/>
+          <w:szCs w:val="14"/>
+          <w:shd w:val="clear" w:fill="1F1F1F"/>
+          <w:lang w:val="en-US" w:eastAsia="zh-CN" w:bidi="ar"/>
+        </w:rPr>
+        <w:t>]  </w:t>
+      </w:r>
+      <w:r>
+        <w:rPr>
+          <w:rFonts w:hint="default" w:ascii="Consolas" w:hAnsi="Consolas" w:eastAsia="Consolas" w:cs="Consolas"/>
+          <w:b w:val="0"/>
+          <w:bCs w:val="0"/>
+          <w:color w:val="6A9955"/>
+          <w:kern w:val="0"/>
+          <w:sz w:val="14"/>
+          <w:szCs w:val="14"/>
+          <w:shd w:val="clear" w:fill="1F1F1F"/>
+          <w:lang w:val="en-US" w:eastAsia="zh-CN" w:bidi="ar"/>
+        </w:rPr>
+        <w:t># 找到泵水阶段的索引</w:t>
+      </w:r>
+    </w:p>
+    <w:p>
+      <w:pPr>
+        <w:keepNext w:val="0"/>
+        <w:keepLines w:val="0"/>
+        <w:widowControl/>
+        <w:suppressLineNumbers w:val="0"/>
+        <w:shd w:val="clear" w:fill="1F1F1F"/>
+        <w:spacing w:line="190" w:lineRule="atLeast"/>
+        <w:jc w:val="left"/>
+        <w:rPr>
+          <w:rFonts w:hint="default" w:ascii="Consolas" w:hAnsi="Consolas" w:eastAsia="Consolas" w:cs="Consolas"/>
+          <w:b w:val="0"/>
+          <w:bCs w:val="0"/>
+          <w:color w:val="CCCCCC"/>
+          <w:sz w:val="14"/>
+          <w:szCs w:val="14"/>
+        </w:rPr>
+      </w:pPr>
+      <w:r>
+        <w:rPr>
+          <w:rFonts w:hint="default" w:ascii="Consolas" w:hAnsi="Consolas" w:eastAsia="Consolas" w:cs="Consolas"/>
+          <w:b w:val="0"/>
+          <w:bCs w:val="0"/>
+          <w:color w:val="9CDCFE"/>
+          <w:kern w:val="0"/>
+          <w:sz w:val="14"/>
+          <w:szCs w:val="14"/>
+          <w:shd w:val="clear" w:fill="1F1F1F"/>
+          <w:lang w:val="en-US" w:eastAsia="zh-CN" w:bidi="ar"/>
+        </w:rPr>
+        <w:t>no2</w:t>
+      </w:r>
+      <w:r>
+        <w:rPr>
+          <w:rFonts w:hint="default" w:ascii="Consolas" w:hAnsi="Consolas" w:eastAsia="Consolas" w:cs="Consolas"/>
+          <w:b w:val="0"/>
+          <w:bCs w:val="0"/>
+          <w:color w:val="CCCCCC"/>
+          <w:kern w:val="0"/>
+          <w:sz w:val="14"/>
+          <w:szCs w:val="14"/>
+          <w:shd w:val="clear" w:fill="1F1F1F"/>
+          <w:lang w:val="en-US" w:eastAsia="zh-CN" w:bidi="ar"/>
+        </w:rPr>
+        <w:t xml:space="preserve"> </w:t>
+      </w:r>
+      <w:r>
+        <w:rPr>
+          <w:rFonts w:hint="default" w:ascii="Consolas" w:hAnsi="Consolas" w:eastAsia="Consolas" w:cs="Consolas"/>
+          <w:b w:val="0"/>
+          <w:bCs w:val="0"/>
+          <w:color w:val="D4D4D4"/>
+          <w:kern w:val="0"/>
+          <w:sz w:val="14"/>
+          <w:szCs w:val="14"/>
+          <w:shd w:val="clear" w:fill="1F1F1F"/>
+          <w:lang w:val="en-US" w:eastAsia="zh-CN" w:bidi="ar"/>
+        </w:rPr>
+        <w:t>=</w:t>
+      </w:r>
+      <w:r>
+        <w:rPr>
+          <w:rFonts w:hint="default" w:ascii="Consolas" w:hAnsi="Consolas" w:eastAsia="Consolas" w:cs="Consolas"/>
+          <w:b w:val="0"/>
+          <w:bCs w:val="0"/>
+          <w:color w:val="CCCCCC"/>
+          <w:kern w:val="0"/>
+          <w:sz w:val="14"/>
+          <w:szCs w:val="14"/>
+          <w:shd w:val="clear" w:fill="1F1F1F"/>
+          <w:lang w:val="en-US" w:eastAsia="zh-CN" w:bidi="ar"/>
+        </w:rPr>
+        <w:t xml:space="preserve"> []</w:t>
+      </w:r>
+    </w:p>
+    <w:p>
+      <w:pPr>
+        <w:keepNext w:val="0"/>
+        <w:keepLines w:val="0"/>
+        <w:widowControl/>
+        <w:suppressLineNumbers w:val="0"/>
+        <w:shd w:val="clear" w:fill="1F1F1F"/>
+        <w:spacing w:line="190" w:lineRule="atLeast"/>
+        <w:jc w:val="left"/>
+        <w:rPr>
+          <w:rFonts w:hint="default" w:ascii="Consolas" w:hAnsi="Consolas" w:eastAsia="Consolas" w:cs="Consolas"/>
+          <w:b w:val="0"/>
+          <w:bCs w:val="0"/>
+          <w:color w:val="CCCCCC"/>
+          <w:sz w:val="14"/>
+          <w:szCs w:val="14"/>
+        </w:rPr>
+      </w:pPr>
+      <w:r>
+        <w:rPr>
+          <w:rFonts w:hint="default" w:ascii="Consolas" w:hAnsi="Consolas" w:eastAsia="Consolas" w:cs="Consolas"/>
+          <w:b w:val="0"/>
+          <w:bCs w:val="0"/>
+          <w:color w:val="C586C0"/>
+          <w:kern w:val="0"/>
+          <w:sz w:val="14"/>
+          <w:szCs w:val="14"/>
+          <w:shd w:val="clear" w:fill="1F1F1F"/>
+          <w:lang w:val="en-US" w:eastAsia="zh-CN" w:bidi="ar"/>
+        </w:rPr>
+        <w:t>for</w:t>
+      </w:r>
+      <w:r>
+        <w:rPr>
+          <w:rFonts w:hint="default" w:ascii="Consolas" w:hAnsi="Consolas" w:eastAsia="Consolas" w:cs="Consolas"/>
+          <w:b w:val="0"/>
+          <w:bCs w:val="0"/>
+          <w:color w:val="CCCCCC"/>
+          <w:kern w:val="0"/>
+          <w:sz w:val="14"/>
+          <w:szCs w:val="14"/>
+          <w:shd w:val="clear" w:fill="1F1F1F"/>
+          <w:lang w:val="en-US" w:eastAsia="zh-CN" w:bidi="ar"/>
+        </w:rPr>
+        <w:t xml:space="preserve"> </w:t>
+      </w:r>
+      <w:r>
+        <w:rPr>
+          <w:rFonts w:hint="default" w:ascii="Consolas" w:hAnsi="Consolas" w:eastAsia="Consolas" w:cs="Consolas"/>
+          <w:b w:val="0"/>
+          <w:bCs w:val="0"/>
+          <w:color w:val="9CDCFE"/>
+          <w:kern w:val="0"/>
+          <w:sz w:val="14"/>
+          <w:szCs w:val="14"/>
+          <w:shd w:val="clear" w:fill="1F1F1F"/>
+          <w:lang w:val="en-US" w:eastAsia="zh-CN" w:bidi="ar"/>
+        </w:rPr>
+        <w:t>i</w:t>
+      </w:r>
+      <w:r>
+        <w:rPr>
+          <w:rFonts w:hint="default" w:ascii="Consolas" w:hAnsi="Consolas" w:eastAsia="Consolas" w:cs="Consolas"/>
+          <w:b w:val="0"/>
+          <w:bCs w:val="0"/>
+          <w:color w:val="CCCCCC"/>
+          <w:kern w:val="0"/>
+          <w:sz w:val="14"/>
+          <w:szCs w:val="14"/>
+          <w:shd w:val="clear" w:fill="1F1F1F"/>
+          <w:lang w:val="en-US" w:eastAsia="zh-CN" w:bidi="ar"/>
+        </w:rPr>
+        <w:t xml:space="preserve"> </w:t>
+      </w:r>
+      <w:r>
+        <w:rPr>
+          <w:rFonts w:hint="default" w:ascii="Consolas" w:hAnsi="Consolas" w:eastAsia="Consolas" w:cs="Consolas"/>
+          <w:b w:val="0"/>
+          <w:bCs w:val="0"/>
+          <w:color w:val="C586C0"/>
+          <w:kern w:val="0"/>
+          <w:sz w:val="14"/>
+          <w:szCs w:val="14"/>
+          <w:shd w:val="clear" w:fill="1F1F1F"/>
+          <w:lang w:val="en-US" w:eastAsia="zh-CN" w:bidi="ar"/>
+        </w:rPr>
+        <w:t>in</w:t>
+      </w:r>
+      <w:r>
+        <w:rPr>
+          <w:rFonts w:hint="default" w:ascii="Consolas" w:hAnsi="Consolas" w:eastAsia="Consolas" w:cs="Consolas"/>
+          <w:b w:val="0"/>
+          <w:bCs w:val="0"/>
+          <w:color w:val="CCCCCC"/>
+          <w:kern w:val="0"/>
+          <w:sz w:val="14"/>
+          <w:szCs w:val="14"/>
+          <w:shd w:val="clear" w:fill="1F1F1F"/>
+          <w:lang w:val="en-US" w:eastAsia="zh-CN" w:bidi="ar"/>
+        </w:rPr>
+        <w:t xml:space="preserve"> </w:t>
+      </w:r>
+      <w:r>
+        <w:rPr>
+          <w:rFonts w:hint="default" w:ascii="Consolas" w:hAnsi="Consolas" w:eastAsia="Consolas" w:cs="Consolas"/>
+          <w:b w:val="0"/>
+          <w:bCs w:val="0"/>
+          <w:color w:val="4EC9B0"/>
+          <w:kern w:val="0"/>
+          <w:sz w:val="14"/>
+          <w:szCs w:val="14"/>
+          <w:shd w:val="clear" w:fill="1F1F1F"/>
+          <w:lang w:val="en-US" w:eastAsia="zh-CN" w:bidi="ar"/>
+        </w:rPr>
+        <w:t>range</w:t>
+      </w:r>
+      <w:r>
+        <w:rPr>
+          <w:rFonts w:hint="default" w:ascii="Consolas" w:hAnsi="Consolas" w:eastAsia="Consolas" w:cs="Consolas"/>
+          <w:b w:val="0"/>
+          <w:bCs w:val="0"/>
+          <w:color w:val="CCCCCC"/>
+          <w:kern w:val="0"/>
+          <w:sz w:val="14"/>
+          <w:szCs w:val="14"/>
+          <w:shd w:val="clear" w:fill="1F1F1F"/>
+          <w:lang w:val="en-US" w:eastAsia="zh-CN" w:bidi="ar"/>
+        </w:rPr>
+        <w:t>(</w:t>
+      </w:r>
+      <w:r>
+        <w:rPr>
+          <w:rFonts w:hint="default" w:ascii="Consolas" w:hAnsi="Consolas" w:eastAsia="Consolas" w:cs="Consolas"/>
+          <w:b w:val="0"/>
+          <w:bCs w:val="0"/>
+          <w:color w:val="B5CEA8"/>
+          <w:kern w:val="0"/>
+          <w:sz w:val="14"/>
+          <w:szCs w:val="14"/>
+          <w:shd w:val="clear" w:fill="1F1F1F"/>
+          <w:lang w:val="en-US" w:eastAsia="zh-CN" w:bidi="ar"/>
+        </w:rPr>
+        <w:t>0</w:t>
+      </w:r>
+      <w:r>
+        <w:rPr>
+          <w:rFonts w:hint="default" w:ascii="Consolas" w:hAnsi="Consolas" w:eastAsia="Consolas" w:cs="Consolas"/>
+          <w:b w:val="0"/>
+          <w:bCs w:val="0"/>
+          <w:color w:val="CCCCCC"/>
+          <w:kern w:val="0"/>
+          <w:sz w:val="14"/>
+          <w:szCs w:val="14"/>
+          <w:shd w:val="clear" w:fill="1F1F1F"/>
+          <w:lang w:val="en-US" w:eastAsia="zh-CN" w:bidi="ar"/>
+        </w:rPr>
+        <w:t xml:space="preserve">, </w:t>
+      </w:r>
+      <w:r>
+        <w:rPr>
+          <w:rFonts w:hint="default" w:ascii="Consolas" w:hAnsi="Consolas" w:eastAsia="Consolas" w:cs="Consolas"/>
+          <w:b w:val="0"/>
+          <w:bCs w:val="0"/>
+          <w:color w:val="DCDCAA"/>
+          <w:kern w:val="0"/>
+          <w:sz w:val="14"/>
+          <w:szCs w:val="14"/>
+          <w:shd w:val="clear" w:fill="1F1F1F"/>
+          <w:lang w:val="en-US" w:eastAsia="zh-CN" w:bidi="ar"/>
+        </w:rPr>
+        <w:t>len</w:t>
+      </w:r>
+      <w:r>
+        <w:rPr>
+          <w:rFonts w:hint="default" w:ascii="Consolas" w:hAnsi="Consolas" w:eastAsia="Consolas" w:cs="Consolas"/>
+          <w:b w:val="0"/>
+          <w:bCs w:val="0"/>
+          <w:color w:val="CCCCCC"/>
+          <w:kern w:val="0"/>
+          <w:sz w:val="14"/>
+          <w:szCs w:val="14"/>
+          <w:shd w:val="clear" w:fill="1F1F1F"/>
+          <w:lang w:val="en-US" w:eastAsia="zh-CN" w:bidi="ar"/>
+        </w:rPr>
+        <w:t>(</w:t>
+      </w:r>
+      <w:r>
+        <w:rPr>
+          <w:rFonts w:hint="default" w:ascii="Consolas" w:hAnsi="Consolas" w:eastAsia="Consolas" w:cs="Consolas"/>
+          <w:b w:val="0"/>
+          <w:bCs w:val="0"/>
+          <w:color w:val="9CDCFE"/>
+          <w:kern w:val="0"/>
+          <w:sz w:val="14"/>
+          <w:szCs w:val="14"/>
+          <w:shd w:val="clear" w:fill="1F1F1F"/>
+          <w:lang w:val="en-US" w:eastAsia="zh-CN" w:bidi="ar"/>
+        </w:rPr>
+        <w:t>no1</w:t>
+      </w:r>
+      <w:r>
+        <w:rPr>
+          <w:rFonts w:hint="default" w:ascii="Consolas" w:hAnsi="Consolas" w:eastAsia="Consolas" w:cs="Consolas"/>
+          <w:b w:val="0"/>
+          <w:bCs w:val="0"/>
+          <w:color w:val="CCCCCC"/>
+          <w:kern w:val="0"/>
+          <w:sz w:val="14"/>
+          <w:szCs w:val="14"/>
+          <w:shd w:val="clear" w:fill="1F1F1F"/>
+          <w:lang w:val="en-US" w:eastAsia="zh-CN" w:bidi="ar"/>
+        </w:rPr>
+        <w:t xml:space="preserve">), </w:t>
+      </w:r>
+      <w:r>
+        <w:rPr>
+          <w:rFonts w:hint="default" w:ascii="Consolas" w:hAnsi="Consolas" w:eastAsia="Consolas" w:cs="Consolas"/>
+          <w:b w:val="0"/>
+          <w:bCs w:val="0"/>
+          <w:color w:val="B5CEA8"/>
+          <w:kern w:val="0"/>
+          <w:sz w:val="14"/>
+          <w:szCs w:val="14"/>
+          <w:shd w:val="clear" w:fill="1F1F1F"/>
+          <w:lang w:val="en-US" w:eastAsia="zh-CN" w:bidi="ar"/>
+        </w:rPr>
+        <w:t>2</w:t>
+      </w:r>
+      <w:r>
+        <w:rPr>
+          <w:rFonts w:hint="default" w:ascii="Consolas" w:hAnsi="Consolas" w:eastAsia="Consolas" w:cs="Consolas"/>
+          <w:b w:val="0"/>
+          <w:bCs w:val="0"/>
+          <w:color w:val="CCCCCC"/>
+          <w:kern w:val="0"/>
+          <w:sz w:val="14"/>
+          <w:szCs w:val="14"/>
+          <w:shd w:val="clear" w:fill="1F1F1F"/>
+          <w:lang w:val="en-US" w:eastAsia="zh-CN" w:bidi="ar"/>
+        </w:rPr>
+        <w:t>):  </w:t>
+      </w:r>
+      <w:r>
+        <w:rPr>
+          <w:rFonts w:hint="default" w:ascii="Consolas" w:hAnsi="Consolas" w:eastAsia="Consolas" w:cs="Consolas"/>
+          <w:b w:val="0"/>
+          <w:bCs w:val="0"/>
+          <w:color w:val="6A9955"/>
+          <w:kern w:val="0"/>
+          <w:sz w:val="14"/>
+          <w:szCs w:val="14"/>
+          <w:shd w:val="clear" w:fill="1F1F1F"/>
+          <w:lang w:val="en-US" w:eastAsia="zh-CN" w:bidi="ar"/>
+        </w:rPr>
+        <w:t># 泵水阶段成对出现</w:t>
+      </w:r>
+    </w:p>
+    <w:p>
+      <w:pPr>
+        <w:keepNext w:val="0"/>
+        <w:keepLines w:val="0"/>
+        <w:widowControl/>
+        <w:suppressLineNumbers w:val="0"/>
+        <w:shd w:val="clear" w:fill="1F1F1F"/>
+        <w:spacing w:line="190" w:lineRule="atLeast"/>
+        <w:jc w:val="left"/>
+        <w:rPr>
+          <w:rFonts w:hint="default" w:ascii="Consolas" w:hAnsi="Consolas" w:eastAsia="Consolas" w:cs="Consolas"/>
+          <w:b w:val="0"/>
+          <w:bCs w:val="0"/>
+          <w:color w:val="CCCCCC"/>
+          <w:sz w:val="14"/>
+          <w:szCs w:val="14"/>
+        </w:rPr>
+      </w:pPr>
+      <w:r>
+        <w:rPr>
+          <w:rFonts w:hint="default" w:ascii="Consolas" w:hAnsi="Consolas" w:eastAsia="Consolas" w:cs="Consolas"/>
+          <w:b w:val="0"/>
+          <w:bCs w:val="0"/>
+          <w:color w:val="CCCCCC"/>
+          <w:kern w:val="0"/>
+          <w:sz w:val="14"/>
+          <w:szCs w:val="14"/>
+          <w:shd w:val="clear" w:fill="1F1F1F"/>
+          <w:lang w:val="en-US" w:eastAsia="zh-CN" w:bidi="ar"/>
+        </w:rPr>
+        <w:t xml:space="preserve">    </w:t>
+      </w:r>
+      <w:r>
+        <w:rPr>
+          <w:rFonts w:hint="default" w:ascii="Consolas" w:hAnsi="Consolas" w:eastAsia="Consolas" w:cs="Consolas"/>
+          <w:b w:val="0"/>
+          <w:bCs w:val="0"/>
+          <w:color w:val="9CDCFE"/>
+          <w:kern w:val="0"/>
+          <w:sz w:val="14"/>
+          <w:szCs w:val="14"/>
+          <w:shd w:val="clear" w:fill="1F1F1F"/>
+          <w:lang w:val="en-US" w:eastAsia="zh-CN" w:bidi="ar"/>
+        </w:rPr>
+        <w:t>start</w:t>
+      </w:r>
+      <w:r>
+        <w:rPr>
+          <w:rFonts w:hint="default" w:ascii="Consolas" w:hAnsi="Consolas" w:eastAsia="Consolas" w:cs="Consolas"/>
+          <w:b w:val="0"/>
+          <w:bCs w:val="0"/>
+          <w:color w:val="CCCCCC"/>
+          <w:kern w:val="0"/>
+          <w:sz w:val="14"/>
+          <w:szCs w:val="14"/>
+          <w:shd w:val="clear" w:fill="1F1F1F"/>
+          <w:lang w:val="en-US" w:eastAsia="zh-CN" w:bidi="ar"/>
+        </w:rPr>
+        <w:t xml:space="preserve"> </w:t>
+      </w:r>
+      <w:r>
+        <w:rPr>
+          <w:rFonts w:hint="default" w:ascii="Consolas" w:hAnsi="Consolas" w:eastAsia="Consolas" w:cs="Consolas"/>
+          <w:b w:val="0"/>
+          <w:bCs w:val="0"/>
+          <w:color w:val="D4D4D4"/>
+          <w:kern w:val="0"/>
+          <w:sz w:val="14"/>
+          <w:szCs w:val="14"/>
+          <w:shd w:val="clear" w:fill="1F1F1F"/>
+          <w:lang w:val="en-US" w:eastAsia="zh-CN" w:bidi="ar"/>
+        </w:rPr>
+        <w:t>=</w:t>
+      </w:r>
+      <w:r>
+        <w:rPr>
+          <w:rFonts w:hint="default" w:ascii="Consolas" w:hAnsi="Consolas" w:eastAsia="Consolas" w:cs="Consolas"/>
+          <w:b w:val="0"/>
+          <w:bCs w:val="0"/>
+          <w:color w:val="CCCCCC"/>
+          <w:kern w:val="0"/>
+          <w:sz w:val="14"/>
+          <w:szCs w:val="14"/>
+          <w:shd w:val="clear" w:fill="1F1F1F"/>
+          <w:lang w:val="en-US" w:eastAsia="zh-CN" w:bidi="ar"/>
+        </w:rPr>
+        <w:t xml:space="preserve"> </w:t>
+      </w:r>
+      <w:r>
+        <w:rPr>
+          <w:rFonts w:hint="default" w:ascii="Consolas" w:hAnsi="Consolas" w:eastAsia="Consolas" w:cs="Consolas"/>
+          <w:b w:val="0"/>
+          <w:bCs w:val="0"/>
+          <w:color w:val="9CDCFE"/>
+          <w:kern w:val="0"/>
+          <w:sz w:val="14"/>
+          <w:szCs w:val="14"/>
+          <w:shd w:val="clear" w:fill="1F1F1F"/>
+          <w:lang w:val="en-US" w:eastAsia="zh-CN" w:bidi="ar"/>
+        </w:rPr>
+        <w:t>no1</w:t>
+      </w:r>
+      <w:r>
+        <w:rPr>
+          <w:rFonts w:hint="default" w:ascii="Consolas" w:hAnsi="Consolas" w:eastAsia="Consolas" w:cs="Consolas"/>
+          <w:b w:val="0"/>
+          <w:bCs w:val="0"/>
+          <w:color w:val="CCCCCC"/>
+          <w:kern w:val="0"/>
+          <w:sz w:val="14"/>
+          <w:szCs w:val="14"/>
+          <w:shd w:val="clear" w:fill="1F1F1F"/>
+          <w:lang w:val="en-US" w:eastAsia="zh-CN" w:bidi="ar"/>
+        </w:rPr>
+        <w:t>[</w:t>
+      </w:r>
+      <w:r>
+        <w:rPr>
+          <w:rFonts w:hint="default" w:ascii="Consolas" w:hAnsi="Consolas" w:eastAsia="Consolas" w:cs="Consolas"/>
+          <w:b w:val="0"/>
+          <w:bCs w:val="0"/>
+          <w:color w:val="9CDCFE"/>
+          <w:kern w:val="0"/>
+          <w:sz w:val="14"/>
+          <w:szCs w:val="14"/>
+          <w:shd w:val="clear" w:fill="1F1F1F"/>
+          <w:lang w:val="en-US" w:eastAsia="zh-CN" w:bidi="ar"/>
+        </w:rPr>
+        <w:t>i</w:t>
+      </w:r>
+      <w:r>
+        <w:rPr>
+          <w:rFonts w:hint="default" w:ascii="Consolas" w:hAnsi="Consolas" w:eastAsia="Consolas" w:cs="Consolas"/>
+          <w:b w:val="0"/>
+          <w:bCs w:val="0"/>
+          <w:color w:val="CCCCCC"/>
+          <w:kern w:val="0"/>
+          <w:sz w:val="14"/>
+          <w:szCs w:val="14"/>
+          <w:shd w:val="clear" w:fill="1F1F1F"/>
+          <w:lang w:val="en-US" w:eastAsia="zh-CN" w:bidi="ar"/>
+        </w:rPr>
+        <w:t xml:space="preserve">] </w:t>
+      </w:r>
+      <w:r>
+        <w:rPr>
+          <w:rFonts w:hint="default" w:ascii="Consolas" w:hAnsi="Consolas" w:eastAsia="Consolas" w:cs="Consolas"/>
+          <w:b w:val="0"/>
+          <w:bCs w:val="0"/>
+          <w:color w:val="D4D4D4"/>
+          <w:kern w:val="0"/>
+          <w:sz w:val="14"/>
+          <w:szCs w:val="14"/>
+          <w:shd w:val="clear" w:fill="1F1F1F"/>
+          <w:lang w:val="en-US" w:eastAsia="zh-CN" w:bidi="ar"/>
+        </w:rPr>
+        <w:t>-</w:t>
+      </w:r>
+      <w:r>
+        <w:rPr>
+          <w:rFonts w:hint="default" w:ascii="Consolas" w:hAnsi="Consolas" w:eastAsia="Consolas" w:cs="Consolas"/>
+          <w:b w:val="0"/>
+          <w:bCs w:val="0"/>
+          <w:color w:val="CCCCCC"/>
+          <w:kern w:val="0"/>
+          <w:sz w:val="14"/>
+          <w:szCs w:val="14"/>
+          <w:shd w:val="clear" w:fill="1F1F1F"/>
+          <w:lang w:val="en-US" w:eastAsia="zh-CN" w:bidi="ar"/>
+        </w:rPr>
+        <w:t xml:space="preserve"> </w:t>
+      </w:r>
+      <w:r>
+        <w:rPr>
+          <w:rFonts w:hint="default" w:ascii="Consolas" w:hAnsi="Consolas" w:eastAsia="Consolas" w:cs="Consolas"/>
+          <w:b w:val="0"/>
+          <w:bCs w:val="0"/>
+          <w:color w:val="B5CEA8"/>
+          <w:kern w:val="0"/>
+          <w:sz w:val="14"/>
+          <w:szCs w:val="14"/>
+          <w:shd w:val="clear" w:fill="1F1F1F"/>
+          <w:lang w:val="en-US" w:eastAsia="zh-CN" w:bidi="ar"/>
+        </w:rPr>
+        <w:t>1</w:t>
+      </w:r>
+    </w:p>
+    <w:p>
+      <w:pPr>
+        <w:keepNext w:val="0"/>
+        <w:keepLines w:val="0"/>
+        <w:widowControl/>
+        <w:suppressLineNumbers w:val="0"/>
+        <w:shd w:val="clear" w:fill="1F1F1F"/>
+        <w:spacing w:line="190" w:lineRule="atLeast"/>
+        <w:jc w:val="left"/>
+        <w:rPr>
+          <w:rFonts w:hint="default" w:ascii="Consolas" w:hAnsi="Consolas" w:eastAsia="Consolas" w:cs="Consolas"/>
+          <w:b w:val="0"/>
+          <w:bCs w:val="0"/>
+          <w:color w:val="CCCCCC"/>
+          <w:sz w:val="14"/>
+          <w:szCs w:val="14"/>
+        </w:rPr>
+      </w:pPr>
+      <w:r>
+        <w:rPr>
+          <w:rFonts w:hint="default" w:ascii="Consolas" w:hAnsi="Consolas" w:eastAsia="Consolas" w:cs="Consolas"/>
+          <w:b w:val="0"/>
+          <w:bCs w:val="0"/>
+          <w:color w:val="CCCCCC"/>
+          <w:kern w:val="0"/>
+          <w:sz w:val="14"/>
+          <w:szCs w:val="14"/>
+          <w:shd w:val="clear" w:fill="1F1F1F"/>
+          <w:lang w:val="en-US" w:eastAsia="zh-CN" w:bidi="ar"/>
+        </w:rPr>
+        <w:t xml:space="preserve">    </w:t>
+      </w:r>
+      <w:r>
+        <w:rPr>
+          <w:rFonts w:hint="default" w:ascii="Consolas" w:hAnsi="Consolas" w:eastAsia="Consolas" w:cs="Consolas"/>
+          <w:b w:val="0"/>
+          <w:bCs w:val="0"/>
+          <w:color w:val="9CDCFE"/>
+          <w:kern w:val="0"/>
+          <w:sz w:val="14"/>
+          <w:szCs w:val="14"/>
+          <w:shd w:val="clear" w:fill="1F1F1F"/>
+          <w:lang w:val="en-US" w:eastAsia="zh-CN" w:bidi="ar"/>
+        </w:rPr>
+        <w:t>end</w:t>
+      </w:r>
+      <w:r>
+        <w:rPr>
+          <w:rFonts w:hint="default" w:ascii="Consolas" w:hAnsi="Consolas" w:eastAsia="Consolas" w:cs="Consolas"/>
+          <w:b w:val="0"/>
+          <w:bCs w:val="0"/>
+          <w:color w:val="CCCCCC"/>
+          <w:kern w:val="0"/>
+          <w:sz w:val="14"/>
+          <w:szCs w:val="14"/>
+          <w:shd w:val="clear" w:fill="1F1F1F"/>
+          <w:lang w:val="en-US" w:eastAsia="zh-CN" w:bidi="ar"/>
+        </w:rPr>
+        <w:t xml:space="preserve"> </w:t>
+      </w:r>
+      <w:r>
+        <w:rPr>
+          <w:rFonts w:hint="default" w:ascii="Consolas" w:hAnsi="Consolas" w:eastAsia="Consolas" w:cs="Consolas"/>
+          <w:b w:val="0"/>
+          <w:bCs w:val="0"/>
+          <w:color w:val="D4D4D4"/>
+          <w:kern w:val="0"/>
+          <w:sz w:val="14"/>
+          <w:szCs w:val="14"/>
+          <w:shd w:val="clear" w:fill="1F1F1F"/>
+          <w:lang w:val="en-US" w:eastAsia="zh-CN" w:bidi="ar"/>
+        </w:rPr>
+        <w:t>=</w:t>
+      </w:r>
+      <w:r>
+        <w:rPr>
+          <w:rFonts w:hint="default" w:ascii="Consolas" w:hAnsi="Consolas" w:eastAsia="Consolas" w:cs="Consolas"/>
+          <w:b w:val="0"/>
+          <w:bCs w:val="0"/>
+          <w:color w:val="CCCCCC"/>
+          <w:kern w:val="0"/>
+          <w:sz w:val="14"/>
+          <w:szCs w:val="14"/>
+          <w:shd w:val="clear" w:fill="1F1F1F"/>
+          <w:lang w:val="en-US" w:eastAsia="zh-CN" w:bidi="ar"/>
+        </w:rPr>
+        <w:t xml:space="preserve"> </w:t>
+      </w:r>
+      <w:r>
+        <w:rPr>
+          <w:rFonts w:hint="default" w:ascii="Consolas" w:hAnsi="Consolas" w:eastAsia="Consolas" w:cs="Consolas"/>
+          <w:b w:val="0"/>
+          <w:bCs w:val="0"/>
+          <w:color w:val="9CDCFE"/>
+          <w:kern w:val="0"/>
+          <w:sz w:val="14"/>
+          <w:szCs w:val="14"/>
+          <w:shd w:val="clear" w:fill="1F1F1F"/>
+          <w:lang w:val="en-US" w:eastAsia="zh-CN" w:bidi="ar"/>
+        </w:rPr>
+        <w:t>no1</w:t>
+      </w:r>
+      <w:r>
+        <w:rPr>
+          <w:rFonts w:hint="default" w:ascii="Consolas" w:hAnsi="Consolas" w:eastAsia="Consolas" w:cs="Consolas"/>
+          <w:b w:val="0"/>
+          <w:bCs w:val="0"/>
+          <w:color w:val="CCCCCC"/>
+          <w:kern w:val="0"/>
+          <w:sz w:val="14"/>
+          <w:szCs w:val="14"/>
+          <w:shd w:val="clear" w:fill="1F1F1F"/>
+          <w:lang w:val="en-US" w:eastAsia="zh-CN" w:bidi="ar"/>
+        </w:rPr>
+        <w:t>[</w:t>
+      </w:r>
+      <w:r>
+        <w:rPr>
+          <w:rFonts w:hint="default" w:ascii="Consolas" w:hAnsi="Consolas" w:eastAsia="Consolas" w:cs="Consolas"/>
+          <w:b w:val="0"/>
+          <w:bCs w:val="0"/>
+          <w:color w:val="9CDCFE"/>
+          <w:kern w:val="0"/>
+          <w:sz w:val="14"/>
+          <w:szCs w:val="14"/>
+          <w:shd w:val="clear" w:fill="1F1F1F"/>
+          <w:lang w:val="en-US" w:eastAsia="zh-CN" w:bidi="ar"/>
+        </w:rPr>
+        <w:t>i</w:t>
+      </w:r>
+      <w:r>
+        <w:rPr>
+          <w:rFonts w:hint="default" w:ascii="Consolas" w:hAnsi="Consolas" w:eastAsia="Consolas" w:cs="Consolas"/>
+          <w:b w:val="0"/>
+          <w:bCs w:val="0"/>
+          <w:color w:val="D4D4D4"/>
+          <w:kern w:val="0"/>
+          <w:sz w:val="14"/>
+          <w:szCs w:val="14"/>
+          <w:shd w:val="clear" w:fill="1F1F1F"/>
+          <w:lang w:val="en-US" w:eastAsia="zh-CN" w:bidi="ar"/>
+        </w:rPr>
+        <w:t>+</w:t>
+      </w:r>
+      <w:r>
+        <w:rPr>
+          <w:rFonts w:hint="default" w:ascii="Consolas" w:hAnsi="Consolas" w:eastAsia="Consolas" w:cs="Consolas"/>
+          <w:b w:val="0"/>
+          <w:bCs w:val="0"/>
+          <w:color w:val="B5CEA8"/>
+          <w:kern w:val="0"/>
+          <w:sz w:val="14"/>
+          <w:szCs w:val="14"/>
+          <w:shd w:val="clear" w:fill="1F1F1F"/>
+          <w:lang w:val="en-US" w:eastAsia="zh-CN" w:bidi="ar"/>
+        </w:rPr>
+        <w:t>1</w:t>
+      </w:r>
+      <w:r>
+        <w:rPr>
+          <w:rFonts w:hint="default" w:ascii="Consolas" w:hAnsi="Consolas" w:eastAsia="Consolas" w:cs="Consolas"/>
+          <w:b w:val="0"/>
+          <w:bCs w:val="0"/>
+          <w:color w:val="CCCCCC"/>
+          <w:kern w:val="0"/>
+          <w:sz w:val="14"/>
+          <w:szCs w:val="14"/>
+          <w:shd w:val="clear" w:fill="1F1F1F"/>
+          <w:lang w:val="en-US" w:eastAsia="zh-CN" w:bidi="ar"/>
+        </w:rPr>
+        <w:t xml:space="preserve">] </w:t>
+      </w:r>
+      <w:r>
+        <w:rPr>
+          <w:rFonts w:hint="default" w:ascii="Consolas" w:hAnsi="Consolas" w:eastAsia="Consolas" w:cs="Consolas"/>
+          <w:b w:val="0"/>
+          <w:bCs w:val="0"/>
+          <w:color w:val="D4D4D4"/>
+          <w:kern w:val="0"/>
+          <w:sz w:val="14"/>
+          <w:szCs w:val="14"/>
+          <w:shd w:val="clear" w:fill="1F1F1F"/>
+          <w:lang w:val="en-US" w:eastAsia="zh-CN" w:bidi="ar"/>
+        </w:rPr>
+        <w:t>+</w:t>
+      </w:r>
+      <w:r>
+        <w:rPr>
+          <w:rFonts w:hint="default" w:ascii="Consolas" w:hAnsi="Consolas" w:eastAsia="Consolas" w:cs="Consolas"/>
+          <w:b w:val="0"/>
+          <w:bCs w:val="0"/>
+          <w:color w:val="CCCCCC"/>
+          <w:kern w:val="0"/>
+          <w:sz w:val="14"/>
+          <w:szCs w:val="14"/>
+          <w:shd w:val="clear" w:fill="1F1F1F"/>
+          <w:lang w:val="en-US" w:eastAsia="zh-CN" w:bidi="ar"/>
+        </w:rPr>
+        <w:t xml:space="preserve"> </w:t>
+      </w:r>
+      <w:r>
+        <w:rPr>
+          <w:rFonts w:hint="default" w:ascii="Consolas" w:hAnsi="Consolas" w:eastAsia="Consolas" w:cs="Consolas"/>
+          <w:b w:val="0"/>
+          <w:bCs w:val="0"/>
+          <w:color w:val="B5CEA8"/>
+          <w:kern w:val="0"/>
+          <w:sz w:val="14"/>
+          <w:szCs w:val="14"/>
+          <w:shd w:val="clear" w:fill="1F1F1F"/>
+          <w:lang w:val="en-US" w:eastAsia="zh-CN" w:bidi="ar"/>
+        </w:rPr>
+        <w:t>1</w:t>
+      </w:r>
+    </w:p>
+    <w:p>
+      <w:pPr>
+        <w:keepNext w:val="0"/>
+        <w:keepLines w:val="0"/>
+        <w:widowControl/>
+        <w:suppressLineNumbers w:val="0"/>
+        <w:shd w:val="clear" w:fill="1F1F1F"/>
+        <w:spacing w:line="190" w:lineRule="atLeast"/>
+        <w:jc w:val="left"/>
+      </w:pPr>
+      <w:r>
+        <w:rPr>
+          <w:rFonts w:hint="default" w:ascii="Consolas" w:hAnsi="Consolas" w:eastAsia="Consolas" w:cs="Consolas"/>
+          <w:b w:val="0"/>
+          <w:bCs w:val="0"/>
+          <w:color w:val="CCCCCC"/>
+          <w:kern w:val="0"/>
+          <w:sz w:val="14"/>
+          <w:szCs w:val="14"/>
+          <w:shd w:val="clear" w:fill="1F1F1F"/>
+          <w:lang w:val="en-US" w:eastAsia="zh-CN" w:bidi="ar"/>
+        </w:rPr>
+        <w:t xml:space="preserve">    </w:t>
+      </w:r>
+      <w:r>
+        <w:rPr>
+          <w:rFonts w:hint="default" w:ascii="Consolas" w:hAnsi="Consolas" w:eastAsia="Consolas" w:cs="Consolas"/>
+          <w:b w:val="0"/>
+          <w:bCs w:val="0"/>
+          <w:color w:val="9CDCFE"/>
+          <w:kern w:val="0"/>
+          <w:sz w:val="14"/>
+          <w:szCs w:val="14"/>
+          <w:shd w:val="clear" w:fill="1F1F1F"/>
+          <w:lang w:val="en-US" w:eastAsia="zh-CN" w:bidi="ar"/>
+        </w:rPr>
+        <w:t>no2</w:t>
+      </w:r>
+      <w:r>
+        <w:rPr>
+          <w:rFonts w:hint="default" w:ascii="Consolas" w:hAnsi="Consolas" w:eastAsia="Consolas" w:cs="Consolas"/>
+          <w:b w:val="0"/>
+          <w:bCs w:val="0"/>
+          <w:color w:val="CCCCCC"/>
+          <w:kern w:val="0"/>
+          <w:sz w:val="14"/>
+          <w:szCs w:val="14"/>
+          <w:shd w:val="clear" w:fill="1F1F1F"/>
+          <w:lang w:val="en-US" w:eastAsia="zh-CN" w:bidi="ar"/>
+        </w:rPr>
+        <w:t>.</w:t>
+      </w:r>
+      <w:r>
+        <w:rPr>
+          <w:rFonts w:hint="default" w:ascii="Consolas" w:hAnsi="Consolas" w:eastAsia="Consolas" w:cs="Consolas"/>
+          <w:b w:val="0"/>
+          <w:bCs w:val="0"/>
+          <w:color w:val="DCDCAA"/>
+          <w:kern w:val="0"/>
+          <w:sz w:val="14"/>
+          <w:szCs w:val="14"/>
+          <w:shd w:val="clear" w:fill="1F1F1F"/>
+          <w:lang w:val="en-US" w:eastAsia="zh-CN" w:bidi="ar"/>
+        </w:rPr>
+        <w:t>extend</w:t>
+      </w:r>
+      <w:r>
+        <w:rPr>
+          <w:rFonts w:hint="default" w:ascii="Consolas" w:hAnsi="Consolas" w:eastAsia="Consolas" w:cs="Consolas"/>
+          <w:b w:val="0"/>
+          <w:bCs w:val="0"/>
+          <w:color w:val="CCCCCC"/>
+          <w:kern w:val="0"/>
+          <w:sz w:val="14"/>
+          <w:szCs w:val="14"/>
+          <w:shd w:val="clear" w:fill="1F1F1F"/>
+          <w:lang w:val="en-US" w:eastAsia="zh-CN" w:bidi="ar"/>
+        </w:rPr>
+        <w:t>(</w:t>
+      </w:r>
+      <w:r>
+        <w:rPr>
+          <w:rFonts w:hint="default" w:ascii="Consolas" w:hAnsi="Consolas" w:eastAsia="Consolas" w:cs="Consolas"/>
+          <w:b w:val="0"/>
+          <w:bCs w:val="0"/>
+          <w:color w:val="4EC9B0"/>
+          <w:kern w:val="0"/>
+          <w:sz w:val="14"/>
+          <w:szCs w:val="14"/>
+          <w:shd w:val="clear" w:fill="1F1F1F"/>
+          <w:lang w:val="en-US" w:eastAsia="zh-CN" w:bidi="ar"/>
+        </w:rPr>
+        <w:t>range</w:t>
+      </w:r>
+      <w:r>
+        <w:rPr>
+          <w:rFonts w:hint="default" w:ascii="Consolas" w:hAnsi="Consolas" w:eastAsia="Consolas" w:cs="Consolas"/>
+          <w:b w:val="0"/>
+          <w:bCs w:val="0"/>
+          <w:color w:val="CCCCCC"/>
+          <w:kern w:val="0"/>
+          <w:sz w:val="14"/>
+          <w:szCs w:val="14"/>
+          <w:shd w:val="clear" w:fill="1F1F1F"/>
+          <w:lang w:val="en-US" w:eastAsia="zh-CN" w:bidi="ar"/>
+        </w:rPr>
+        <w:t>(</w:t>
+      </w:r>
+      <w:r>
+        <w:rPr>
+          <w:rFonts w:hint="default" w:ascii="Consolas" w:hAnsi="Consolas" w:eastAsia="Consolas" w:cs="Consolas"/>
+          <w:b w:val="0"/>
+          <w:bCs w:val="0"/>
+          <w:color w:val="9CDCFE"/>
+          <w:kern w:val="0"/>
+          <w:sz w:val="14"/>
+          <w:szCs w:val="14"/>
+          <w:shd w:val="clear" w:fill="1F1F1F"/>
+          <w:lang w:val="en-US" w:eastAsia="zh-CN" w:bidi="ar"/>
+        </w:rPr>
+        <w:t>start</w:t>
+      </w:r>
+      <w:r>
+        <w:rPr>
+          <w:rFonts w:hint="default" w:ascii="Consolas" w:hAnsi="Consolas" w:eastAsia="Consolas" w:cs="Consolas"/>
+          <w:b w:val="0"/>
+          <w:bCs w:val="0"/>
+          <w:color w:val="CCCCCC"/>
+          <w:kern w:val="0"/>
+          <w:sz w:val="14"/>
+          <w:szCs w:val="14"/>
+          <w:shd w:val="clear" w:fill="1F1F1F"/>
+          <w:lang w:val="en-US" w:eastAsia="zh-CN" w:bidi="ar"/>
+        </w:rPr>
+        <w:t xml:space="preserve">, </w:t>
+      </w:r>
+      <w:r>
+        <w:rPr>
+          <w:rFonts w:hint="default" w:ascii="Consolas" w:hAnsi="Consolas" w:eastAsia="Consolas" w:cs="Consolas"/>
+          <w:b w:val="0"/>
+          <w:bCs w:val="0"/>
+          <w:color w:val="9CDCFE"/>
+          <w:kern w:val="0"/>
+          <w:sz w:val="14"/>
+          <w:szCs w:val="14"/>
+          <w:shd w:val="clear" w:fill="1F1F1F"/>
+          <w:lang w:val="en-US" w:eastAsia="zh-CN" w:bidi="ar"/>
+        </w:rPr>
+        <w:t>end</w:t>
+      </w:r>
+      <w:r>
+        <w:rPr>
+          <w:rFonts w:hint="default" w:ascii="Consolas" w:hAnsi="Consolas" w:eastAsia="Consolas" w:cs="Consolas"/>
+          <w:b w:val="0"/>
+          <w:bCs w:val="0"/>
+          <w:color w:val="D4D4D4"/>
+          <w:kern w:val="0"/>
+          <w:sz w:val="14"/>
+          <w:szCs w:val="14"/>
+          <w:shd w:val="clear" w:fill="1F1F1F"/>
+          <w:lang w:val="en-US" w:eastAsia="zh-CN" w:bidi="ar"/>
+        </w:rPr>
+        <w:t>+</w:t>
+      </w:r>
+      <w:r>
+        <w:rPr>
+          <w:rFonts w:hint="default" w:ascii="Consolas" w:hAnsi="Consolas" w:eastAsia="Consolas" w:cs="Consolas"/>
+          <w:b w:val="0"/>
+          <w:bCs w:val="0"/>
+          <w:color w:val="B5CEA8"/>
+          <w:kern w:val="0"/>
+          <w:sz w:val="14"/>
+          <w:szCs w:val="14"/>
+          <w:shd w:val="clear" w:fill="1F1F1F"/>
+          <w:lang w:val="en-US" w:eastAsia="zh-CN" w:bidi="ar"/>
+        </w:rPr>
+        <w:t>1</w:t>
+      </w:r>
+      <w:r>
+        <w:rPr>
+          <w:rFonts w:hint="default" w:ascii="Consolas" w:hAnsi="Consolas" w:eastAsia="Consolas" w:cs="Consolas"/>
+          <w:b w:val="0"/>
+          <w:bCs w:val="0"/>
+          <w:color w:val="CCCCCC"/>
+          <w:kern w:val="0"/>
+          <w:sz w:val="14"/>
+          <w:szCs w:val="14"/>
+          <w:shd w:val="clear" w:fill="1F1F1F"/>
+          <w:lang w:val="en-US" w:eastAsia="zh-CN" w:bidi="ar"/>
+        </w:rPr>
+        <w:t>))</w:t>
+      </w:r>
+    </w:p>
+    <w:p>
+      <w:pPr>
+        <w:keepNext w:val="0"/>
+        <w:keepLines w:val="0"/>
+        <w:widowControl/>
+        <w:suppressLineNumbers w:val="0"/>
+        <w:shd w:val="clear" w:fill="1F1F1F"/>
+        <w:spacing w:line="190" w:lineRule="atLeast"/>
+        <w:jc w:val="left"/>
+        <w:rPr>
+          <w:rFonts w:hint="default" w:ascii="Consolas" w:hAnsi="Consolas" w:eastAsia="Consolas" w:cs="Consolas"/>
+          <w:b w:val="0"/>
+          <w:bCs w:val="0"/>
+          <w:color w:val="CCCCCC"/>
+          <w:sz w:val="14"/>
+          <w:szCs w:val="14"/>
+        </w:rPr>
+      </w:pPr>
+      <w:r>
+        <w:rPr>
+          <w:rFonts w:hint="default" w:ascii="Consolas" w:hAnsi="Consolas" w:eastAsia="Consolas" w:cs="Consolas"/>
+          <w:b w:val="0"/>
+          <w:bCs w:val="0"/>
+          <w:color w:val="6A9955"/>
+          <w:kern w:val="0"/>
+          <w:sz w:val="14"/>
+          <w:szCs w:val="14"/>
+          <w:shd w:val="clear" w:fill="1F1F1F"/>
+          <w:lang w:val="en-US" w:eastAsia="zh-CN" w:bidi="ar"/>
+        </w:rPr>
+        <w:t># 非泵水阶段的数据</w:t>
+      </w:r>
+    </w:p>
+    <w:p>
+      <w:pPr>
+        <w:keepNext w:val="0"/>
+        <w:keepLines w:val="0"/>
+        <w:widowControl/>
+        <w:suppressLineNumbers w:val="0"/>
+        <w:shd w:val="clear" w:fill="1F1F1F"/>
+        <w:spacing w:line="190" w:lineRule="atLeast"/>
+        <w:jc w:val="left"/>
+        <w:rPr>
+          <w:rFonts w:hint="default" w:ascii="Consolas" w:hAnsi="Consolas" w:eastAsia="Consolas" w:cs="Consolas"/>
+          <w:b w:val="0"/>
+          <w:bCs w:val="0"/>
+          <w:color w:val="CCCCCC"/>
+          <w:sz w:val="14"/>
+          <w:szCs w:val="14"/>
+        </w:rPr>
+      </w:pPr>
+      <w:r>
+        <w:rPr>
+          <w:rFonts w:hint="default" w:ascii="Consolas" w:hAnsi="Consolas" w:eastAsia="Consolas" w:cs="Consolas"/>
+          <w:b w:val="0"/>
+          <w:bCs w:val="0"/>
+          <w:color w:val="9CDCFE"/>
+          <w:kern w:val="0"/>
+          <w:sz w:val="14"/>
+          <w:szCs w:val="14"/>
+          <w:shd w:val="clear" w:fill="1F1F1F"/>
+          <w:lang w:val="en-US" w:eastAsia="zh-CN" w:bidi="ar"/>
+        </w:rPr>
+        <w:t>tt</w:t>
+      </w:r>
+      <w:r>
+        <w:rPr>
+          <w:rFonts w:hint="default" w:ascii="Consolas" w:hAnsi="Consolas" w:eastAsia="Consolas" w:cs="Consolas"/>
+          <w:b w:val="0"/>
+          <w:bCs w:val="0"/>
+          <w:color w:val="CCCCCC"/>
+          <w:kern w:val="0"/>
+          <w:sz w:val="14"/>
+          <w:szCs w:val="14"/>
+          <w:shd w:val="clear" w:fill="1F1F1F"/>
+          <w:lang w:val="en-US" w:eastAsia="zh-CN" w:bidi="ar"/>
+        </w:rPr>
+        <w:t xml:space="preserve"> </w:t>
+      </w:r>
+      <w:r>
+        <w:rPr>
+          <w:rFonts w:hint="default" w:ascii="Consolas" w:hAnsi="Consolas" w:eastAsia="Consolas" w:cs="Consolas"/>
+          <w:b w:val="0"/>
+          <w:bCs w:val="0"/>
+          <w:color w:val="D4D4D4"/>
+          <w:kern w:val="0"/>
+          <w:sz w:val="14"/>
+          <w:szCs w:val="14"/>
+          <w:shd w:val="clear" w:fill="1F1F1F"/>
+          <w:lang w:val="en-US" w:eastAsia="zh-CN" w:bidi="ar"/>
+        </w:rPr>
+        <w:t>=</w:t>
+      </w:r>
+      <w:r>
+        <w:rPr>
+          <w:rFonts w:hint="default" w:ascii="Consolas" w:hAnsi="Consolas" w:eastAsia="Consolas" w:cs="Consolas"/>
+          <w:b w:val="0"/>
+          <w:bCs w:val="0"/>
+          <w:color w:val="CCCCCC"/>
+          <w:kern w:val="0"/>
+          <w:sz w:val="14"/>
+          <w:szCs w:val="14"/>
+          <w:shd w:val="clear" w:fill="1F1F1F"/>
+          <w:lang w:val="en-US" w:eastAsia="zh-CN" w:bidi="ar"/>
+        </w:rPr>
+        <w:t xml:space="preserve"> </w:t>
+      </w:r>
+      <w:r>
+        <w:rPr>
+          <w:rFonts w:hint="default" w:ascii="Consolas" w:hAnsi="Consolas" w:eastAsia="Consolas" w:cs="Consolas"/>
+          <w:b w:val="0"/>
+          <w:bCs w:val="0"/>
+          <w:color w:val="4EC9B0"/>
+          <w:kern w:val="0"/>
+          <w:sz w:val="14"/>
+          <w:szCs w:val="14"/>
+          <w:shd w:val="clear" w:fill="1F1F1F"/>
+          <w:lang w:val="en-US" w:eastAsia="zh-CN" w:bidi="ar"/>
+        </w:rPr>
+        <w:t>np</w:t>
+      </w:r>
+      <w:r>
+        <w:rPr>
+          <w:rFonts w:hint="default" w:ascii="Consolas" w:hAnsi="Consolas" w:eastAsia="Consolas" w:cs="Consolas"/>
+          <w:b w:val="0"/>
+          <w:bCs w:val="0"/>
+          <w:color w:val="CCCCCC"/>
+          <w:kern w:val="0"/>
+          <w:sz w:val="14"/>
+          <w:szCs w:val="14"/>
+          <w:shd w:val="clear" w:fill="1F1F1F"/>
+          <w:lang w:val="en-US" w:eastAsia="zh-CN" w:bidi="ar"/>
+        </w:rPr>
+        <w:t>.</w:t>
+      </w:r>
+      <w:r>
+        <w:rPr>
+          <w:rFonts w:hint="default" w:ascii="Consolas" w:hAnsi="Consolas" w:eastAsia="Consolas" w:cs="Consolas"/>
+          <w:b w:val="0"/>
+          <w:bCs w:val="0"/>
+          <w:color w:val="DCDCAA"/>
+          <w:kern w:val="0"/>
+          <w:sz w:val="14"/>
+          <w:szCs w:val="14"/>
+          <w:shd w:val="clear" w:fill="1F1F1F"/>
+          <w:lang w:val="en-US" w:eastAsia="zh-CN" w:bidi="ar"/>
+        </w:rPr>
+        <w:t>delete</w:t>
+      </w:r>
+      <w:r>
+        <w:rPr>
+          <w:rFonts w:hint="default" w:ascii="Consolas" w:hAnsi="Consolas" w:eastAsia="Consolas" w:cs="Consolas"/>
+          <w:b w:val="0"/>
+          <w:bCs w:val="0"/>
+          <w:color w:val="CCCCCC"/>
+          <w:kern w:val="0"/>
+          <w:sz w:val="14"/>
+          <w:szCs w:val="14"/>
+          <w:shd w:val="clear" w:fill="1F1F1F"/>
+          <w:lang w:val="en-US" w:eastAsia="zh-CN" w:bidi="ar"/>
+        </w:rPr>
+        <w:t>(</w:t>
+      </w:r>
+      <w:r>
+        <w:rPr>
+          <w:rFonts w:hint="default" w:ascii="Consolas" w:hAnsi="Consolas" w:eastAsia="Consolas" w:cs="Consolas"/>
+          <w:b w:val="0"/>
+          <w:bCs w:val="0"/>
+          <w:color w:val="9CDCFE"/>
+          <w:kern w:val="0"/>
+          <w:sz w:val="14"/>
+          <w:szCs w:val="14"/>
+          <w:shd w:val="clear" w:fill="1F1F1F"/>
+          <w:lang w:val="en-US" w:eastAsia="zh-CN" w:bidi="ar"/>
+        </w:rPr>
+        <w:t>t</w:t>
+      </w:r>
+      <w:r>
+        <w:rPr>
+          <w:rFonts w:hint="default" w:ascii="Consolas" w:hAnsi="Consolas" w:eastAsia="Consolas" w:cs="Consolas"/>
+          <w:b w:val="0"/>
+          <w:bCs w:val="0"/>
+          <w:color w:val="CCCCCC"/>
+          <w:kern w:val="0"/>
+          <w:sz w:val="14"/>
+          <w:szCs w:val="14"/>
+          <w:shd w:val="clear" w:fill="1F1F1F"/>
+          <w:lang w:val="en-US" w:eastAsia="zh-CN" w:bidi="ar"/>
+        </w:rPr>
+        <w:t xml:space="preserve">, </w:t>
+      </w:r>
+      <w:r>
+        <w:rPr>
+          <w:rFonts w:hint="default" w:ascii="Consolas" w:hAnsi="Consolas" w:eastAsia="Consolas" w:cs="Consolas"/>
+          <w:b w:val="0"/>
+          <w:bCs w:val="0"/>
+          <w:color w:val="9CDCFE"/>
+          <w:kern w:val="0"/>
+          <w:sz w:val="14"/>
+          <w:szCs w:val="14"/>
+          <w:shd w:val="clear" w:fill="1F1F1F"/>
+          <w:lang w:val="en-US" w:eastAsia="zh-CN" w:bidi="ar"/>
+        </w:rPr>
+        <w:t>no2</w:t>
+      </w:r>
+      <w:r>
+        <w:rPr>
+          <w:rFonts w:hint="default" w:ascii="Consolas" w:hAnsi="Consolas" w:eastAsia="Consolas" w:cs="Consolas"/>
+          <w:b w:val="0"/>
+          <w:bCs w:val="0"/>
+          <w:color w:val="CCCCCC"/>
+          <w:kern w:val="0"/>
+          <w:sz w:val="14"/>
+          <w:szCs w:val="14"/>
+          <w:shd w:val="clear" w:fill="1F1F1F"/>
+          <w:lang w:val="en-US" w:eastAsia="zh-CN" w:bidi="ar"/>
+        </w:rPr>
+        <w:t>)</w:t>
+      </w:r>
+    </w:p>
+    <w:p>
+      <w:pPr>
+        <w:keepNext w:val="0"/>
+        <w:keepLines w:val="0"/>
+        <w:widowControl/>
+        <w:suppressLineNumbers w:val="0"/>
+        <w:shd w:val="clear" w:fill="1F1F1F"/>
+        <w:spacing w:line="190" w:lineRule="atLeast"/>
+        <w:jc w:val="left"/>
+      </w:pPr>
+      <w:r>
+        <w:rPr>
+          <w:rFonts w:hint="default" w:ascii="Consolas" w:hAnsi="Consolas" w:eastAsia="Consolas" w:cs="Consolas"/>
+          <w:b w:val="0"/>
+          <w:bCs w:val="0"/>
+          <w:color w:val="9CDCFE"/>
+          <w:kern w:val="0"/>
+          <w:sz w:val="14"/>
+          <w:szCs w:val="14"/>
+          <w:shd w:val="clear" w:fill="1F1F1F"/>
+          <w:lang w:val="en-US" w:eastAsia="zh-CN" w:bidi="ar"/>
+        </w:rPr>
+        <w:t>dv2_clean</w:t>
+      </w:r>
+      <w:r>
+        <w:rPr>
+          <w:rFonts w:hint="default" w:ascii="Consolas" w:hAnsi="Consolas" w:eastAsia="Consolas" w:cs="Consolas"/>
+          <w:b w:val="0"/>
+          <w:bCs w:val="0"/>
+          <w:color w:val="CCCCCC"/>
+          <w:kern w:val="0"/>
+          <w:sz w:val="14"/>
+          <w:szCs w:val="14"/>
+          <w:shd w:val="clear" w:fill="1F1F1F"/>
+          <w:lang w:val="en-US" w:eastAsia="zh-CN" w:bidi="ar"/>
+        </w:rPr>
+        <w:t xml:space="preserve"> </w:t>
+      </w:r>
+      <w:r>
+        <w:rPr>
+          <w:rFonts w:hint="default" w:ascii="Consolas" w:hAnsi="Consolas" w:eastAsia="Consolas" w:cs="Consolas"/>
+          <w:b w:val="0"/>
+          <w:bCs w:val="0"/>
+          <w:color w:val="D4D4D4"/>
+          <w:kern w:val="0"/>
+          <w:sz w:val="14"/>
+          <w:szCs w:val="14"/>
+          <w:shd w:val="clear" w:fill="1F1F1F"/>
+          <w:lang w:val="en-US" w:eastAsia="zh-CN" w:bidi="ar"/>
+        </w:rPr>
+        <w:t>=</w:t>
+      </w:r>
+      <w:r>
+        <w:rPr>
+          <w:rFonts w:hint="default" w:ascii="Consolas" w:hAnsi="Consolas" w:eastAsia="Consolas" w:cs="Consolas"/>
+          <w:b w:val="0"/>
+          <w:bCs w:val="0"/>
+          <w:color w:val="CCCCCC"/>
+          <w:kern w:val="0"/>
+          <w:sz w:val="14"/>
+          <w:szCs w:val="14"/>
+          <w:shd w:val="clear" w:fill="1F1F1F"/>
+          <w:lang w:val="en-US" w:eastAsia="zh-CN" w:bidi="ar"/>
+        </w:rPr>
+        <w:t xml:space="preserve"> </w:t>
+      </w:r>
+      <w:r>
+        <w:rPr>
+          <w:rFonts w:hint="default" w:ascii="Consolas" w:hAnsi="Consolas" w:eastAsia="Consolas" w:cs="Consolas"/>
+          <w:b w:val="0"/>
+          <w:bCs w:val="0"/>
+          <w:color w:val="4EC9B0"/>
+          <w:kern w:val="0"/>
+          <w:sz w:val="14"/>
+          <w:szCs w:val="14"/>
+          <w:shd w:val="clear" w:fill="1F1F1F"/>
+          <w:lang w:val="en-US" w:eastAsia="zh-CN" w:bidi="ar"/>
+        </w:rPr>
+        <w:t>np</w:t>
+      </w:r>
+      <w:r>
+        <w:rPr>
+          <w:rFonts w:hint="default" w:ascii="Consolas" w:hAnsi="Consolas" w:eastAsia="Consolas" w:cs="Consolas"/>
+          <w:b w:val="0"/>
+          <w:bCs w:val="0"/>
+          <w:color w:val="CCCCCC"/>
+          <w:kern w:val="0"/>
+          <w:sz w:val="14"/>
+          <w:szCs w:val="14"/>
+          <w:shd w:val="clear" w:fill="1F1F1F"/>
+          <w:lang w:val="en-US" w:eastAsia="zh-CN" w:bidi="ar"/>
+        </w:rPr>
+        <w:t>.</w:t>
+      </w:r>
+      <w:r>
+        <w:rPr>
+          <w:rFonts w:hint="default" w:ascii="Consolas" w:hAnsi="Consolas" w:eastAsia="Consolas" w:cs="Consolas"/>
+          <w:b w:val="0"/>
+          <w:bCs w:val="0"/>
+          <w:color w:val="DCDCAA"/>
+          <w:kern w:val="0"/>
+          <w:sz w:val="14"/>
+          <w:szCs w:val="14"/>
+          <w:shd w:val="clear" w:fill="1F1F1F"/>
+          <w:lang w:val="en-US" w:eastAsia="zh-CN" w:bidi="ar"/>
+        </w:rPr>
+        <w:t>delete</w:t>
+      </w:r>
+      <w:r>
+        <w:rPr>
+          <w:rFonts w:hint="default" w:ascii="Consolas" w:hAnsi="Consolas" w:eastAsia="Consolas" w:cs="Consolas"/>
+          <w:b w:val="0"/>
+          <w:bCs w:val="0"/>
+          <w:color w:val="CCCCCC"/>
+          <w:kern w:val="0"/>
+          <w:sz w:val="14"/>
+          <w:szCs w:val="14"/>
+          <w:shd w:val="clear" w:fill="1F1F1F"/>
+          <w:lang w:val="en-US" w:eastAsia="zh-CN" w:bidi="ar"/>
+        </w:rPr>
+        <w:t>(</w:t>
+      </w:r>
+      <w:r>
+        <w:rPr>
+          <w:rFonts w:hint="default" w:ascii="Consolas" w:hAnsi="Consolas" w:eastAsia="Consolas" w:cs="Consolas"/>
+          <w:b w:val="0"/>
+          <w:bCs w:val="0"/>
+          <w:color w:val="9CDCFE"/>
+          <w:kern w:val="0"/>
+          <w:sz w:val="14"/>
+          <w:szCs w:val="14"/>
+          <w:shd w:val="clear" w:fill="1F1F1F"/>
+          <w:lang w:val="en-US" w:eastAsia="zh-CN" w:bidi="ar"/>
+        </w:rPr>
+        <w:t>dv2</w:t>
+      </w:r>
+      <w:r>
+        <w:rPr>
+          <w:rFonts w:hint="default" w:ascii="Consolas" w:hAnsi="Consolas" w:eastAsia="Consolas" w:cs="Consolas"/>
+          <w:b w:val="0"/>
+          <w:bCs w:val="0"/>
+          <w:color w:val="CCCCCC"/>
+          <w:kern w:val="0"/>
+          <w:sz w:val="14"/>
+          <w:szCs w:val="14"/>
+          <w:shd w:val="clear" w:fill="1F1F1F"/>
+          <w:lang w:val="en-US" w:eastAsia="zh-CN" w:bidi="ar"/>
+        </w:rPr>
+        <w:t xml:space="preserve">, </w:t>
+      </w:r>
+      <w:r>
+        <w:rPr>
+          <w:rFonts w:hint="default" w:ascii="Consolas" w:hAnsi="Consolas" w:eastAsia="Consolas" w:cs="Consolas"/>
+          <w:b w:val="0"/>
+          <w:bCs w:val="0"/>
+          <w:color w:val="9CDCFE"/>
+          <w:kern w:val="0"/>
+          <w:sz w:val="14"/>
+          <w:szCs w:val="14"/>
+          <w:shd w:val="clear" w:fill="1F1F1F"/>
+          <w:lang w:val="en-US" w:eastAsia="zh-CN" w:bidi="ar"/>
+        </w:rPr>
+        <w:t>no2</w:t>
+      </w:r>
+      <w:r>
+        <w:rPr>
+          <w:rFonts w:hint="default" w:ascii="Consolas" w:hAnsi="Consolas" w:eastAsia="Consolas" w:cs="Consolas"/>
+          <w:b w:val="0"/>
+          <w:bCs w:val="0"/>
+          <w:color w:val="CCCCCC"/>
+          <w:kern w:val="0"/>
+          <w:sz w:val="14"/>
+          <w:szCs w:val="14"/>
+          <w:shd w:val="clear" w:fill="1F1F1F"/>
+          <w:lang w:val="en-US" w:eastAsia="zh-CN" w:bidi="ar"/>
+        </w:rPr>
+        <w:t>)</w:t>
+      </w:r>
+    </w:p>
+    <w:p>
+      <w:pPr>
+        <w:keepNext w:val="0"/>
+        <w:keepLines w:val="0"/>
+        <w:widowControl/>
+        <w:suppressLineNumbers w:val="0"/>
+        <w:shd w:val="clear" w:fill="1F1F1F"/>
+        <w:spacing w:line="190" w:lineRule="atLeast"/>
+        <w:jc w:val="left"/>
+        <w:rPr>
+          <w:rFonts w:hint="default" w:ascii="Consolas" w:hAnsi="Consolas" w:eastAsia="Consolas" w:cs="Consolas"/>
+          <w:b w:val="0"/>
+          <w:bCs w:val="0"/>
+          <w:color w:val="CCCCCC"/>
+          <w:sz w:val="14"/>
+          <w:szCs w:val="14"/>
+        </w:rPr>
+      </w:pPr>
+      <w:r>
+        <w:rPr>
+          <w:rFonts w:hint="default" w:ascii="Consolas" w:hAnsi="Consolas" w:eastAsia="Consolas" w:cs="Consolas"/>
+          <w:b w:val="0"/>
+          <w:bCs w:val="0"/>
+          <w:color w:val="6A9955"/>
+          <w:kern w:val="0"/>
+          <w:sz w:val="14"/>
+          <w:szCs w:val="14"/>
+          <w:shd w:val="clear" w:fill="1F1F1F"/>
+          <w:lang w:val="en-US" w:eastAsia="zh-CN" w:bidi="ar"/>
+        </w:rPr>
+        <w:t># 6. 使用三次样条插值拟合 f(t)</w:t>
+      </w:r>
+    </w:p>
+    <w:p>
+      <w:pPr>
+        <w:keepNext w:val="0"/>
+        <w:keepLines w:val="0"/>
+        <w:widowControl/>
+        <w:suppressLineNumbers w:val="0"/>
+        <w:shd w:val="clear" w:fill="1F1F1F"/>
+        <w:spacing w:line="190" w:lineRule="atLeast"/>
+        <w:jc w:val="left"/>
+        <w:rPr>
+          <w:rFonts w:hint="default" w:ascii="Consolas" w:hAnsi="Consolas" w:eastAsia="Consolas" w:cs="Consolas"/>
+          <w:b w:val="0"/>
+          <w:bCs w:val="0"/>
+          <w:color w:val="CCCCCC"/>
+          <w:sz w:val="14"/>
+          <w:szCs w:val="14"/>
+        </w:rPr>
+      </w:pPr>
+      <w:r>
+        <w:rPr>
+          <w:rFonts w:hint="default" w:ascii="Consolas" w:hAnsi="Consolas" w:eastAsia="Consolas" w:cs="Consolas"/>
+          <w:b w:val="0"/>
+          <w:bCs w:val="0"/>
+          <w:color w:val="9CDCFE"/>
+          <w:kern w:val="0"/>
+          <w:sz w:val="14"/>
+          <w:szCs w:val="14"/>
+          <w:shd w:val="clear" w:fill="1F1F1F"/>
+          <w:lang w:val="en-US" w:eastAsia="zh-CN" w:bidi="ar"/>
+        </w:rPr>
+        <w:t>cs</w:t>
+      </w:r>
+      <w:r>
+        <w:rPr>
+          <w:rFonts w:hint="default" w:ascii="Consolas" w:hAnsi="Consolas" w:eastAsia="Consolas" w:cs="Consolas"/>
+          <w:b w:val="0"/>
+          <w:bCs w:val="0"/>
+          <w:color w:val="CCCCCC"/>
+          <w:kern w:val="0"/>
+          <w:sz w:val="14"/>
+          <w:szCs w:val="14"/>
+          <w:shd w:val="clear" w:fill="1F1F1F"/>
+          <w:lang w:val="en-US" w:eastAsia="zh-CN" w:bidi="ar"/>
+        </w:rPr>
+        <w:t xml:space="preserve"> </w:t>
+      </w:r>
+      <w:r>
+        <w:rPr>
+          <w:rFonts w:hint="default" w:ascii="Consolas" w:hAnsi="Consolas" w:eastAsia="Consolas" w:cs="Consolas"/>
+          <w:b w:val="0"/>
+          <w:bCs w:val="0"/>
+          <w:color w:val="D4D4D4"/>
+          <w:kern w:val="0"/>
+          <w:sz w:val="14"/>
+          <w:szCs w:val="14"/>
+          <w:shd w:val="clear" w:fill="1F1F1F"/>
+          <w:lang w:val="en-US" w:eastAsia="zh-CN" w:bidi="ar"/>
+        </w:rPr>
+        <w:t>=</w:t>
+      </w:r>
+      <w:r>
+        <w:rPr>
+          <w:rFonts w:hint="default" w:ascii="Consolas" w:hAnsi="Consolas" w:eastAsia="Consolas" w:cs="Consolas"/>
+          <w:b w:val="0"/>
+          <w:bCs w:val="0"/>
+          <w:color w:val="CCCCCC"/>
+          <w:kern w:val="0"/>
+          <w:sz w:val="14"/>
+          <w:szCs w:val="14"/>
+          <w:shd w:val="clear" w:fill="1F1F1F"/>
+          <w:lang w:val="en-US" w:eastAsia="zh-CN" w:bidi="ar"/>
+        </w:rPr>
+        <w:t xml:space="preserve"> </w:t>
+      </w:r>
+      <w:r>
+        <w:rPr>
+          <w:rFonts w:hint="default" w:ascii="Consolas" w:hAnsi="Consolas" w:eastAsia="Consolas" w:cs="Consolas"/>
+          <w:b w:val="0"/>
+          <w:bCs w:val="0"/>
+          <w:color w:val="4EC9B0"/>
+          <w:kern w:val="0"/>
+          <w:sz w:val="14"/>
+          <w:szCs w:val="14"/>
+          <w:shd w:val="clear" w:fill="1F1F1F"/>
+          <w:lang w:val="en-US" w:eastAsia="zh-CN" w:bidi="ar"/>
+        </w:rPr>
+        <w:t>CubicSpline</w:t>
+      </w:r>
+      <w:r>
+        <w:rPr>
+          <w:rFonts w:hint="default" w:ascii="Consolas" w:hAnsi="Consolas" w:eastAsia="Consolas" w:cs="Consolas"/>
+          <w:b w:val="0"/>
+          <w:bCs w:val="0"/>
+          <w:color w:val="CCCCCC"/>
+          <w:kern w:val="0"/>
+          <w:sz w:val="14"/>
+          <w:szCs w:val="14"/>
+          <w:shd w:val="clear" w:fill="1F1F1F"/>
+          <w:lang w:val="en-US" w:eastAsia="zh-CN" w:bidi="ar"/>
+        </w:rPr>
+        <w:t>(</w:t>
+      </w:r>
+      <w:r>
+        <w:rPr>
+          <w:rFonts w:hint="default" w:ascii="Consolas" w:hAnsi="Consolas" w:eastAsia="Consolas" w:cs="Consolas"/>
+          <w:b w:val="0"/>
+          <w:bCs w:val="0"/>
+          <w:color w:val="9CDCFE"/>
+          <w:kern w:val="0"/>
+          <w:sz w:val="14"/>
+          <w:szCs w:val="14"/>
+          <w:shd w:val="clear" w:fill="1F1F1F"/>
+          <w:lang w:val="en-US" w:eastAsia="zh-CN" w:bidi="ar"/>
+        </w:rPr>
+        <w:t>tt</w:t>
+      </w:r>
+      <w:r>
+        <w:rPr>
+          <w:rFonts w:hint="default" w:ascii="Consolas" w:hAnsi="Consolas" w:eastAsia="Consolas" w:cs="Consolas"/>
+          <w:b w:val="0"/>
+          <w:bCs w:val="0"/>
+          <w:color w:val="CCCCCC"/>
+          <w:kern w:val="0"/>
+          <w:sz w:val="14"/>
+          <w:szCs w:val="14"/>
+          <w:shd w:val="clear" w:fill="1F1F1F"/>
+          <w:lang w:val="en-US" w:eastAsia="zh-CN" w:bidi="ar"/>
+        </w:rPr>
+        <w:t xml:space="preserve">, </w:t>
+      </w:r>
+      <w:r>
+        <w:rPr>
+          <w:rFonts w:hint="default" w:ascii="Consolas" w:hAnsi="Consolas" w:eastAsia="Consolas" w:cs="Consolas"/>
+          <w:b w:val="0"/>
+          <w:bCs w:val="0"/>
+          <w:color w:val="9CDCFE"/>
+          <w:kern w:val="0"/>
+          <w:sz w:val="14"/>
+          <w:szCs w:val="14"/>
+          <w:shd w:val="clear" w:fill="1F1F1F"/>
+          <w:lang w:val="en-US" w:eastAsia="zh-CN" w:bidi="ar"/>
+        </w:rPr>
+        <w:t>dv2_clean</w:t>
+      </w:r>
+      <w:r>
+        <w:rPr>
+          <w:rFonts w:hint="default" w:ascii="Consolas" w:hAnsi="Consolas" w:eastAsia="Consolas" w:cs="Consolas"/>
+          <w:b w:val="0"/>
+          <w:bCs w:val="0"/>
+          <w:color w:val="CCCCCC"/>
+          <w:kern w:val="0"/>
+          <w:sz w:val="14"/>
+          <w:szCs w:val="14"/>
+          <w:shd w:val="clear" w:fill="1F1F1F"/>
+          <w:lang w:val="en-US" w:eastAsia="zh-CN" w:bidi="ar"/>
+        </w:rPr>
+        <w:t xml:space="preserve">, </w:t>
+      </w:r>
+      <w:r>
+        <w:rPr>
+          <w:rFonts w:hint="default" w:ascii="Consolas" w:hAnsi="Consolas" w:eastAsia="Consolas" w:cs="Consolas"/>
+          <w:b w:val="0"/>
+          <w:bCs w:val="0"/>
+          <w:color w:val="9CDCFE"/>
+          <w:kern w:val="0"/>
+          <w:sz w:val="14"/>
+          <w:szCs w:val="14"/>
+          <w:shd w:val="clear" w:fill="1F1F1F"/>
+          <w:lang w:val="en-US" w:eastAsia="zh-CN" w:bidi="ar"/>
+        </w:rPr>
+        <w:t>bc_type</w:t>
+      </w:r>
+      <w:r>
+        <w:rPr>
+          <w:rFonts w:hint="default" w:ascii="Consolas" w:hAnsi="Consolas" w:eastAsia="Consolas" w:cs="Consolas"/>
+          <w:b w:val="0"/>
+          <w:bCs w:val="0"/>
+          <w:color w:val="D4D4D4"/>
+          <w:kern w:val="0"/>
+          <w:sz w:val="14"/>
+          <w:szCs w:val="14"/>
+          <w:shd w:val="clear" w:fill="1F1F1F"/>
+          <w:lang w:val="en-US" w:eastAsia="zh-CN" w:bidi="ar"/>
+        </w:rPr>
+        <w:t>=</w:t>
+      </w:r>
+      <w:r>
+        <w:rPr>
+          <w:rFonts w:hint="default" w:ascii="Consolas" w:hAnsi="Consolas" w:eastAsia="Consolas" w:cs="Consolas"/>
+          <w:b w:val="0"/>
+          <w:bCs w:val="0"/>
+          <w:color w:val="CE9178"/>
+          <w:kern w:val="0"/>
+          <w:sz w:val="14"/>
+          <w:szCs w:val="14"/>
+          <w:shd w:val="clear" w:fill="1F1F1F"/>
+          <w:lang w:val="en-US" w:eastAsia="zh-CN" w:bidi="ar"/>
+        </w:rPr>
+        <w:t>'natural'</w:t>
+      </w:r>
+      <w:r>
+        <w:rPr>
+          <w:rFonts w:hint="default" w:ascii="Consolas" w:hAnsi="Consolas" w:eastAsia="Consolas" w:cs="Consolas"/>
+          <w:b w:val="0"/>
+          <w:bCs w:val="0"/>
+          <w:color w:val="CCCCCC"/>
+          <w:kern w:val="0"/>
+          <w:sz w:val="14"/>
+          <w:szCs w:val="14"/>
+          <w:shd w:val="clear" w:fill="1F1F1F"/>
+          <w:lang w:val="en-US" w:eastAsia="zh-CN" w:bidi="ar"/>
+        </w:rPr>
+        <w:t>)  </w:t>
+      </w:r>
+      <w:r>
+        <w:rPr>
+          <w:rFonts w:hint="default" w:ascii="Consolas" w:hAnsi="Consolas" w:eastAsia="Consolas" w:cs="Consolas"/>
+          <w:b w:val="0"/>
+          <w:bCs w:val="0"/>
+          <w:color w:val="6A9955"/>
+          <w:kern w:val="0"/>
+          <w:sz w:val="14"/>
+          <w:szCs w:val="14"/>
+          <w:shd w:val="clear" w:fill="1F1F1F"/>
+          <w:lang w:val="en-US" w:eastAsia="zh-CN" w:bidi="ar"/>
+        </w:rPr>
+        <w:t># 自然边界条件的三次样条插值</w:t>
+      </w:r>
+    </w:p>
+    <w:p>
+      <w:pPr>
+        <w:keepNext w:val="0"/>
+        <w:keepLines w:val="0"/>
+        <w:widowControl/>
+        <w:suppressLineNumbers w:val="0"/>
+        <w:shd w:val="clear" w:fill="1F1F1F"/>
+        <w:spacing w:line="190" w:lineRule="atLeast"/>
+        <w:jc w:val="left"/>
+        <w:rPr>
+          <w:rFonts w:hint="default" w:ascii="Consolas" w:hAnsi="Consolas" w:eastAsia="Consolas" w:cs="Consolas"/>
+          <w:b w:val="0"/>
+          <w:bCs w:val="0"/>
+          <w:color w:val="CCCCCC"/>
+          <w:sz w:val="14"/>
+          <w:szCs w:val="14"/>
+        </w:rPr>
+      </w:pPr>
+      <w:r>
+        <w:rPr>
+          <w:rFonts w:hint="default" w:ascii="Consolas" w:hAnsi="Consolas" w:eastAsia="Consolas" w:cs="Consolas"/>
+          <w:b w:val="0"/>
+          <w:bCs w:val="0"/>
+          <w:color w:val="9CDCFE"/>
+          <w:kern w:val="0"/>
+          <w:sz w:val="14"/>
+          <w:szCs w:val="14"/>
+          <w:shd w:val="clear" w:fill="1F1F1F"/>
+          <w:lang w:val="en-US" w:eastAsia="zh-CN" w:bidi="ar"/>
+        </w:rPr>
+        <w:t>tt0</w:t>
+      </w:r>
+      <w:r>
+        <w:rPr>
+          <w:rFonts w:hint="default" w:ascii="Consolas" w:hAnsi="Consolas" w:eastAsia="Consolas" w:cs="Consolas"/>
+          <w:b w:val="0"/>
+          <w:bCs w:val="0"/>
+          <w:color w:val="CCCCCC"/>
+          <w:kern w:val="0"/>
+          <w:sz w:val="14"/>
+          <w:szCs w:val="14"/>
+          <w:shd w:val="clear" w:fill="1F1F1F"/>
+          <w:lang w:val="en-US" w:eastAsia="zh-CN" w:bidi="ar"/>
+        </w:rPr>
+        <w:t xml:space="preserve"> </w:t>
+      </w:r>
+      <w:r>
+        <w:rPr>
+          <w:rFonts w:hint="default" w:ascii="Consolas" w:hAnsi="Consolas" w:eastAsia="Consolas" w:cs="Consolas"/>
+          <w:b w:val="0"/>
+          <w:bCs w:val="0"/>
+          <w:color w:val="D4D4D4"/>
+          <w:kern w:val="0"/>
+          <w:sz w:val="14"/>
+          <w:szCs w:val="14"/>
+          <w:shd w:val="clear" w:fill="1F1F1F"/>
+          <w:lang w:val="en-US" w:eastAsia="zh-CN" w:bidi="ar"/>
+        </w:rPr>
+        <w:t>=</w:t>
+      </w:r>
+      <w:r>
+        <w:rPr>
+          <w:rFonts w:hint="default" w:ascii="Consolas" w:hAnsi="Consolas" w:eastAsia="Consolas" w:cs="Consolas"/>
+          <w:b w:val="0"/>
+          <w:bCs w:val="0"/>
+          <w:color w:val="CCCCCC"/>
+          <w:kern w:val="0"/>
+          <w:sz w:val="14"/>
+          <w:szCs w:val="14"/>
+          <w:shd w:val="clear" w:fill="1F1F1F"/>
+          <w:lang w:val="en-US" w:eastAsia="zh-CN" w:bidi="ar"/>
+        </w:rPr>
+        <w:t xml:space="preserve"> </w:t>
+      </w:r>
+      <w:r>
+        <w:rPr>
+          <w:rFonts w:hint="default" w:ascii="Consolas" w:hAnsi="Consolas" w:eastAsia="Consolas" w:cs="Consolas"/>
+          <w:b w:val="0"/>
+          <w:bCs w:val="0"/>
+          <w:color w:val="4EC9B0"/>
+          <w:kern w:val="0"/>
+          <w:sz w:val="14"/>
+          <w:szCs w:val="14"/>
+          <w:shd w:val="clear" w:fill="1F1F1F"/>
+          <w:lang w:val="en-US" w:eastAsia="zh-CN" w:bidi="ar"/>
+        </w:rPr>
+        <w:t>np</w:t>
+      </w:r>
+      <w:r>
+        <w:rPr>
+          <w:rFonts w:hint="default" w:ascii="Consolas" w:hAnsi="Consolas" w:eastAsia="Consolas" w:cs="Consolas"/>
+          <w:b w:val="0"/>
+          <w:bCs w:val="0"/>
+          <w:color w:val="CCCCCC"/>
+          <w:kern w:val="0"/>
+          <w:sz w:val="14"/>
+          <w:szCs w:val="14"/>
+          <w:shd w:val="clear" w:fill="1F1F1F"/>
+          <w:lang w:val="en-US" w:eastAsia="zh-CN" w:bidi="ar"/>
+        </w:rPr>
+        <w:t>.</w:t>
+      </w:r>
+      <w:r>
+        <w:rPr>
+          <w:rFonts w:hint="default" w:ascii="Consolas" w:hAnsi="Consolas" w:eastAsia="Consolas" w:cs="Consolas"/>
+          <w:b w:val="0"/>
+          <w:bCs w:val="0"/>
+          <w:color w:val="DCDCAA"/>
+          <w:kern w:val="0"/>
+          <w:sz w:val="14"/>
+          <w:szCs w:val="14"/>
+          <w:shd w:val="clear" w:fill="1F1F1F"/>
+          <w:lang w:val="en-US" w:eastAsia="zh-CN" w:bidi="ar"/>
+        </w:rPr>
+        <w:t>linspace</w:t>
+      </w:r>
+      <w:r>
+        <w:rPr>
+          <w:rFonts w:hint="default" w:ascii="Consolas" w:hAnsi="Consolas" w:eastAsia="Consolas" w:cs="Consolas"/>
+          <w:b w:val="0"/>
+          <w:bCs w:val="0"/>
+          <w:color w:val="CCCCCC"/>
+          <w:kern w:val="0"/>
+          <w:sz w:val="14"/>
+          <w:szCs w:val="14"/>
+          <w:shd w:val="clear" w:fill="1F1F1F"/>
+          <w:lang w:val="en-US" w:eastAsia="zh-CN" w:bidi="ar"/>
+        </w:rPr>
+        <w:t>(</w:t>
+      </w:r>
+      <w:r>
+        <w:rPr>
+          <w:rFonts w:hint="default" w:ascii="Consolas" w:hAnsi="Consolas" w:eastAsia="Consolas" w:cs="Consolas"/>
+          <w:b w:val="0"/>
+          <w:bCs w:val="0"/>
+          <w:color w:val="B5CEA8"/>
+          <w:kern w:val="0"/>
+          <w:sz w:val="14"/>
+          <w:szCs w:val="14"/>
+          <w:shd w:val="clear" w:fill="1F1F1F"/>
+          <w:lang w:val="en-US" w:eastAsia="zh-CN" w:bidi="ar"/>
+        </w:rPr>
+        <w:t>0</w:t>
+      </w:r>
+      <w:r>
+        <w:rPr>
+          <w:rFonts w:hint="default" w:ascii="Consolas" w:hAnsi="Consolas" w:eastAsia="Consolas" w:cs="Consolas"/>
+          <w:b w:val="0"/>
+          <w:bCs w:val="0"/>
+          <w:color w:val="CCCCCC"/>
+          <w:kern w:val="0"/>
+          <w:sz w:val="14"/>
+          <w:szCs w:val="14"/>
+          <w:shd w:val="clear" w:fill="1F1F1F"/>
+          <w:lang w:val="en-US" w:eastAsia="zh-CN" w:bidi="ar"/>
+        </w:rPr>
+        <w:t xml:space="preserve">, </w:t>
+      </w:r>
+      <w:r>
+        <w:rPr>
+          <w:rFonts w:hint="default" w:ascii="Consolas" w:hAnsi="Consolas" w:eastAsia="Consolas" w:cs="Consolas"/>
+          <w:b w:val="0"/>
+          <w:bCs w:val="0"/>
+          <w:color w:val="9CDCFE"/>
+          <w:kern w:val="0"/>
+          <w:sz w:val="14"/>
+          <w:szCs w:val="14"/>
+          <w:shd w:val="clear" w:fill="1F1F1F"/>
+          <w:lang w:val="en-US" w:eastAsia="zh-CN" w:bidi="ar"/>
+        </w:rPr>
+        <w:t>tt</w:t>
+      </w:r>
+      <w:r>
+        <w:rPr>
+          <w:rFonts w:hint="default" w:ascii="Consolas" w:hAnsi="Consolas" w:eastAsia="Consolas" w:cs="Consolas"/>
+          <w:b w:val="0"/>
+          <w:bCs w:val="0"/>
+          <w:color w:val="CCCCCC"/>
+          <w:kern w:val="0"/>
+          <w:sz w:val="14"/>
+          <w:szCs w:val="14"/>
+          <w:shd w:val="clear" w:fill="1F1F1F"/>
+          <w:lang w:val="en-US" w:eastAsia="zh-CN" w:bidi="ar"/>
+        </w:rPr>
+        <w:t>[</w:t>
+      </w:r>
+      <w:r>
+        <w:rPr>
+          <w:rFonts w:hint="default" w:ascii="Consolas" w:hAnsi="Consolas" w:eastAsia="Consolas" w:cs="Consolas"/>
+          <w:b w:val="0"/>
+          <w:bCs w:val="0"/>
+          <w:color w:val="D4D4D4"/>
+          <w:kern w:val="0"/>
+          <w:sz w:val="14"/>
+          <w:szCs w:val="14"/>
+          <w:shd w:val="clear" w:fill="1F1F1F"/>
+          <w:lang w:val="en-US" w:eastAsia="zh-CN" w:bidi="ar"/>
+        </w:rPr>
+        <w:t>-</w:t>
+      </w:r>
+      <w:r>
+        <w:rPr>
+          <w:rFonts w:hint="default" w:ascii="Consolas" w:hAnsi="Consolas" w:eastAsia="Consolas" w:cs="Consolas"/>
+          <w:b w:val="0"/>
+          <w:bCs w:val="0"/>
+          <w:color w:val="B5CEA8"/>
+          <w:kern w:val="0"/>
+          <w:sz w:val="14"/>
+          <w:szCs w:val="14"/>
+          <w:shd w:val="clear" w:fill="1F1F1F"/>
+          <w:lang w:val="en-US" w:eastAsia="zh-CN" w:bidi="ar"/>
+        </w:rPr>
+        <w:t>1</w:t>
+      </w:r>
+      <w:r>
+        <w:rPr>
+          <w:rFonts w:hint="default" w:ascii="Consolas" w:hAnsi="Consolas" w:eastAsia="Consolas" w:cs="Consolas"/>
+          <w:b w:val="0"/>
+          <w:bCs w:val="0"/>
+          <w:color w:val="CCCCCC"/>
+          <w:kern w:val="0"/>
+          <w:sz w:val="14"/>
+          <w:szCs w:val="14"/>
+          <w:shd w:val="clear" w:fill="1F1F1F"/>
+          <w:lang w:val="en-US" w:eastAsia="zh-CN" w:bidi="ar"/>
+        </w:rPr>
+        <w:t xml:space="preserve">], </w:t>
+      </w:r>
+      <w:r>
+        <w:rPr>
+          <w:rFonts w:hint="default" w:ascii="Consolas" w:hAnsi="Consolas" w:eastAsia="Consolas" w:cs="Consolas"/>
+          <w:b w:val="0"/>
+          <w:bCs w:val="0"/>
+          <w:color w:val="B5CEA8"/>
+          <w:kern w:val="0"/>
+          <w:sz w:val="14"/>
+          <w:szCs w:val="14"/>
+          <w:shd w:val="clear" w:fill="1F1F1F"/>
+          <w:lang w:val="en-US" w:eastAsia="zh-CN" w:bidi="ar"/>
+        </w:rPr>
+        <w:t>1000</w:t>
+      </w:r>
+      <w:r>
+        <w:rPr>
+          <w:rFonts w:hint="default" w:ascii="Consolas" w:hAnsi="Consolas" w:eastAsia="Consolas" w:cs="Consolas"/>
+          <w:b w:val="0"/>
+          <w:bCs w:val="0"/>
+          <w:color w:val="CCCCCC"/>
+          <w:kern w:val="0"/>
+          <w:sz w:val="14"/>
+          <w:szCs w:val="14"/>
+          <w:shd w:val="clear" w:fill="1F1F1F"/>
+          <w:lang w:val="en-US" w:eastAsia="zh-CN" w:bidi="ar"/>
+        </w:rPr>
+        <w:t>)  </w:t>
+      </w:r>
+      <w:r>
+        <w:rPr>
+          <w:rFonts w:hint="default" w:ascii="Consolas" w:hAnsi="Consolas" w:eastAsia="Consolas" w:cs="Consolas"/>
+          <w:b w:val="0"/>
+          <w:bCs w:val="0"/>
+          <w:color w:val="6A9955"/>
+          <w:kern w:val="0"/>
+          <w:sz w:val="14"/>
+          <w:szCs w:val="14"/>
+          <w:shd w:val="clear" w:fill="1F1F1F"/>
+          <w:lang w:val="en-US" w:eastAsia="zh-CN" w:bidi="ar"/>
+        </w:rPr>
+        <w:t># 插值点</w:t>
+      </w:r>
+    </w:p>
+    <w:p>
+      <w:pPr>
+        <w:keepNext w:val="0"/>
+        <w:keepLines w:val="0"/>
+        <w:widowControl/>
+        <w:suppressLineNumbers w:val="0"/>
+        <w:shd w:val="clear" w:fill="1F1F1F"/>
+        <w:spacing w:line="190" w:lineRule="atLeast"/>
+        <w:jc w:val="left"/>
+      </w:pPr>
+      <w:r>
+        <w:rPr>
+          <w:rFonts w:hint="default" w:ascii="Consolas" w:hAnsi="Consolas" w:eastAsia="Consolas" w:cs="Consolas"/>
+          <w:b w:val="0"/>
+          <w:bCs w:val="0"/>
+          <w:color w:val="9CDCFE"/>
+          <w:kern w:val="0"/>
+          <w:sz w:val="14"/>
+          <w:szCs w:val="14"/>
+          <w:shd w:val="clear" w:fill="1F1F1F"/>
+          <w:lang w:val="en-US" w:eastAsia="zh-CN" w:bidi="ar"/>
+        </w:rPr>
+        <w:t>fdv</w:t>
+      </w:r>
+      <w:r>
+        <w:rPr>
+          <w:rFonts w:hint="default" w:ascii="Consolas" w:hAnsi="Consolas" w:eastAsia="Consolas" w:cs="Consolas"/>
+          <w:b w:val="0"/>
+          <w:bCs w:val="0"/>
+          <w:color w:val="CCCCCC"/>
+          <w:kern w:val="0"/>
+          <w:sz w:val="14"/>
+          <w:szCs w:val="14"/>
+          <w:shd w:val="clear" w:fill="1F1F1F"/>
+          <w:lang w:val="en-US" w:eastAsia="zh-CN" w:bidi="ar"/>
+        </w:rPr>
+        <w:t xml:space="preserve"> </w:t>
+      </w:r>
+      <w:r>
+        <w:rPr>
+          <w:rFonts w:hint="default" w:ascii="Consolas" w:hAnsi="Consolas" w:eastAsia="Consolas" w:cs="Consolas"/>
+          <w:b w:val="0"/>
+          <w:bCs w:val="0"/>
+          <w:color w:val="D4D4D4"/>
+          <w:kern w:val="0"/>
+          <w:sz w:val="14"/>
+          <w:szCs w:val="14"/>
+          <w:shd w:val="clear" w:fill="1F1F1F"/>
+          <w:lang w:val="en-US" w:eastAsia="zh-CN" w:bidi="ar"/>
+        </w:rPr>
+        <w:t>=</w:t>
+      </w:r>
+      <w:r>
+        <w:rPr>
+          <w:rFonts w:hint="default" w:ascii="Consolas" w:hAnsi="Consolas" w:eastAsia="Consolas" w:cs="Consolas"/>
+          <w:b w:val="0"/>
+          <w:bCs w:val="0"/>
+          <w:color w:val="CCCCCC"/>
+          <w:kern w:val="0"/>
+          <w:sz w:val="14"/>
+          <w:szCs w:val="14"/>
+          <w:shd w:val="clear" w:fill="1F1F1F"/>
+          <w:lang w:val="en-US" w:eastAsia="zh-CN" w:bidi="ar"/>
+        </w:rPr>
+        <w:t xml:space="preserve"> </w:t>
+      </w:r>
+      <w:r>
+        <w:rPr>
+          <w:rFonts w:hint="default" w:ascii="Consolas" w:hAnsi="Consolas" w:eastAsia="Consolas" w:cs="Consolas"/>
+          <w:b w:val="0"/>
+          <w:bCs w:val="0"/>
+          <w:color w:val="9CDCFE"/>
+          <w:kern w:val="0"/>
+          <w:sz w:val="14"/>
+          <w:szCs w:val="14"/>
+          <w:shd w:val="clear" w:fill="1F1F1F"/>
+          <w:lang w:val="en-US" w:eastAsia="zh-CN" w:bidi="ar"/>
+        </w:rPr>
+        <w:t>cs</w:t>
+      </w:r>
+      <w:r>
+        <w:rPr>
+          <w:rFonts w:hint="default" w:ascii="Consolas" w:hAnsi="Consolas" w:eastAsia="Consolas" w:cs="Consolas"/>
+          <w:b w:val="0"/>
+          <w:bCs w:val="0"/>
+          <w:color w:val="CCCCCC"/>
+          <w:kern w:val="0"/>
+          <w:sz w:val="14"/>
+          <w:szCs w:val="14"/>
+          <w:shd w:val="clear" w:fill="1F1F1F"/>
+          <w:lang w:val="en-US" w:eastAsia="zh-CN" w:bidi="ar"/>
+        </w:rPr>
+        <w:t>(</w:t>
+      </w:r>
+      <w:r>
+        <w:rPr>
+          <w:rFonts w:hint="default" w:ascii="Consolas" w:hAnsi="Consolas" w:eastAsia="Consolas" w:cs="Consolas"/>
+          <w:b w:val="0"/>
+          <w:bCs w:val="0"/>
+          <w:color w:val="9CDCFE"/>
+          <w:kern w:val="0"/>
+          <w:sz w:val="14"/>
+          <w:szCs w:val="14"/>
+          <w:shd w:val="clear" w:fill="1F1F1F"/>
+          <w:lang w:val="en-US" w:eastAsia="zh-CN" w:bidi="ar"/>
+        </w:rPr>
+        <w:t>tt0</w:t>
+      </w:r>
+      <w:r>
+        <w:rPr>
+          <w:rFonts w:hint="default" w:ascii="Consolas" w:hAnsi="Consolas" w:eastAsia="Consolas" w:cs="Consolas"/>
+          <w:b w:val="0"/>
+          <w:bCs w:val="0"/>
+          <w:color w:val="CCCCCC"/>
+          <w:kern w:val="0"/>
+          <w:sz w:val="14"/>
+          <w:szCs w:val="14"/>
+          <w:shd w:val="clear" w:fill="1F1F1F"/>
+          <w:lang w:val="en-US" w:eastAsia="zh-CN" w:bidi="ar"/>
+        </w:rPr>
+        <w:t>)  </w:t>
+      </w:r>
+      <w:r>
+        <w:rPr>
+          <w:rFonts w:hint="default" w:ascii="Consolas" w:hAnsi="Consolas" w:eastAsia="Consolas" w:cs="Consolas"/>
+          <w:b w:val="0"/>
+          <w:bCs w:val="0"/>
+          <w:color w:val="6A9955"/>
+          <w:kern w:val="0"/>
+          <w:sz w:val="14"/>
+          <w:szCs w:val="14"/>
+          <w:shd w:val="clear" w:fill="1F1F1F"/>
+          <w:lang w:val="en-US" w:eastAsia="zh-CN" w:bidi="ar"/>
+        </w:rPr>
+        <w:t># 插值后的流出流</w:t>
+      </w:r>
+    </w:p>
+    <w:p>
+      <w:pPr>
+        <w:keepNext w:val="0"/>
+        <w:keepLines w:val="0"/>
+        <w:widowControl/>
+        <w:suppressLineNumbers w:val="0"/>
+        <w:shd w:val="clear" w:fill="1F1F1F"/>
+        <w:spacing w:line="190" w:lineRule="atLeast"/>
+        <w:jc w:val="left"/>
+        <w:rPr>
+          <w:rFonts w:hint="default" w:ascii="Consolas" w:hAnsi="Consolas" w:eastAsia="Consolas" w:cs="Consolas"/>
+          <w:b w:val="0"/>
+          <w:bCs w:val="0"/>
+          <w:color w:val="CCCCCC"/>
+          <w:sz w:val="14"/>
+          <w:szCs w:val="14"/>
+        </w:rPr>
+      </w:pPr>
+      <w:r>
+        <w:rPr>
+          <w:rFonts w:hint="default" w:ascii="Consolas" w:hAnsi="Consolas" w:eastAsia="Consolas" w:cs="Consolas"/>
+          <w:b w:val="0"/>
+          <w:bCs w:val="0"/>
+          <w:color w:val="6A9955"/>
+          <w:kern w:val="0"/>
+          <w:sz w:val="14"/>
+          <w:szCs w:val="14"/>
+          <w:shd w:val="clear" w:fill="1F1F1F"/>
+          <w:lang w:val="en-US" w:eastAsia="zh-CN" w:bidi="ar"/>
+        </w:rPr>
+        <w:t># 7. 绘制流出流量散点图和插值曲线</w:t>
+      </w:r>
+    </w:p>
+    <w:p>
+      <w:pPr>
+        <w:keepNext w:val="0"/>
+        <w:keepLines w:val="0"/>
+        <w:widowControl/>
+        <w:suppressLineNumbers w:val="0"/>
+        <w:shd w:val="clear" w:fill="1F1F1F"/>
+        <w:spacing w:line="190" w:lineRule="atLeast"/>
+        <w:jc w:val="left"/>
+        <w:rPr>
+          <w:rFonts w:hint="default" w:ascii="Consolas" w:hAnsi="Consolas" w:eastAsia="Consolas" w:cs="Consolas"/>
+          <w:b w:val="0"/>
+          <w:bCs w:val="0"/>
+          <w:color w:val="CCCCCC"/>
+          <w:sz w:val="14"/>
+          <w:szCs w:val="14"/>
+        </w:rPr>
+      </w:pPr>
+      <w:r>
+        <w:rPr>
+          <w:rFonts w:hint="default" w:ascii="Consolas" w:hAnsi="Consolas" w:eastAsia="Consolas" w:cs="Consolas"/>
+          <w:b w:val="0"/>
+          <w:bCs w:val="0"/>
+          <w:color w:val="4EC9B0"/>
+          <w:kern w:val="0"/>
+          <w:sz w:val="14"/>
+          <w:szCs w:val="14"/>
+          <w:shd w:val="clear" w:fill="1F1F1F"/>
+          <w:lang w:val="en-US" w:eastAsia="zh-CN" w:bidi="ar"/>
+        </w:rPr>
+        <w:t>plt</w:t>
+      </w:r>
+      <w:r>
+        <w:rPr>
+          <w:rFonts w:hint="default" w:ascii="Consolas" w:hAnsi="Consolas" w:eastAsia="Consolas" w:cs="Consolas"/>
+          <w:b w:val="0"/>
+          <w:bCs w:val="0"/>
+          <w:color w:val="CCCCCC"/>
+          <w:kern w:val="0"/>
+          <w:sz w:val="14"/>
+          <w:szCs w:val="14"/>
+          <w:shd w:val="clear" w:fill="1F1F1F"/>
+          <w:lang w:val="en-US" w:eastAsia="zh-CN" w:bidi="ar"/>
+        </w:rPr>
+        <w:t>.</w:t>
+      </w:r>
+      <w:r>
+        <w:rPr>
+          <w:rFonts w:hint="default" w:ascii="Consolas" w:hAnsi="Consolas" w:eastAsia="Consolas" w:cs="Consolas"/>
+          <w:b w:val="0"/>
+          <w:bCs w:val="0"/>
+          <w:color w:val="DCDCAA"/>
+          <w:kern w:val="0"/>
+          <w:sz w:val="14"/>
+          <w:szCs w:val="14"/>
+          <w:shd w:val="clear" w:fill="1F1F1F"/>
+          <w:lang w:val="en-US" w:eastAsia="zh-CN" w:bidi="ar"/>
+        </w:rPr>
+        <w:t>figure</w:t>
+      </w:r>
+      <w:r>
+        <w:rPr>
+          <w:rFonts w:hint="default" w:ascii="Consolas" w:hAnsi="Consolas" w:eastAsia="Consolas" w:cs="Consolas"/>
+          <w:b w:val="0"/>
+          <w:bCs w:val="0"/>
+          <w:color w:val="CCCCCC"/>
+          <w:kern w:val="0"/>
+          <w:sz w:val="14"/>
+          <w:szCs w:val="14"/>
+          <w:shd w:val="clear" w:fill="1F1F1F"/>
+          <w:lang w:val="en-US" w:eastAsia="zh-CN" w:bidi="ar"/>
+        </w:rPr>
+        <w:t>(</w:t>
+      </w:r>
+      <w:r>
+        <w:rPr>
+          <w:rFonts w:hint="default" w:ascii="Consolas" w:hAnsi="Consolas" w:eastAsia="Consolas" w:cs="Consolas"/>
+          <w:b w:val="0"/>
+          <w:bCs w:val="0"/>
+          <w:color w:val="9CDCFE"/>
+          <w:kern w:val="0"/>
+          <w:sz w:val="14"/>
+          <w:szCs w:val="14"/>
+          <w:shd w:val="clear" w:fill="1F1F1F"/>
+          <w:lang w:val="en-US" w:eastAsia="zh-CN" w:bidi="ar"/>
+        </w:rPr>
+        <w:t>figsize</w:t>
+      </w:r>
+      <w:r>
+        <w:rPr>
+          <w:rFonts w:hint="default" w:ascii="Consolas" w:hAnsi="Consolas" w:eastAsia="Consolas" w:cs="Consolas"/>
+          <w:b w:val="0"/>
+          <w:bCs w:val="0"/>
+          <w:color w:val="D4D4D4"/>
+          <w:kern w:val="0"/>
+          <w:sz w:val="14"/>
+          <w:szCs w:val="14"/>
+          <w:shd w:val="clear" w:fill="1F1F1F"/>
+          <w:lang w:val="en-US" w:eastAsia="zh-CN" w:bidi="ar"/>
+        </w:rPr>
+        <w:t>=</w:t>
+      </w:r>
+      <w:r>
+        <w:rPr>
+          <w:rFonts w:hint="default" w:ascii="Consolas" w:hAnsi="Consolas" w:eastAsia="Consolas" w:cs="Consolas"/>
+          <w:b w:val="0"/>
+          <w:bCs w:val="0"/>
+          <w:color w:val="CCCCCC"/>
+          <w:kern w:val="0"/>
+          <w:sz w:val="14"/>
+          <w:szCs w:val="14"/>
+          <w:shd w:val="clear" w:fill="1F1F1F"/>
+          <w:lang w:val="en-US" w:eastAsia="zh-CN" w:bidi="ar"/>
+        </w:rPr>
+        <w:t>(</w:t>
+      </w:r>
+      <w:r>
+        <w:rPr>
+          <w:rFonts w:hint="default" w:ascii="Consolas" w:hAnsi="Consolas" w:eastAsia="Consolas" w:cs="Consolas"/>
+          <w:b w:val="0"/>
+          <w:bCs w:val="0"/>
+          <w:color w:val="B5CEA8"/>
+          <w:kern w:val="0"/>
+          <w:sz w:val="14"/>
+          <w:szCs w:val="14"/>
+          <w:shd w:val="clear" w:fill="1F1F1F"/>
+          <w:lang w:val="en-US" w:eastAsia="zh-CN" w:bidi="ar"/>
+        </w:rPr>
+        <w:t>10</w:t>
+      </w:r>
+      <w:r>
+        <w:rPr>
+          <w:rFonts w:hint="default" w:ascii="Consolas" w:hAnsi="Consolas" w:eastAsia="Consolas" w:cs="Consolas"/>
+          <w:b w:val="0"/>
+          <w:bCs w:val="0"/>
+          <w:color w:val="CCCCCC"/>
+          <w:kern w:val="0"/>
+          <w:sz w:val="14"/>
+          <w:szCs w:val="14"/>
+          <w:shd w:val="clear" w:fill="1F1F1F"/>
+          <w:lang w:val="en-US" w:eastAsia="zh-CN" w:bidi="ar"/>
+        </w:rPr>
+        <w:t xml:space="preserve">, </w:t>
+      </w:r>
+      <w:r>
+        <w:rPr>
+          <w:rFonts w:hint="default" w:ascii="Consolas" w:hAnsi="Consolas" w:eastAsia="Consolas" w:cs="Consolas"/>
+          <w:b w:val="0"/>
+          <w:bCs w:val="0"/>
+          <w:color w:val="B5CEA8"/>
+          <w:kern w:val="0"/>
+          <w:sz w:val="14"/>
+          <w:szCs w:val="14"/>
+          <w:shd w:val="clear" w:fill="1F1F1F"/>
+          <w:lang w:val="en-US" w:eastAsia="zh-CN" w:bidi="ar"/>
+        </w:rPr>
+        <w:t>6</w:t>
+      </w:r>
+      <w:r>
+        <w:rPr>
+          <w:rFonts w:hint="default" w:ascii="Consolas" w:hAnsi="Consolas" w:eastAsia="Consolas" w:cs="Consolas"/>
+          <w:b w:val="0"/>
+          <w:bCs w:val="0"/>
+          <w:color w:val="CCCCCC"/>
+          <w:kern w:val="0"/>
+          <w:sz w:val="14"/>
+          <w:szCs w:val="14"/>
+          <w:shd w:val="clear" w:fill="1F1F1F"/>
+          <w:lang w:val="en-US" w:eastAsia="zh-CN" w:bidi="ar"/>
+        </w:rPr>
+        <w:t>))</w:t>
+      </w:r>
+    </w:p>
+    <w:p>
+      <w:pPr>
+        <w:keepNext w:val="0"/>
+        <w:keepLines w:val="0"/>
+        <w:widowControl/>
+        <w:suppressLineNumbers w:val="0"/>
+        <w:shd w:val="clear" w:fill="1F1F1F"/>
+        <w:spacing w:line="190" w:lineRule="atLeast"/>
+        <w:jc w:val="left"/>
+        <w:rPr>
+          <w:rFonts w:hint="default" w:ascii="Consolas" w:hAnsi="Consolas" w:eastAsia="Consolas" w:cs="Consolas"/>
+          <w:b w:val="0"/>
+          <w:bCs w:val="0"/>
+          <w:color w:val="CCCCCC"/>
+          <w:sz w:val="14"/>
+          <w:szCs w:val="14"/>
+        </w:rPr>
+      </w:pPr>
+      <w:r>
+        <w:rPr>
+          <w:rFonts w:hint="default" w:ascii="Consolas" w:hAnsi="Consolas" w:eastAsia="Consolas" w:cs="Consolas"/>
+          <w:b w:val="0"/>
+          <w:bCs w:val="0"/>
+          <w:color w:val="4EC9B0"/>
+          <w:kern w:val="0"/>
+          <w:sz w:val="14"/>
+          <w:szCs w:val="14"/>
+          <w:shd w:val="clear" w:fill="1F1F1F"/>
+          <w:lang w:val="en-US" w:eastAsia="zh-CN" w:bidi="ar"/>
+        </w:rPr>
+        <w:t>plt</w:t>
+      </w:r>
+      <w:r>
+        <w:rPr>
+          <w:rFonts w:hint="default" w:ascii="Consolas" w:hAnsi="Consolas" w:eastAsia="Consolas" w:cs="Consolas"/>
+          <w:b w:val="0"/>
+          <w:bCs w:val="0"/>
+          <w:color w:val="CCCCCC"/>
+          <w:kern w:val="0"/>
+          <w:sz w:val="14"/>
+          <w:szCs w:val="14"/>
+          <w:shd w:val="clear" w:fill="1F1F1F"/>
+          <w:lang w:val="en-US" w:eastAsia="zh-CN" w:bidi="ar"/>
+        </w:rPr>
+        <w:t>.</w:t>
+      </w:r>
+      <w:r>
+        <w:rPr>
+          <w:rFonts w:hint="default" w:ascii="Consolas" w:hAnsi="Consolas" w:eastAsia="Consolas" w:cs="Consolas"/>
+          <w:b w:val="0"/>
+          <w:bCs w:val="0"/>
+          <w:color w:val="DCDCAA"/>
+          <w:kern w:val="0"/>
+          <w:sz w:val="14"/>
+          <w:szCs w:val="14"/>
+          <w:shd w:val="clear" w:fill="1F1F1F"/>
+          <w:lang w:val="en-US" w:eastAsia="zh-CN" w:bidi="ar"/>
+        </w:rPr>
+        <w:t>plot</w:t>
+      </w:r>
+      <w:r>
+        <w:rPr>
+          <w:rFonts w:hint="default" w:ascii="Consolas" w:hAnsi="Consolas" w:eastAsia="Consolas" w:cs="Consolas"/>
+          <w:b w:val="0"/>
+          <w:bCs w:val="0"/>
+          <w:color w:val="CCCCCC"/>
+          <w:kern w:val="0"/>
+          <w:sz w:val="14"/>
+          <w:szCs w:val="14"/>
+          <w:shd w:val="clear" w:fill="1F1F1F"/>
+          <w:lang w:val="en-US" w:eastAsia="zh-CN" w:bidi="ar"/>
+        </w:rPr>
+        <w:t>(</w:t>
+      </w:r>
+      <w:r>
+        <w:rPr>
+          <w:rFonts w:hint="default" w:ascii="Consolas" w:hAnsi="Consolas" w:eastAsia="Consolas" w:cs="Consolas"/>
+          <w:b w:val="0"/>
+          <w:bCs w:val="0"/>
+          <w:color w:val="9CDCFE"/>
+          <w:kern w:val="0"/>
+          <w:sz w:val="14"/>
+          <w:szCs w:val="14"/>
+          <w:shd w:val="clear" w:fill="1F1F1F"/>
+          <w:lang w:val="en-US" w:eastAsia="zh-CN" w:bidi="ar"/>
+        </w:rPr>
+        <w:t>tt</w:t>
+      </w:r>
+      <w:r>
+        <w:rPr>
+          <w:rFonts w:hint="default" w:ascii="Consolas" w:hAnsi="Consolas" w:eastAsia="Consolas" w:cs="Consolas"/>
+          <w:b w:val="0"/>
+          <w:bCs w:val="0"/>
+          <w:color w:val="CCCCCC"/>
+          <w:kern w:val="0"/>
+          <w:sz w:val="14"/>
+          <w:szCs w:val="14"/>
+          <w:shd w:val="clear" w:fill="1F1F1F"/>
+          <w:lang w:val="en-US" w:eastAsia="zh-CN" w:bidi="ar"/>
+        </w:rPr>
+        <w:t xml:space="preserve">, </w:t>
+      </w:r>
+      <w:r>
+        <w:rPr>
+          <w:rFonts w:hint="default" w:ascii="Consolas" w:hAnsi="Consolas" w:eastAsia="Consolas" w:cs="Consolas"/>
+          <w:b w:val="0"/>
+          <w:bCs w:val="0"/>
+          <w:color w:val="9CDCFE"/>
+          <w:kern w:val="0"/>
+          <w:sz w:val="14"/>
+          <w:szCs w:val="14"/>
+          <w:shd w:val="clear" w:fill="1F1F1F"/>
+          <w:lang w:val="en-US" w:eastAsia="zh-CN" w:bidi="ar"/>
+        </w:rPr>
+        <w:t>dv2_clean</w:t>
+      </w:r>
+      <w:r>
+        <w:rPr>
+          <w:rFonts w:hint="default" w:ascii="Consolas" w:hAnsi="Consolas" w:eastAsia="Consolas" w:cs="Consolas"/>
+          <w:b w:val="0"/>
+          <w:bCs w:val="0"/>
+          <w:color w:val="CCCCCC"/>
+          <w:kern w:val="0"/>
+          <w:sz w:val="14"/>
+          <w:szCs w:val="14"/>
+          <w:shd w:val="clear" w:fill="1F1F1F"/>
+          <w:lang w:val="en-US" w:eastAsia="zh-CN" w:bidi="ar"/>
+        </w:rPr>
+        <w:t xml:space="preserve">, </w:t>
+      </w:r>
+      <w:r>
+        <w:rPr>
+          <w:rFonts w:hint="default" w:ascii="Consolas" w:hAnsi="Consolas" w:eastAsia="Consolas" w:cs="Consolas"/>
+          <w:b w:val="0"/>
+          <w:bCs w:val="0"/>
+          <w:color w:val="CE9178"/>
+          <w:kern w:val="0"/>
+          <w:sz w:val="14"/>
+          <w:szCs w:val="14"/>
+          <w:shd w:val="clear" w:fill="1F1F1F"/>
+          <w:lang w:val="en-US" w:eastAsia="zh-CN" w:bidi="ar"/>
+        </w:rPr>
+        <w:t>'*'</w:t>
+      </w:r>
+      <w:r>
+        <w:rPr>
+          <w:rFonts w:hint="default" w:ascii="Consolas" w:hAnsi="Consolas" w:eastAsia="Consolas" w:cs="Consolas"/>
+          <w:b w:val="0"/>
+          <w:bCs w:val="0"/>
+          <w:color w:val="CCCCCC"/>
+          <w:kern w:val="0"/>
+          <w:sz w:val="14"/>
+          <w:szCs w:val="14"/>
+          <w:shd w:val="clear" w:fill="1F1F1F"/>
+          <w:lang w:val="en-US" w:eastAsia="zh-CN" w:bidi="ar"/>
+        </w:rPr>
+        <w:t xml:space="preserve">, </w:t>
+      </w:r>
+      <w:r>
+        <w:rPr>
+          <w:rFonts w:hint="default" w:ascii="Consolas" w:hAnsi="Consolas" w:eastAsia="Consolas" w:cs="Consolas"/>
+          <w:b w:val="0"/>
+          <w:bCs w:val="0"/>
+          <w:color w:val="9CDCFE"/>
+          <w:kern w:val="0"/>
+          <w:sz w:val="14"/>
+          <w:szCs w:val="14"/>
+          <w:shd w:val="clear" w:fill="1F1F1F"/>
+          <w:lang w:val="en-US" w:eastAsia="zh-CN" w:bidi="ar"/>
+        </w:rPr>
+        <w:t>label</w:t>
+      </w:r>
+      <w:r>
+        <w:rPr>
+          <w:rFonts w:hint="default" w:ascii="Consolas" w:hAnsi="Consolas" w:eastAsia="Consolas" w:cs="Consolas"/>
+          <w:b w:val="0"/>
+          <w:bCs w:val="0"/>
+          <w:color w:val="D4D4D4"/>
+          <w:kern w:val="0"/>
+          <w:sz w:val="14"/>
+          <w:szCs w:val="14"/>
+          <w:shd w:val="clear" w:fill="1F1F1F"/>
+          <w:lang w:val="en-US" w:eastAsia="zh-CN" w:bidi="ar"/>
+        </w:rPr>
+        <w:t>=</w:t>
+      </w:r>
+      <w:r>
+        <w:rPr>
+          <w:rFonts w:hint="default" w:ascii="Consolas" w:hAnsi="Consolas" w:eastAsia="Consolas" w:cs="Consolas"/>
+          <w:b w:val="0"/>
+          <w:bCs w:val="0"/>
+          <w:color w:val="CE9178"/>
+          <w:kern w:val="0"/>
+          <w:sz w:val="14"/>
+          <w:szCs w:val="14"/>
+          <w:shd w:val="clear" w:fill="1F1F1F"/>
+          <w:lang w:val="en-US" w:eastAsia="zh-CN" w:bidi="ar"/>
+        </w:rPr>
+        <w:t>'Data Points'</w:t>
+      </w:r>
+      <w:r>
+        <w:rPr>
+          <w:rFonts w:hint="default" w:ascii="Consolas" w:hAnsi="Consolas" w:eastAsia="Consolas" w:cs="Consolas"/>
+          <w:b w:val="0"/>
+          <w:bCs w:val="0"/>
+          <w:color w:val="CCCCCC"/>
+          <w:kern w:val="0"/>
+          <w:sz w:val="14"/>
+          <w:szCs w:val="14"/>
+          <w:shd w:val="clear" w:fill="1F1F1F"/>
+          <w:lang w:val="en-US" w:eastAsia="zh-CN" w:bidi="ar"/>
+        </w:rPr>
+        <w:t>)</w:t>
+      </w:r>
+    </w:p>
+    <w:p>
+      <w:pPr>
+        <w:keepNext w:val="0"/>
+        <w:keepLines w:val="0"/>
+        <w:widowControl/>
+        <w:suppressLineNumbers w:val="0"/>
+        <w:shd w:val="clear" w:fill="1F1F1F"/>
+        <w:spacing w:line="190" w:lineRule="atLeast"/>
+        <w:jc w:val="left"/>
+        <w:rPr>
+          <w:rFonts w:hint="default" w:ascii="Consolas" w:hAnsi="Consolas" w:eastAsia="Consolas" w:cs="Consolas"/>
+          <w:b w:val="0"/>
+          <w:bCs w:val="0"/>
+          <w:color w:val="CCCCCC"/>
+          <w:sz w:val="14"/>
+          <w:szCs w:val="14"/>
+        </w:rPr>
+      </w:pPr>
+      <w:r>
+        <w:rPr>
+          <w:rFonts w:hint="default" w:ascii="Consolas" w:hAnsi="Consolas" w:eastAsia="Consolas" w:cs="Consolas"/>
+          <w:b w:val="0"/>
+          <w:bCs w:val="0"/>
+          <w:color w:val="4EC9B0"/>
+          <w:kern w:val="0"/>
+          <w:sz w:val="14"/>
+          <w:szCs w:val="14"/>
+          <w:shd w:val="clear" w:fill="1F1F1F"/>
+          <w:lang w:val="en-US" w:eastAsia="zh-CN" w:bidi="ar"/>
+        </w:rPr>
+        <w:t>plt</w:t>
+      </w:r>
+      <w:r>
+        <w:rPr>
+          <w:rFonts w:hint="default" w:ascii="Consolas" w:hAnsi="Consolas" w:eastAsia="Consolas" w:cs="Consolas"/>
+          <w:b w:val="0"/>
+          <w:bCs w:val="0"/>
+          <w:color w:val="CCCCCC"/>
+          <w:kern w:val="0"/>
+          <w:sz w:val="14"/>
+          <w:szCs w:val="14"/>
+          <w:shd w:val="clear" w:fill="1F1F1F"/>
+          <w:lang w:val="en-US" w:eastAsia="zh-CN" w:bidi="ar"/>
+        </w:rPr>
+        <w:t>.</w:t>
+      </w:r>
+      <w:r>
+        <w:rPr>
+          <w:rFonts w:hint="default" w:ascii="Consolas" w:hAnsi="Consolas" w:eastAsia="Consolas" w:cs="Consolas"/>
+          <w:b w:val="0"/>
+          <w:bCs w:val="0"/>
+          <w:color w:val="DCDCAA"/>
+          <w:kern w:val="0"/>
+          <w:sz w:val="14"/>
+          <w:szCs w:val="14"/>
+          <w:shd w:val="clear" w:fill="1F1F1F"/>
+          <w:lang w:val="en-US" w:eastAsia="zh-CN" w:bidi="ar"/>
+        </w:rPr>
+        <w:t>plot</w:t>
+      </w:r>
+      <w:r>
+        <w:rPr>
+          <w:rFonts w:hint="default" w:ascii="Consolas" w:hAnsi="Consolas" w:eastAsia="Consolas" w:cs="Consolas"/>
+          <w:b w:val="0"/>
+          <w:bCs w:val="0"/>
+          <w:color w:val="CCCCCC"/>
+          <w:kern w:val="0"/>
+          <w:sz w:val="14"/>
+          <w:szCs w:val="14"/>
+          <w:shd w:val="clear" w:fill="1F1F1F"/>
+          <w:lang w:val="en-US" w:eastAsia="zh-CN" w:bidi="ar"/>
+        </w:rPr>
+        <w:t>(</w:t>
+      </w:r>
+      <w:r>
+        <w:rPr>
+          <w:rFonts w:hint="default" w:ascii="Consolas" w:hAnsi="Consolas" w:eastAsia="Consolas" w:cs="Consolas"/>
+          <w:b w:val="0"/>
+          <w:bCs w:val="0"/>
+          <w:color w:val="9CDCFE"/>
+          <w:kern w:val="0"/>
+          <w:sz w:val="14"/>
+          <w:szCs w:val="14"/>
+          <w:shd w:val="clear" w:fill="1F1F1F"/>
+          <w:lang w:val="en-US" w:eastAsia="zh-CN" w:bidi="ar"/>
+        </w:rPr>
+        <w:t>tt0</w:t>
+      </w:r>
+      <w:r>
+        <w:rPr>
+          <w:rFonts w:hint="default" w:ascii="Consolas" w:hAnsi="Consolas" w:eastAsia="Consolas" w:cs="Consolas"/>
+          <w:b w:val="0"/>
+          <w:bCs w:val="0"/>
+          <w:color w:val="CCCCCC"/>
+          <w:kern w:val="0"/>
+          <w:sz w:val="14"/>
+          <w:szCs w:val="14"/>
+          <w:shd w:val="clear" w:fill="1F1F1F"/>
+          <w:lang w:val="en-US" w:eastAsia="zh-CN" w:bidi="ar"/>
+        </w:rPr>
+        <w:t xml:space="preserve">, </w:t>
+      </w:r>
+      <w:r>
+        <w:rPr>
+          <w:rFonts w:hint="default" w:ascii="Consolas" w:hAnsi="Consolas" w:eastAsia="Consolas" w:cs="Consolas"/>
+          <w:b w:val="0"/>
+          <w:bCs w:val="0"/>
+          <w:color w:val="9CDCFE"/>
+          <w:kern w:val="0"/>
+          <w:sz w:val="14"/>
+          <w:szCs w:val="14"/>
+          <w:shd w:val="clear" w:fill="1F1F1F"/>
+          <w:lang w:val="en-US" w:eastAsia="zh-CN" w:bidi="ar"/>
+        </w:rPr>
+        <w:t>fdv</w:t>
+      </w:r>
+      <w:r>
+        <w:rPr>
+          <w:rFonts w:hint="default" w:ascii="Consolas" w:hAnsi="Consolas" w:eastAsia="Consolas" w:cs="Consolas"/>
+          <w:b w:val="0"/>
+          <w:bCs w:val="0"/>
+          <w:color w:val="CCCCCC"/>
+          <w:kern w:val="0"/>
+          <w:sz w:val="14"/>
+          <w:szCs w:val="14"/>
+          <w:shd w:val="clear" w:fill="1F1F1F"/>
+          <w:lang w:val="en-US" w:eastAsia="zh-CN" w:bidi="ar"/>
+        </w:rPr>
+        <w:t xml:space="preserve">, </w:t>
+      </w:r>
+      <w:r>
+        <w:rPr>
+          <w:rFonts w:hint="default" w:ascii="Consolas" w:hAnsi="Consolas" w:eastAsia="Consolas" w:cs="Consolas"/>
+          <w:b w:val="0"/>
+          <w:bCs w:val="0"/>
+          <w:color w:val="CE9178"/>
+          <w:kern w:val="0"/>
+          <w:sz w:val="14"/>
+          <w:szCs w:val="14"/>
+          <w:shd w:val="clear" w:fill="1F1F1F"/>
+          <w:lang w:val="en-US" w:eastAsia="zh-CN" w:bidi="ar"/>
+        </w:rPr>
+        <w:t>'-'</w:t>
+      </w:r>
+      <w:r>
+        <w:rPr>
+          <w:rFonts w:hint="default" w:ascii="Consolas" w:hAnsi="Consolas" w:eastAsia="Consolas" w:cs="Consolas"/>
+          <w:b w:val="0"/>
+          <w:bCs w:val="0"/>
+          <w:color w:val="CCCCCC"/>
+          <w:kern w:val="0"/>
+          <w:sz w:val="14"/>
+          <w:szCs w:val="14"/>
+          <w:shd w:val="clear" w:fill="1F1F1F"/>
+          <w:lang w:val="en-US" w:eastAsia="zh-CN" w:bidi="ar"/>
+        </w:rPr>
+        <w:t xml:space="preserve">, </w:t>
+      </w:r>
+      <w:r>
+        <w:rPr>
+          <w:rFonts w:hint="default" w:ascii="Consolas" w:hAnsi="Consolas" w:eastAsia="Consolas" w:cs="Consolas"/>
+          <w:b w:val="0"/>
+          <w:bCs w:val="0"/>
+          <w:color w:val="9CDCFE"/>
+          <w:kern w:val="0"/>
+          <w:sz w:val="14"/>
+          <w:szCs w:val="14"/>
+          <w:shd w:val="clear" w:fill="1F1F1F"/>
+          <w:lang w:val="en-US" w:eastAsia="zh-CN" w:bidi="ar"/>
+        </w:rPr>
+        <w:t>label</w:t>
+      </w:r>
+      <w:r>
+        <w:rPr>
+          <w:rFonts w:hint="default" w:ascii="Consolas" w:hAnsi="Consolas" w:eastAsia="Consolas" w:cs="Consolas"/>
+          <w:b w:val="0"/>
+          <w:bCs w:val="0"/>
+          <w:color w:val="D4D4D4"/>
+          <w:kern w:val="0"/>
+          <w:sz w:val="14"/>
+          <w:szCs w:val="14"/>
+          <w:shd w:val="clear" w:fill="1F1F1F"/>
+          <w:lang w:val="en-US" w:eastAsia="zh-CN" w:bidi="ar"/>
+        </w:rPr>
+        <w:t>=</w:t>
+      </w:r>
+      <w:r>
+        <w:rPr>
+          <w:rFonts w:hint="default" w:ascii="Consolas" w:hAnsi="Consolas" w:eastAsia="Consolas" w:cs="Consolas"/>
+          <w:b w:val="0"/>
+          <w:bCs w:val="0"/>
+          <w:color w:val="CE9178"/>
+          <w:kern w:val="0"/>
+          <w:sz w:val="14"/>
+          <w:szCs w:val="14"/>
+          <w:shd w:val="clear" w:fill="1F1F1F"/>
+          <w:lang w:val="en-US" w:eastAsia="zh-CN" w:bidi="ar"/>
+        </w:rPr>
+        <w:t>'Cubic Spline Interpolation'</w:t>
+      </w:r>
+      <w:r>
+        <w:rPr>
+          <w:rFonts w:hint="default" w:ascii="Consolas" w:hAnsi="Consolas" w:eastAsia="Consolas" w:cs="Consolas"/>
+          <w:b w:val="0"/>
+          <w:bCs w:val="0"/>
+          <w:color w:val="CCCCCC"/>
+          <w:kern w:val="0"/>
+          <w:sz w:val="14"/>
+          <w:szCs w:val="14"/>
+          <w:shd w:val="clear" w:fill="1F1F1F"/>
+          <w:lang w:val="en-US" w:eastAsia="zh-CN" w:bidi="ar"/>
+        </w:rPr>
+        <w:t>)</w:t>
+      </w:r>
+    </w:p>
+    <w:p>
+      <w:pPr>
+        <w:keepNext w:val="0"/>
+        <w:keepLines w:val="0"/>
+        <w:widowControl/>
+        <w:suppressLineNumbers w:val="0"/>
+        <w:shd w:val="clear" w:fill="1F1F1F"/>
+        <w:spacing w:line="190" w:lineRule="atLeast"/>
+        <w:jc w:val="left"/>
+        <w:rPr>
+          <w:rFonts w:hint="default" w:ascii="Consolas" w:hAnsi="Consolas" w:eastAsia="Consolas" w:cs="Consolas"/>
+          <w:b w:val="0"/>
+          <w:bCs w:val="0"/>
+          <w:color w:val="CCCCCC"/>
+          <w:sz w:val="14"/>
+          <w:szCs w:val="14"/>
+        </w:rPr>
+      </w:pPr>
+      <w:r>
+        <w:rPr>
+          <w:rFonts w:hint="default" w:ascii="Consolas" w:hAnsi="Consolas" w:eastAsia="Consolas" w:cs="Consolas"/>
+          <w:b w:val="0"/>
+          <w:bCs w:val="0"/>
+          <w:color w:val="4EC9B0"/>
+          <w:kern w:val="0"/>
+          <w:sz w:val="14"/>
+          <w:szCs w:val="14"/>
+          <w:shd w:val="clear" w:fill="1F1F1F"/>
+          <w:lang w:val="en-US" w:eastAsia="zh-CN" w:bidi="ar"/>
+        </w:rPr>
+        <w:t>plt</w:t>
+      </w:r>
+      <w:r>
+        <w:rPr>
+          <w:rFonts w:hint="default" w:ascii="Consolas" w:hAnsi="Consolas" w:eastAsia="Consolas" w:cs="Consolas"/>
+          <w:b w:val="0"/>
+          <w:bCs w:val="0"/>
+          <w:color w:val="CCCCCC"/>
+          <w:kern w:val="0"/>
+          <w:sz w:val="14"/>
+          <w:szCs w:val="14"/>
+          <w:shd w:val="clear" w:fill="1F1F1F"/>
+          <w:lang w:val="en-US" w:eastAsia="zh-CN" w:bidi="ar"/>
+        </w:rPr>
+        <w:t>.</w:t>
+      </w:r>
+      <w:r>
+        <w:rPr>
+          <w:rFonts w:hint="default" w:ascii="Consolas" w:hAnsi="Consolas" w:eastAsia="Consolas" w:cs="Consolas"/>
+          <w:b w:val="0"/>
+          <w:bCs w:val="0"/>
+          <w:color w:val="DCDCAA"/>
+          <w:kern w:val="0"/>
+          <w:sz w:val="14"/>
+          <w:szCs w:val="14"/>
+          <w:shd w:val="clear" w:fill="1F1F1F"/>
+          <w:lang w:val="en-US" w:eastAsia="zh-CN" w:bidi="ar"/>
+        </w:rPr>
+        <w:t>xlabel</w:t>
+      </w:r>
+      <w:r>
+        <w:rPr>
+          <w:rFonts w:hint="default" w:ascii="Consolas" w:hAnsi="Consolas" w:eastAsia="Consolas" w:cs="Consolas"/>
+          <w:b w:val="0"/>
+          <w:bCs w:val="0"/>
+          <w:color w:val="CCCCCC"/>
+          <w:kern w:val="0"/>
+          <w:sz w:val="14"/>
+          <w:szCs w:val="14"/>
+          <w:shd w:val="clear" w:fill="1F1F1F"/>
+          <w:lang w:val="en-US" w:eastAsia="zh-CN" w:bidi="ar"/>
+        </w:rPr>
+        <w:t>(</w:t>
+      </w:r>
+      <w:r>
+        <w:rPr>
+          <w:rFonts w:hint="default" w:ascii="Consolas" w:hAnsi="Consolas" w:eastAsia="Consolas" w:cs="Consolas"/>
+          <w:b w:val="0"/>
+          <w:bCs w:val="0"/>
+          <w:color w:val="CE9178"/>
+          <w:kern w:val="0"/>
+          <w:sz w:val="14"/>
+          <w:szCs w:val="14"/>
+          <w:shd w:val="clear" w:fill="1F1F1F"/>
+          <w:lang w:val="en-US" w:eastAsia="zh-CN" w:bidi="ar"/>
+        </w:rPr>
+        <w:t>'Time (hours)'</w:t>
+      </w:r>
+      <w:r>
+        <w:rPr>
+          <w:rFonts w:hint="default" w:ascii="Consolas" w:hAnsi="Consolas" w:eastAsia="Consolas" w:cs="Consolas"/>
+          <w:b w:val="0"/>
+          <w:bCs w:val="0"/>
+          <w:color w:val="CCCCCC"/>
+          <w:kern w:val="0"/>
+          <w:sz w:val="14"/>
+          <w:szCs w:val="14"/>
+          <w:shd w:val="clear" w:fill="1F1F1F"/>
+          <w:lang w:val="en-US" w:eastAsia="zh-CN" w:bidi="ar"/>
+        </w:rPr>
+        <w:t>)</w:t>
+      </w:r>
+    </w:p>
+    <w:p>
+      <w:pPr>
+        <w:keepNext w:val="0"/>
+        <w:keepLines w:val="0"/>
+        <w:widowControl/>
+        <w:suppressLineNumbers w:val="0"/>
+        <w:shd w:val="clear" w:fill="1F1F1F"/>
+        <w:spacing w:line="190" w:lineRule="atLeast"/>
+        <w:jc w:val="left"/>
+        <w:rPr>
+          <w:rFonts w:hint="default" w:ascii="Consolas" w:hAnsi="Consolas" w:eastAsia="Consolas" w:cs="Consolas"/>
+          <w:b w:val="0"/>
+          <w:bCs w:val="0"/>
+          <w:color w:val="CCCCCC"/>
+          <w:sz w:val="14"/>
+          <w:szCs w:val="14"/>
+        </w:rPr>
+      </w:pPr>
+      <w:r>
+        <w:rPr>
+          <w:rFonts w:hint="default" w:ascii="Consolas" w:hAnsi="Consolas" w:eastAsia="Consolas" w:cs="Consolas"/>
+          <w:b w:val="0"/>
+          <w:bCs w:val="0"/>
+          <w:color w:val="4EC9B0"/>
+          <w:kern w:val="0"/>
+          <w:sz w:val="14"/>
+          <w:szCs w:val="14"/>
+          <w:shd w:val="clear" w:fill="1F1F1F"/>
+          <w:lang w:val="en-US" w:eastAsia="zh-CN" w:bidi="ar"/>
+        </w:rPr>
+        <w:t>plt</w:t>
+      </w:r>
+      <w:r>
+        <w:rPr>
+          <w:rFonts w:hint="default" w:ascii="Consolas" w:hAnsi="Consolas" w:eastAsia="Consolas" w:cs="Consolas"/>
+          <w:b w:val="0"/>
+          <w:bCs w:val="0"/>
+          <w:color w:val="CCCCCC"/>
+          <w:kern w:val="0"/>
+          <w:sz w:val="14"/>
+          <w:szCs w:val="14"/>
+          <w:shd w:val="clear" w:fill="1F1F1F"/>
+          <w:lang w:val="en-US" w:eastAsia="zh-CN" w:bidi="ar"/>
+        </w:rPr>
+        <w:t>.</w:t>
+      </w:r>
+      <w:r>
+        <w:rPr>
+          <w:rFonts w:hint="default" w:ascii="Consolas" w:hAnsi="Consolas" w:eastAsia="Consolas" w:cs="Consolas"/>
+          <w:b w:val="0"/>
+          <w:bCs w:val="0"/>
+          <w:color w:val="DCDCAA"/>
+          <w:kern w:val="0"/>
+          <w:sz w:val="14"/>
+          <w:szCs w:val="14"/>
+          <w:shd w:val="clear" w:fill="1F1F1F"/>
+          <w:lang w:val="en-US" w:eastAsia="zh-CN" w:bidi="ar"/>
+        </w:rPr>
+        <w:t>ylabel</w:t>
+      </w:r>
+      <w:r>
+        <w:rPr>
+          <w:rFonts w:hint="default" w:ascii="Consolas" w:hAnsi="Consolas" w:eastAsia="Consolas" w:cs="Consolas"/>
+          <w:b w:val="0"/>
+          <w:bCs w:val="0"/>
+          <w:color w:val="CCCCCC"/>
+          <w:kern w:val="0"/>
+          <w:sz w:val="14"/>
+          <w:szCs w:val="14"/>
+          <w:shd w:val="clear" w:fill="1F1F1F"/>
+          <w:lang w:val="en-US" w:eastAsia="zh-CN" w:bidi="ar"/>
+        </w:rPr>
+        <w:t>(</w:t>
+      </w:r>
+      <w:r>
+        <w:rPr>
+          <w:rFonts w:hint="default" w:ascii="Consolas" w:hAnsi="Consolas" w:eastAsia="Consolas" w:cs="Consolas"/>
+          <w:b w:val="0"/>
+          <w:bCs w:val="0"/>
+          <w:color w:val="CE9178"/>
+          <w:kern w:val="0"/>
+          <w:sz w:val="14"/>
+          <w:szCs w:val="14"/>
+          <w:shd w:val="clear" w:fill="1F1F1F"/>
+          <w:lang w:val="en-US" w:eastAsia="zh-CN" w:bidi="ar"/>
+        </w:rPr>
+        <w:t>'Flow Rate (m³/h)'</w:t>
+      </w:r>
+      <w:r>
+        <w:rPr>
+          <w:rFonts w:hint="default" w:ascii="Consolas" w:hAnsi="Consolas" w:eastAsia="Consolas" w:cs="Consolas"/>
+          <w:b w:val="0"/>
+          <w:bCs w:val="0"/>
+          <w:color w:val="CCCCCC"/>
+          <w:kern w:val="0"/>
+          <w:sz w:val="14"/>
+          <w:szCs w:val="14"/>
+          <w:shd w:val="clear" w:fill="1F1F1F"/>
+          <w:lang w:val="en-US" w:eastAsia="zh-CN" w:bidi="ar"/>
+        </w:rPr>
+        <w:t>)</w:t>
+      </w:r>
+    </w:p>
+    <w:p>
+      <w:pPr>
+        <w:keepNext w:val="0"/>
+        <w:keepLines w:val="0"/>
+        <w:widowControl/>
+        <w:suppressLineNumbers w:val="0"/>
+        <w:shd w:val="clear" w:fill="1F1F1F"/>
+        <w:spacing w:line="190" w:lineRule="atLeast"/>
+        <w:jc w:val="left"/>
+        <w:rPr>
+          <w:rFonts w:hint="default" w:ascii="Consolas" w:hAnsi="Consolas" w:eastAsia="Consolas" w:cs="Consolas"/>
+          <w:b w:val="0"/>
+          <w:bCs w:val="0"/>
+          <w:color w:val="CCCCCC"/>
+          <w:sz w:val="14"/>
+          <w:szCs w:val="14"/>
+        </w:rPr>
+      </w:pPr>
+      <w:r>
+        <w:rPr>
+          <w:rFonts w:hint="default" w:ascii="Consolas" w:hAnsi="Consolas" w:eastAsia="Consolas" w:cs="Consolas"/>
+          <w:b w:val="0"/>
+          <w:bCs w:val="0"/>
+          <w:color w:val="4EC9B0"/>
+          <w:kern w:val="0"/>
+          <w:sz w:val="14"/>
+          <w:szCs w:val="14"/>
+          <w:shd w:val="clear" w:fill="1F1F1F"/>
+          <w:lang w:val="en-US" w:eastAsia="zh-CN" w:bidi="ar"/>
+        </w:rPr>
+        <w:t>plt</w:t>
+      </w:r>
+      <w:r>
+        <w:rPr>
+          <w:rFonts w:hint="default" w:ascii="Consolas" w:hAnsi="Consolas" w:eastAsia="Consolas" w:cs="Consolas"/>
+          <w:b w:val="0"/>
+          <w:bCs w:val="0"/>
+          <w:color w:val="CCCCCC"/>
+          <w:kern w:val="0"/>
+          <w:sz w:val="14"/>
+          <w:szCs w:val="14"/>
+          <w:shd w:val="clear" w:fill="1F1F1F"/>
+          <w:lang w:val="en-US" w:eastAsia="zh-CN" w:bidi="ar"/>
+        </w:rPr>
+        <w:t>.</w:t>
+      </w:r>
+      <w:r>
+        <w:rPr>
+          <w:rFonts w:hint="default" w:ascii="Consolas" w:hAnsi="Consolas" w:eastAsia="Consolas" w:cs="Consolas"/>
+          <w:b w:val="0"/>
+          <w:bCs w:val="0"/>
+          <w:color w:val="DCDCAA"/>
+          <w:kern w:val="0"/>
+          <w:sz w:val="14"/>
+          <w:szCs w:val="14"/>
+          <w:shd w:val="clear" w:fill="1F1F1F"/>
+          <w:lang w:val="en-US" w:eastAsia="zh-CN" w:bidi="ar"/>
+        </w:rPr>
+        <w:t>title</w:t>
+      </w:r>
+      <w:r>
+        <w:rPr>
+          <w:rFonts w:hint="default" w:ascii="Consolas" w:hAnsi="Consolas" w:eastAsia="Consolas" w:cs="Consolas"/>
+          <w:b w:val="0"/>
+          <w:bCs w:val="0"/>
+          <w:color w:val="CCCCCC"/>
+          <w:kern w:val="0"/>
+          <w:sz w:val="14"/>
+          <w:szCs w:val="14"/>
+          <w:shd w:val="clear" w:fill="1F1F1F"/>
+          <w:lang w:val="en-US" w:eastAsia="zh-CN" w:bidi="ar"/>
+        </w:rPr>
+        <w:t>(</w:t>
+      </w:r>
+      <w:r>
+        <w:rPr>
+          <w:rFonts w:hint="default" w:ascii="Consolas" w:hAnsi="Consolas" w:eastAsia="Consolas" w:cs="Consolas"/>
+          <w:b w:val="0"/>
+          <w:bCs w:val="0"/>
+          <w:color w:val="CE9178"/>
+          <w:kern w:val="0"/>
+          <w:sz w:val="14"/>
+          <w:szCs w:val="14"/>
+          <w:shd w:val="clear" w:fill="1F1F1F"/>
+          <w:lang w:val="en-US" w:eastAsia="zh-CN" w:bidi="ar"/>
+        </w:rPr>
+        <w:t>'Flow Rate vs Time (Cubic Spline Interpolation)'</w:t>
+      </w:r>
+      <w:r>
+        <w:rPr>
+          <w:rFonts w:hint="default" w:ascii="Consolas" w:hAnsi="Consolas" w:eastAsia="Consolas" w:cs="Consolas"/>
+          <w:b w:val="0"/>
+          <w:bCs w:val="0"/>
+          <w:color w:val="CCCCCC"/>
+          <w:kern w:val="0"/>
+          <w:sz w:val="14"/>
+          <w:szCs w:val="14"/>
+          <w:shd w:val="clear" w:fill="1F1F1F"/>
+          <w:lang w:val="en-US" w:eastAsia="zh-CN" w:bidi="ar"/>
+        </w:rPr>
+        <w:t>)</w:t>
+      </w:r>
+    </w:p>
+    <w:p>
+      <w:pPr>
+        <w:keepNext w:val="0"/>
+        <w:keepLines w:val="0"/>
+        <w:widowControl/>
+        <w:suppressLineNumbers w:val="0"/>
+        <w:shd w:val="clear" w:fill="1F1F1F"/>
+        <w:spacing w:line="190" w:lineRule="atLeast"/>
+        <w:jc w:val="left"/>
+        <w:rPr>
+          <w:rFonts w:hint="default" w:ascii="Consolas" w:hAnsi="Consolas" w:eastAsia="Consolas" w:cs="Consolas"/>
+          <w:b w:val="0"/>
+          <w:bCs w:val="0"/>
+          <w:color w:val="CCCCCC"/>
+          <w:sz w:val="14"/>
+          <w:szCs w:val="14"/>
+        </w:rPr>
+      </w:pPr>
+      <w:r>
+        <w:rPr>
+          <w:rFonts w:hint="default" w:ascii="Consolas" w:hAnsi="Consolas" w:eastAsia="Consolas" w:cs="Consolas"/>
+          <w:b w:val="0"/>
+          <w:bCs w:val="0"/>
+          <w:color w:val="4EC9B0"/>
+          <w:kern w:val="0"/>
+          <w:sz w:val="14"/>
+          <w:szCs w:val="14"/>
+          <w:shd w:val="clear" w:fill="1F1F1F"/>
+          <w:lang w:val="en-US" w:eastAsia="zh-CN" w:bidi="ar"/>
+        </w:rPr>
+        <w:t>plt</w:t>
+      </w:r>
+      <w:r>
+        <w:rPr>
+          <w:rFonts w:hint="default" w:ascii="Consolas" w:hAnsi="Consolas" w:eastAsia="Consolas" w:cs="Consolas"/>
+          <w:b w:val="0"/>
+          <w:bCs w:val="0"/>
+          <w:color w:val="CCCCCC"/>
+          <w:kern w:val="0"/>
+          <w:sz w:val="14"/>
+          <w:szCs w:val="14"/>
+          <w:shd w:val="clear" w:fill="1F1F1F"/>
+          <w:lang w:val="en-US" w:eastAsia="zh-CN" w:bidi="ar"/>
+        </w:rPr>
+        <w:t>.</w:t>
+      </w:r>
+      <w:r>
+        <w:rPr>
+          <w:rFonts w:hint="default" w:ascii="Consolas" w:hAnsi="Consolas" w:eastAsia="Consolas" w:cs="Consolas"/>
+          <w:b w:val="0"/>
+          <w:bCs w:val="0"/>
+          <w:color w:val="DCDCAA"/>
+          <w:kern w:val="0"/>
+          <w:sz w:val="14"/>
+          <w:szCs w:val="14"/>
+          <w:shd w:val="clear" w:fill="1F1F1F"/>
+          <w:lang w:val="en-US" w:eastAsia="zh-CN" w:bidi="ar"/>
+        </w:rPr>
+        <w:t>legend</w:t>
+      </w:r>
+      <w:r>
+        <w:rPr>
+          <w:rFonts w:hint="default" w:ascii="Consolas" w:hAnsi="Consolas" w:eastAsia="Consolas" w:cs="Consolas"/>
+          <w:b w:val="0"/>
+          <w:bCs w:val="0"/>
+          <w:color w:val="CCCCCC"/>
+          <w:kern w:val="0"/>
+          <w:sz w:val="14"/>
+          <w:szCs w:val="14"/>
+          <w:shd w:val="clear" w:fill="1F1F1F"/>
+          <w:lang w:val="en-US" w:eastAsia="zh-CN" w:bidi="ar"/>
+        </w:rPr>
+        <w:t>()</w:t>
+      </w:r>
+    </w:p>
+    <w:p>
+      <w:pPr>
+        <w:keepNext w:val="0"/>
+        <w:keepLines w:val="0"/>
+        <w:widowControl/>
+        <w:suppressLineNumbers w:val="0"/>
+        <w:shd w:val="clear" w:fill="1F1F1F"/>
+        <w:spacing w:line="190" w:lineRule="atLeast"/>
+        <w:jc w:val="left"/>
+        <w:rPr>
+          <w:rFonts w:hint="default" w:ascii="Consolas" w:hAnsi="Consolas" w:eastAsia="Consolas" w:cs="Consolas"/>
+          <w:b w:val="0"/>
+          <w:bCs w:val="0"/>
+          <w:color w:val="CCCCCC"/>
+          <w:sz w:val="14"/>
+          <w:szCs w:val="14"/>
+        </w:rPr>
+      </w:pPr>
+      <w:r>
+        <w:rPr>
+          <w:rFonts w:hint="default" w:ascii="Consolas" w:hAnsi="Consolas" w:eastAsia="Consolas" w:cs="Consolas"/>
+          <w:b w:val="0"/>
+          <w:bCs w:val="0"/>
+          <w:color w:val="4EC9B0"/>
+          <w:kern w:val="0"/>
+          <w:sz w:val="14"/>
+          <w:szCs w:val="14"/>
+          <w:shd w:val="clear" w:fill="1F1F1F"/>
+          <w:lang w:val="en-US" w:eastAsia="zh-CN" w:bidi="ar"/>
+        </w:rPr>
+        <w:t>plt</w:t>
+      </w:r>
+      <w:r>
+        <w:rPr>
+          <w:rFonts w:hint="default" w:ascii="Consolas" w:hAnsi="Consolas" w:eastAsia="Consolas" w:cs="Consolas"/>
+          <w:b w:val="0"/>
+          <w:bCs w:val="0"/>
+          <w:color w:val="CCCCCC"/>
+          <w:kern w:val="0"/>
+          <w:sz w:val="14"/>
+          <w:szCs w:val="14"/>
+          <w:shd w:val="clear" w:fill="1F1F1F"/>
+          <w:lang w:val="en-US" w:eastAsia="zh-CN" w:bidi="ar"/>
+        </w:rPr>
+        <w:t>.</w:t>
+      </w:r>
+      <w:r>
+        <w:rPr>
+          <w:rFonts w:hint="default" w:ascii="Consolas" w:hAnsi="Consolas" w:eastAsia="Consolas" w:cs="Consolas"/>
+          <w:b w:val="0"/>
+          <w:bCs w:val="0"/>
+          <w:color w:val="DCDCAA"/>
+          <w:kern w:val="0"/>
+          <w:sz w:val="14"/>
+          <w:szCs w:val="14"/>
+          <w:shd w:val="clear" w:fill="1F1F1F"/>
+          <w:lang w:val="en-US" w:eastAsia="zh-CN" w:bidi="ar"/>
+        </w:rPr>
+        <w:t>grid</w:t>
+      </w:r>
+      <w:r>
+        <w:rPr>
+          <w:rFonts w:hint="default" w:ascii="Consolas" w:hAnsi="Consolas" w:eastAsia="Consolas" w:cs="Consolas"/>
+          <w:b w:val="0"/>
+          <w:bCs w:val="0"/>
+          <w:color w:val="CCCCCC"/>
+          <w:kern w:val="0"/>
+          <w:sz w:val="14"/>
+          <w:szCs w:val="14"/>
+          <w:shd w:val="clear" w:fill="1F1F1F"/>
+          <w:lang w:val="en-US" w:eastAsia="zh-CN" w:bidi="ar"/>
+        </w:rPr>
+        <w:t>(</w:t>
+      </w:r>
+      <w:r>
+        <w:rPr>
+          <w:rFonts w:hint="default" w:ascii="Consolas" w:hAnsi="Consolas" w:eastAsia="Consolas" w:cs="Consolas"/>
+          <w:b w:val="0"/>
+          <w:bCs w:val="0"/>
+          <w:color w:val="569CD6"/>
+          <w:kern w:val="0"/>
+          <w:sz w:val="14"/>
+          <w:szCs w:val="14"/>
+          <w:shd w:val="clear" w:fill="1F1F1F"/>
+          <w:lang w:val="en-US" w:eastAsia="zh-CN" w:bidi="ar"/>
+        </w:rPr>
+        <w:t>True</w:t>
+      </w:r>
+      <w:r>
+        <w:rPr>
+          <w:rFonts w:hint="default" w:ascii="Consolas" w:hAnsi="Consolas" w:eastAsia="Consolas" w:cs="Consolas"/>
+          <w:b w:val="0"/>
+          <w:bCs w:val="0"/>
+          <w:color w:val="CCCCCC"/>
+          <w:kern w:val="0"/>
+          <w:sz w:val="14"/>
+          <w:szCs w:val="14"/>
+          <w:shd w:val="clear" w:fill="1F1F1F"/>
+          <w:lang w:val="en-US" w:eastAsia="zh-CN" w:bidi="ar"/>
+        </w:rPr>
+        <w:t>)</w:t>
+      </w:r>
+    </w:p>
+    <w:p>
+      <w:pPr>
+        <w:keepNext w:val="0"/>
+        <w:keepLines w:val="0"/>
+        <w:widowControl/>
+        <w:suppressLineNumbers w:val="0"/>
+        <w:shd w:val="clear" w:fill="1F1F1F"/>
+        <w:spacing w:line="190" w:lineRule="atLeast"/>
+        <w:jc w:val="left"/>
+      </w:pPr>
+      <w:r>
+        <w:rPr>
+          <w:rFonts w:hint="default" w:ascii="Consolas" w:hAnsi="Consolas" w:eastAsia="Consolas" w:cs="Consolas"/>
+          <w:b w:val="0"/>
+          <w:bCs w:val="0"/>
+          <w:color w:val="4EC9B0"/>
+          <w:kern w:val="0"/>
+          <w:sz w:val="14"/>
+          <w:szCs w:val="14"/>
+          <w:shd w:val="clear" w:fill="1F1F1F"/>
+          <w:lang w:val="en-US" w:eastAsia="zh-CN" w:bidi="ar"/>
+        </w:rPr>
+        <w:t>plt</w:t>
+      </w:r>
+      <w:r>
+        <w:rPr>
+          <w:rFonts w:hint="default" w:ascii="Consolas" w:hAnsi="Consolas" w:eastAsia="Consolas" w:cs="Consolas"/>
+          <w:b w:val="0"/>
+          <w:bCs w:val="0"/>
+          <w:color w:val="CCCCCC"/>
+          <w:kern w:val="0"/>
+          <w:sz w:val="14"/>
+          <w:szCs w:val="14"/>
+          <w:shd w:val="clear" w:fill="1F1F1F"/>
+          <w:lang w:val="en-US" w:eastAsia="zh-CN" w:bidi="ar"/>
+        </w:rPr>
+        <w:t>.</w:t>
+      </w:r>
+      <w:r>
+        <w:rPr>
+          <w:rFonts w:hint="default" w:ascii="Consolas" w:hAnsi="Consolas" w:eastAsia="Consolas" w:cs="Consolas"/>
+          <w:b w:val="0"/>
+          <w:bCs w:val="0"/>
+          <w:color w:val="DCDCAA"/>
+          <w:kern w:val="0"/>
+          <w:sz w:val="14"/>
+          <w:szCs w:val="14"/>
+          <w:shd w:val="clear" w:fill="1F1F1F"/>
+          <w:lang w:val="en-US" w:eastAsia="zh-CN" w:bidi="ar"/>
+        </w:rPr>
+        <w:t>show</w:t>
+      </w:r>
+      <w:r>
+        <w:rPr>
+          <w:rFonts w:hint="default" w:ascii="Consolas" w:hAnsi="Consolas" w:eastAsia="Consolas" w:cs="Consolas"/>
+          <w:b w:val="0"/>
+          <w:bCs w:val="0"/>
+          <w:color w:val="CCCCCC"/>
+          <w:kern w:val="0"/>
+          <w:sz w:val="14"/>
+          <w:szCs w:val="14"/>
+          <w:shd w:val="clear" w:fill="1F1F1F"/>
+          <w:lang w:val="en-US" w:eastAsia="zh-CN" w:bidi="ar"/>
+        </w:rPr>
+        <w:t>()</w:t>
+      </w:r>
+    </w:p>
+    <w:p>
+      <w:pPr>
+        <w:keepNext w:val="0"/>
+        <w:keepLines w:val="0"/>
+        <w:widowControl/>
+        <w:suppressLineNumbers w:val="0"/>
+        <w:shd w:val="clear" w:fill="1F1F1F"/>
+        <w:spacing w:line="190" w:lineRule="atLeast"/>
+        <w:jc w:val="left"/>
+        <w:rPr>
+          <w:rFonts w:hint="default" w:ascii="Consolas" w:hAnsi="Consolas" w:eastAsia="Consolas" w:cs="Consolas"/>
+          <w:b w:val="0"/>
+          <w:bCs w:val="0"/>
+          <w:color w:val="CCCCCC"/>
+          <w:sz w:val="14"/>
+          <w:szCs w:val="14"/>
+        </w:rPr>
+      </w:pPr>
+      <w:r>
+        <w:rPr>
+          <w:rFonts w:hint="default" w:ascii="Consolas" w:hAnsi="Consolas" w:eastAsia="Consolas" w:cs="Consolas"/>
+          <w:b w:val="0"/>
+          <w:bCs w:val="0"/>
+          <w:color w:val="6A9955"/>
+          <w:kern w:val="0"/>
+          <w:sz w:val="14"/>
+          <w:szCs w:val="14"/>
+          <w:shd w:val="clear" w:fill="1F1F1F"/>
+          <w:lang w:val="en-US" w:eastAsia="zh-CN" w:bidi="ar"/>
+        </w:rPr>
+        <w:t># 8. 计算 24 小时用水量</w:t>
+      </w:r>
+    </w:p>
+    <w:p>
+      <w:pPr>
+        <w:keepNext w:val="0"/>
+        <w:keepLines w:val="0"/>
+        <w:widowControl/>
+        <w:suppressLineNumbers w:val="0"/>
+        <w:shd w:val="clear" w:fill="1F1F1F"/>
+        <w:spacing w:line="190" w:lineRule="atLeast"/>
+        <w:jc w:val="left"/>
+        <w:rPr>
+          <w:rFonts w:hint="default" w:ascii="Consolas" w:hAnsi="Consolas" w:eastAsia="Consolas" w:cs="Consolas"/>
+          <w:b w:val="0"/>
+          <w:bCs w:val="0"/>
+          <w:color w:val="CCCCCC"/>
+          <w:sz w:val="14"/>
+          <w:szCs w:val="14"/>
+        </w:rPr>
+      </w:pPr>
+      <w:r>
+        <w:rPr>
+          <w:rFonts w:hint="default" w:ascii="Consolas" w:hAnsi="Consolas" w:eastAsia="Consolas" w:cs="Consolas"/>
+          <w:b w:val="0"/>
+          <w:bCs w:val="0"/>
+          <w:color w:val="9CDCFE"/>
+          <w:kern w:val="0"/>
+          <w:sz w:val="14"/>
+          <w:szCs w:val="14"/>
+          <w:shd w:val="clear" w:fill="1F1F1F"/>
+          <w:lang w:val="en-US" w:eastAsia="zh-CN" w:bidi="ar"/>
+        </w:rPr>
+        <w:t>tt0_24h</w:t>
+      </w:r>
+      <w:r>
+        <w:rPr>
+          <w:rFonts w:hint="default" w:ascii="Consolas" w:hAnsi="Consolas" w:eastAsia="Consolas" w:cs="Consolas"/>
+          <w:b w:val="0"/>
+          <w:bCs w:val="0"/>
+          <w:color w:val="CCCCCC"/>
+          <w:kern w:val="0"/>
+          <w:sz w:val="14"/>
+          <w:szCs w:val="14"/>
+          <w:shd w:val="clear" w:fill="1F1F1F"/>
+          <w:lang w:val="en-US" w:eastAsia="zh-CN" w:bidi="ar"/>
+        </w:rPr>
+        <w:t xml:space="preserve"> </w:t>
+      </w:r>
+      <w:r>
+        <w:rPr>
+          <w:rFonts w:hint="default" w:ascii="Consolas" w:hAnsi="Consolas" w:eastAsia="Consolas" w:cs="Consolas"/>
+          <w:b w:val="0"/>
+          <w:bCs w:val="0"/>
+          <w:color w:val="D4D4D4"/>
+          <w:kern w:val="0"/>
+          <w:sz w:val="14"/>
+          <w:szCs w:val="14"/>
+          <w:shd w:val="clear" w:fill="1F1F1F"/>
+          <w:lang w:val="en-US" w:eastAsia="zh-CN" w:bidi="ar"/>
+        </w:rPr>
+        <w:t>=</w:t>
+      </w:r>
+      <w:r>
+        <w:rPr>
+          <w:rFonts w:hint="default" w:ascii="Consolas" w:hAnsi="Consolas" w:eastAsia="Consolas" w:cs="Consolas"/>
+          <w:b w:val="0"/>
+          <w:bCs w:val="0"/>
+          <w:color w:val="CCCCCC"/>
+          <w:kern w:val="0"/>
+          <w:sz w:val="14"/>
+          <w:szCs w:val="14"/>
+          <w:shd w:val="clear" w:fill="1F1F1F"/>
+          <w:lang w:val="en-US" w:eastAsia="zh-CN" w:bidi="ar"/>
+        </w:rPr>
+        <w:t xml:space="preserve"> </w:t>
+      </w:r>
+      <w:r>
+        <w:rPr>
+          <w:rFonts w:hint="default" w:ascii="Consolas" w:hAnsi="Consolas" w:eastAsia="Consolas" w:cs="Consolas"/>
+          <w:b w:val="0"/>
+          <w:bCs w:val="0"/>
+          <w:color w:val="4EC9B0"/>
+          <w:kern w:val="0"/>
+          <w:sz w:val="14"/>
+          <w:szCs w:val="14"/>
+          <w:shd w:val="clear" w:fill="1F1F1F"/>
+          <w:lang w:val="en-US" w:eastAsia="zh-CN" w:bidi="ar"/>
+        </w:rPr>
+        <w:t>np</w:t>
+      </w:r>
+      <w:r>
+        <w:rPr>
+          <w:rFonts w:hint="default" w:ascii="Consolas" w:hAnsi="Consolas" w:eastAsia="Consolas" w:cs="Consolas"/>
+          <w:b w:val="0"/>
+          <w:bCs w:val="0"/>
+          <w:color w:val="CCCCCC"/>
+          <w:kern w:val="0"/>
+          <w:sz w:val="14"/>
+          <w:szCs w:val="14"/>
+          <w:shd w:val="clear" w:fill="1F1F1F"/>
+          <w:lang w:val="en-US" w:eastAsia="zh-CN" w:bidi="ar"/>
+        </w:rPr>
+        <w:t>.</w:t>
+      </w:r>
+      <w:r>
+        <w:rPr>
+          <w:rFonts w:hint="default" w:ascii="Consolas" w:hAnsi="Consolas" w:eastAsia="Consolas" w:cs="Consolas"/>
+          <w:b w:val="0"/>
+          <w:bCs w:val="0"/>
+          <w:color w:val="DCDCAA"/>
+          <w:kern w:val="0"/>
+          <w:sz w:val="14"/>
+          <w:szCs w:val="14"/>
+          <w:shd w:val="clear" w:fill="1F1F1F"/>
+          <w:lang w:val="en-US" w:eastAsia="zh-CN" w:bidi="ar"/>
+        </w:rPr>
+        <w:t>linspace</w:t>
+      </w:r>
+      <w:r>
+        <w:rPr>
+          <w:rFonts w:hint="default" w:ascii="Consolas" w:hAnsi="Consolas" w:eastAsia="Consolas" w:cs="Consolas"/>
+          <w:b w:val="0"/>
+          <w:bCs w:val="0"/>
+          <w:color w:val="CCCCCC"/>
+          <w:kern w:val="0"/>
+          <w:sz w:val="14"/>
+          <w:szCs w:val="14"/>
+          <w:shd w:val="clear" w:fill="1F1F1F"/>
+          <w:lang w:val="en-US" w:eastAsia="zh-CN" w:bidi="ar"/>
+        </w:rPr>
+        <w:t>(</w:t>
+      </w:r>
+      <w:r>
+        <w:rPr>
+          <w:rFonts w:hint="default" w:ascii="Consolas" w:hAnsi="Consolas" w:eastAsia="Consolas" w:cs="Consolas"/>
+          <w:b w:val="0"/>
+          <w:bCs w:val="0"/>
+          <w:color w:val="B5CEA8"/>
+          <w:kern w:val="0"/>
+          <w:sz w:val="14"/>
+          <w:szCs w:val="14"/>
+          <w:shd w:val="clear" w:fill="1F1F1F"/>
+          <w:lang w:val="en-US" w:eastAsia="zh-CN" w:bidi="ar"/>
+        </w:rPr>
+        <w:t>0</w:t>
+      </w:r>
+      <w:r>
+        <w:rPr>
+          <w:rFonts w:hint="default" w:ascii="Consolas" w:hAnsi="Consolas" w:eastAsia="Consolas" w:cs="Consolas"/>
+          <w:b w:val="0"/>
+          <w:bCs w:val="0"/>
+          <w:color w:val="CCCCCC"/>
+          <w:kern w:val="0"/>
+          <w:sz w:val="14"/>
+          <w:szCs w:val="14"/>
+          <w:shd w:val="clear" w:fill="1F1F1F"/>
+          <w:lang w:val="en-US" w:eastAsia="zh-CN" w:bidi="ar"/>
+        </w:rPr>
+        <w:t xml:space="preserve">, </w:t>
+      </w:r>
+      <w:r>
+        <w:rPr>
+          <w:rFonts w:hint="default" w:ascii="Consolas" w:hAnsi="Consolas" w:eastAsia="Consolas" w:cs="Consolas"/>
+          <w:b w:val="0"/>
+          <w:bCs w:val="0"/>
+          <w:color w:val="B5CEA8"/>
+          <w:kern w:val="0"/>
+          <w:sz w:val="14"/>
+          <w:szCs w:val="14"/>
+          <w:shd w:val="clear" w:fill="1F1F1F"/>
+          <w:lang w:val="en-US" w:eastAsia="zh-CN" w:bidi="ar"/>
+        </w:rPr>
+        <w:t>24</w:t>
+      </w:r>
+      <w:r>
+        <w:rPr>
+          <w:rFonts w:hint="default" w:ascii="Consolas" w:hAnsi="Consolas" w:eastAsia="Consolas" w:cs="Consolas"/>
+          <w:b w:val="0"/>
+          <w:bCs w:val="0"/>
+          <w:color w:val="CCCCCC"/>
+          <w:kern w:val="0"/>
+          <w:sz w:val="14"/>
+          <w:szCs w:val="14"/>
+          <w:shd w:val="clear" w:fill="1F1F1F"/>
+          <w:lang w:val="en-US" w:eastAsia="zh-CN" w:bidi="ar"/>
+        </w:rPr>
+        <w:t xml:space="preserve">, </w:t>
+      </w:r>
+      <w:r>
+        <w:rPr>
+          <w:rFonts w:hint="default" w:ascii="Consolas" w:hAnsi="Consolas" w:eastAsia="Consolas" w:cs="Consolas"/>
+          <w:b w:val="0"/>
+          <w:bCs w:val="0"/>
+          <w:color w:val="B5CEA8"/>
+          <w:kern w:val="0"/>
+          <w:sz w:val="14"/>
+          <w:szCs w:val="14"/>
+          <w:shd w:val="clear" w:fill="1F1F1F"/>
+          <w:lang w:val="en-US" w:eastAsia="zh-CN" w:bidi="ar"/>
+        </w:rPr>
+        <w:t>241</w:t>
+      </w:r>
+      <w:r>
+        <w:rPr>
+          <w:rFonts w:hint="default" w:ascii="Consolas" w:hAnsi="Consolas" w:eastAsia="Consolas" w:cs="Consolas"/>
+          <w:b w:val="0"/>
+          <w:bCs w:val="0"/>
+          <w:color w:val="CCCCCC"/>
+          <w:kern w:val="0"/>
+          <w:sz w:val="14"/>
+          <w:szCs w:val="14"/>
+          <w:shd w:val="clear" w:fill="1F1F1F"/>
+          <w:lang w:val="en-US" w:eastAsia="zh-CN" w:bidi="ar"/>
+        </w:rPr>
+        <w:t>)  </w:t>
+      </w:r>
+      <w:r>
+        <w:rPr>
+          <w:rFonts w:hint="default" w:ascii="Consolas" w:hAnsi="Consolas" w:eastAsia="Consolas" w:cs="Consolas"/>
+          <w:b w:val="0"/>
+          <w:bCs w:val="0"/>
+          <w:color w:val="6A9955"/>
+          <w:kern w:val="0"/>
+          <w:sz w:val="14"/>
+          <w:szCs w:val="14"/>
+          <w:shd w:val="clear" w:fill="1F1F1F"/>
+          <w:lang w:val="en-US" w:eastAsia="zh-CN" w:bidi="ar"/>
+        </w:rPr>
+        <w:t># 0 到 24 小时，241 个点</w:t>
+      </w:r>
+    </w:p>
+    <w:p>
+      <w:pPr>
+        <w:keepNext w:val="0"/>
+        <w:keepLines w:val="0"/>
+        <w:widowControl/>
+        <w:suppressLineNumbers w:val="0"/>
+        <w:shd w:val="clear" w:fill="1F1F1F"/>
+        <w:spacing w:line="190" w:lineRule="atLeast"/>
+        <w:jc w:val="left"/>
+        <w:rPr>
+          <w:rFonts w:hint="default" w:ascii="Consolas" w:hAnsi="Consolas" w:eastAsia="Consolas" w:cs="Consolas"/>
+          <w:b w:val="0"/>
+          <w:bCs w:val="0"/>
+          <w:color w:val="CCCCCC"/>
+          <w:sz w:val="14"/>
+          <w:szCs w:val="14"/>
+        </w:rPr>
+      </w:pPr>
+      <w:r>
+        <w:rPr>
+          <w:rFonts w:hint="default" w:ascii="Consolas" w:hAnsi="Consolas" w:eastAsia="Consolas" w:cs="Consolas"/>
+          <w:b w:val="0"/>
+          <w:bCs w:val="0"/>
+          <w:color w:val="9CDCFE"/>
+          <w:kern w:val="0"/>
+          <w:sz w:val="14"/>
+          <w:szCs w:val="14"/>
+          <w:shd w:val="clear" w:fill="1F1F1F"/>
+          <w:lang w:val="en-US" w:eastAsia="zh-CN" w:bidi="ar"/>
+        </w:rPr>
+        <w:t>fdv_24h</w:t>
+      </w:r>
+      <w:r>
+        <w:rPr>
+          <w:rFonts w:hint="default" w:ascii="Consolas" w:hAnsi="Consolas" w:eastAsia="Consolas" w:cs="Consolas"/>
+          <w:b w:val="0"/>
+          <w:bCs w:val="0"/>
+          <w:color w:val="CCCCCC"/>
+          <w:kern w:val="0"/>
+          <w:sz w:val="14"/>
+          <w:szCs w:val="14"/>
+          <w:shd w:val="clear" w:fill="1F1F1F"/>
+          <w:lang w:val="en-US" w:eastAsia="zh-CN" w:bidi="ar"/>
+        </w:rPr>
+        <w:t xml:space="preserve"> </w:t>
+      </w:r>
+      <w:r>
+        <w:rPr>
+          <w:rFonts w:hint="default" w:ascii="Consolas" w:hAnsi="Consolas" w:eastAsia="Consolas" w:cs="Consolas"/>
+          <w:b w:val="0"/>
+          <w:bCs w:val="0"/>
+          <w:color w:val="D4D4D4"/>
+          <w:kern w:val="0"/>
+          <w:sz w:val="14"/>
+          <w:szCs w:val="14"/>
+          <w:shd w:val="clear" w:fill="1F1F1F"/>
+          <w:lang w:val="en-US" w:eastAsia="zh-CN" w:bidi="ar"/>
+        </w:rPr>
+        <w:t>=</w:t>
+      </w:r>
+      <w:r>
+        <w:rPr>
+          <w:rFonts w:hint="default" w:ascii="Consolas" w:hAnsi="Consolas" w:eastAsia="Consolas" w:cs="Consolas"/>
+          <w:b w:val="0"/>
+          <w:bCs w:val="0"/>
+          <w:color w:val="CCCCCC"/>
+          <w:kern w:val="0"/>
+          <w:sz w:val="14"/>
+          <w:szCs w:val="14"/>
+          <w:shd w:val="clear" w:fill="1F1F1F"/>
+          <w:lang w:val="en-US" w:eastAsia="zh-CN" w:bidi="ar"/>
+        </w:rPr>
+        <w:t xml:space="preserve"> </w:t>
+      </w:r>
+      <w:r>
+        <w:rPr>
+          <w:rFonts w:hint="default" w:ascii="Consolas" w:hAnsi="Consolas" w:eastAsia="Consolas" w:cs="Consolas"/>
+          <w:b w:val="0"/>
+          <w:bCs w:val="0"/>
+          <w:color w:val="9CDCFE"/>
+          <w:kern w:val="0"/>
+          <w:sz w:val="14"/>
+          <w:szCs w:val="14"/>
+          <w:shd w:val="clear" w:fill="1F1F1F"/>
+          <w:lang w:val="en-US" w:eastAsia="zh-CN" w:bidi="ar"/>
+        </w:rPr>
+        <w:t>cs</w:t>
+      </w:r>
+      <w:r>
+        <w:rPr>
+          <w:rFonts w:hint="default" w:ascii="Consolas" w:hAnsi="Consolas" w:eastAsia="Consolas" w:cs="Consolas"/>
+          <w:b w:val="0"/>
+          <w:bCs w:val="0"/>
+          <w:color w:val="CCCCCC"/>
+          <w:kern w:val="0"/>
+          <w:sz w:val="14"/>
+          <w:szCs w:val="14"/>
+          <w:shd w:val="clear" w:fill="1F1F1F"/>
+          <w:lang w:val="en-US" w:eastAsia="zh-CN" w:bidi="ar"/>
+        </w:rPr>
+        <w:t>(</w:t>
+      </w:r>
+      <w:r>
+        <w:rPr>
+          <w:rFonts w:hint="default" w:ascii="Consolas" w:hAnsi="Consolas" w:eastAsia="Consolas" w:cs="Consolas"/>
+          <w:b w:val="0"/>
+          <w:bCs w:val="0"/>
+          <w:color w:val="9CDCFE"/>
+          <w:kern w:val="0"/>
+          <w:sz w:val="14"/>
+          <w:szCs w:val="14"/>
+          <w:shd w:val="clear" w:fill="1F1F1F"/>
+          <w:lang w:val="en-US" w:eastAsia="zh-CN" w:bidi="ar"/>
+        </w:rPr>
+        <w:t>tt0_24h</w:t>
+      </w:r>
+      <w:r>
+        <w:rPr>
+          <w:rFonts w:hint="default" w:ascii="Consolas" w:hAnsi="Consolas" w:eastAsia="Consolas" w:cs="Consolas"/>
+          <w:b w:val="0"/>
+          <w:bCs w:val="0"/>
+          <w:color w:val="CCCCCC"/>
+          <w:kern w:val="0"/>
+          <w:sz w:val="14"/>
+          <w:szCs w:val="14"/>
+          <w:shd w:val="clear" w:fill="1F1F1F"/>
+          <w:lang w:val="en-US" w:eastAsia="zh-CN" w:bidi="ar"/>
+        </w:rPr>
+        <w:t>)</w:t>
+      </w:r>
+    </w:p>
+    <w:p>
+      <w:pPr>
+        <w:keepNext w:val="0"/>
+        <w:keepLines w:val="0"/>
+        <w:widowControl/>
+        <w:suppressLineNumbers w:val="0"/>
+        <w:shd w:val="clear" w:fill="1F1F1F"/>
+        <w:spacing w:line="190" w:lineRule="atLeast"/>
+        <w:jc w:val="left"/>
+        <w:rPr>
+          <w:rFonts w:hint="default" w:ascii="Consolas" w:hAnsi="Consolas" w:eastAsia="Consolas" w:cs="Consolas"/>
+          <w:b w:val="0"/>
+          <w:bCs w:val="0"/>
+          <w:color w:val="CCCCCC"/>
+          <w:sz w:val="14"/>
+          <w:szCs w:val="14"/>
+        </w:rPr>
+      </w:pPr>
+      <w:r>
+        <w:rPr>
+          <w:rFonts w:hint="default" w:ascii="Consolas" w:hAnsi="Consolas" w:eastAsia="Consolas" w:cs="Consolas"/>
+          <w:b w:val="0"/>
+          <w:bCs w:val="0"/>
+          <w:color w:val="4FC1FF"/>
+          <w:kern w:val="0"/>
+          <w:sz w:val="14"/>
+          <w:szCs w:val="14"/>
+          <w:shd w:val="clear" w:fill="1F1F1F"/>
+          <w:lang w:val="en-US" w:eastAsia="zh-CN" w:bidi="ar"/>
+        </w:rPr>
+        <w:t>I</w:t>
+      </w:r>
+      <w:r>
+        <w:rPr>
+          <w:rFonts w:hint="default" w:ascii="Consolas" w:hAnsi="Consolas" w:eastAsia="Consolas" w:cs="Consolas"/>
+          <w:b w:val="0"/>
+          <w:bCs w:val="0"/>
+          <w:color w:val="CCCCCC"/>
+          <w:kern w:val="0"/>
+          <w:sz w:val="14"/>
+          <w:szCs w:val="14"/>
+          <w:shd w:val="clear" w:fill="1F1F1F"/>
+          <w:lang w:val="en-US" w:eastAsia="zh-CN" w:bidi="ar"/>
+        </w:rPr>
+        <w:t xml:space="preserve"> </w:t>
+      </w:r>
+      <w:r>
+        <w:rPr>
+          <w:rFonts w:hint="default" w:ascii="Consolas" w:hAnsi="Consolas" w:eastAsia="Consolas" w:cs="Consolas"/>
+          <w:b w:val="0"/>
+          <w:bCs w:val="0"/>
+          <w:color w:val="D4D4D4"/>
+          <w:kern w:val="0"/>
+          <w:sz w:val="14"/>
+          <w:szCs w:val="14"/>
+          <w:shd w:val="clear" w:fill="1F1F1F"/>
+          <w:lang w:val="en-US" w:eastAsia="zh-CN" w:bidi="ar"/>
+        </w:rPr>
+        <w:t>=</w:t>
+      </w:r>
+      <w:r>
+        <w:rPr>
+          <w:rFonts w:hint="default" w:ascii="Consolas" w:hAnsi="Consolas" w:eastAsia="Consolas" w:cs="Consolas"/>
+          <w:b w:val="0"/>
+          <w:bCs w:val="0"/>
+          <w:color w:val="CCCCCC"/>
+          <w:kern w:val="0"/>
+          <w:sz w:val="14"/>
+          <w:szCs w:val="14"/>
+          <w:shd w:val="clear" w:fill="1F1F1F"/>
+          <w:lang w:val="en-US" w:eastAsia="zh-CN" w:bidi="ar"/>
+        </w:rPr>
+        <w:t xml:space="preserve"> </w:t>
+      </w:r>
+      <w:r>
+        <w:rPr>
+          <w:rFonts w:hint="default" w:ascii="Consolas" w:hAnsi="Consolas" w:eastAsia="Consolas" w:cs="Consolas"/>
+          <w:b w:val="0"/>
+          <w:bCs w:val="0"/>
+          <w:color w:val="DCDCAA"/>
+          <w:kern w:val="0"/>
+          <w:sz w:val="14"/>
+          <w:szCs w:val="14"/>
+          <w:shd w:val="clear" w:fill="1F1F1F"/>
+          <w:lang w:val="en-US" w:eastAsia="zh-CN" w:bidi="ar"/>
+        </w:rPr>
+        <w:t>trapz</w:t>
+      </w:r>
+      <w:r>
+        <w:rPr>
+          <w:rFonts w:hint="default" w:ascii="Consolas" w:hAnsi="Consolas" w:eastAsia="Consolas" w:cs="Consolas"/>
+          <w:b w:val="0"/>
+          <w:bCs w:val="0"/>
+          <w:color w:val="CCCCCC"/>
+          <w:kern w:val="0"/>
+          <w:sz w:val="14"/>
+          <w:szCs w:val="14"/>
+          <w:shd w:val="clear" w:fill="1F1F1F"/>
+          <w:lang w:val="en-US" w:eastAsia="zh-CN" w:bidi="ar"/>
+        </w:rPr>
+        <w:t>(</w:t>
+      </w:r>
+      <w:r>
+        <w:rPr>
+          <w:rFonts w:hint="default" w:ascii="Consolas" w:hAnsi="Consolas" w:eastAsia="Consolas" w:cs="Consolas"/>
+          <w:b w:val="0"/>
+          <w:bCs w:val="0"/>
+          <w:color w:val="9CDCFE"/>
+          <w:kern w:val="0"/>
+          <w:sz w:val="14"/>
+          <w:szCs w:val="14"/>
+          <w:shd w:val="clear" w:fill="1F1F1F"/>
+          <w:lang w:val="en-US" w:eastAsia="zh-CN" w:bidi="ar"/>
+        </w:rPr>
+        <w:t>fdv_24h</w:t>
+      </w:r>
+      <w:r>
+        <w:rPr>
+          <w:rFonts w:hint="default" w:ascii="Consolas" w:hAnsi="Consolas" w:eastAsia="Consolas" w:cs="Consolas"/>
+          <w:b w:val="0"/>
+          <w:bCs w:val="0"/>
+          <w:color w:val="CCCCCC"/>
+          <w:kern w:val="0"/>
+          <w:sz w:val="14"/>
+          <w:szCs w:val="14"/>
+          <w:shd w:val="clear" w:fill="1F1F1F"/>
+          <w:lang w:val="en-US" w:eastAsia="zh-CN" w:bidi="ar"/>
+        </w:rPr>
+        <w:t xml:space="preserve">, </w:t>
+      </w:r>
+      <w:r>
+        <w:rPr>
+          <w:rFonts w:hint="default" w:ascii="Consolas" w:hAnsi="Consolas" w:eastAsia="Consolas" w:cs="Consolas"/>
+          <w:b w:val="0"/>
+          <w:bCs w:val="0"/>
+          <w:color w:val="9CDCFE"/>
+          <w:kern w:val="0"/>
+          <w:sz w:val="14"/>
+          <w:szCs w:val="14"/>
+          <w:shd w:val="clear" w:fill="1F1F1F"/>
+          <w:lang w:val="en-US" w:eastAsia="zh-CN" w:bidi="ar"/>
+        </w:rPr>
+        <w:t>tt0_24h</w:t>
+      </w:r>
+      <w:r>
+        <w:rPr>
+          <w:rFonts w:hint="default" w:ascii="Consolas" w:hAnsi="Consolas" w:eastAsia="Consolas" w:cs="Consolas"/>
+          <w:b w:val="0"/>
+          <w:bCs w:val="0"/>
+          <w:color w:val="CCCCCC"/>
+          <w:kern w:val="0"/>
+          <w:sz w:val="14"/>
+          <w:szCs w:val="14"/>
+          <w:shd w:val="clear" w:fill="1F1F1F"/>
+          <w:lang w:val="en-US" w:eastAsia="zh-CN" w:bidi="ar"/>
+        </w:rPr>
+        <w:t>)</w:t>
+      </w:r>
+    </w:p>
+    <w:p>
+      <w:pPr>
+        <w:keepNext w:val="0"/>
+        <w:keepLines w:val="0"/>
+        <w:widowControl/>
+        <w:suppressLineNumbers w:val="0"/>
+        <w:shd w:val="clear" w:fill="1F1F1F"/>
+        <w:spacing w:line="190" w:lineRule="atLeast"/>
+        <w:jc w:val="left"/>
+        <w:rPr>
+          <w:rFonts w:hint="default" w:ascii="Consolas" w:hAnsi="Consolas" w:eastAsia="Consolas" w:cs="Consolas"/>
+          <w:b w:val="0"/>
+          <w:bCs w:val="0"/>
+          <w:color w:val="CCCCCC"/>
+          <w:sz w:val="14"/>
+          <w:szCs w:val="14"/>
+        </w:rPr>
+      </w:pPr>
+      <w:r>
+        <w:rPr>
+          <w:rFonts w:hint="default" w:ascii="Consolas" w:hAnsi="Consolas" w:eastAsia="Consolas" w:cs="Consolas"/>
+          <w:b w:val="0"/>
+          <w:bCs w:val="0"/>
+          <w:color w:val="DCDCAA"/>
+          <w:kern w:val="0"/>
+          <w:sz w:val="14"/>
+          <w:szCs w:val="14"/>
+          <w:shd w:val="clear" w:fill="1F1F1F"/>
+          <w:lang w:val="en-US" w:eastAsia="zh-CN" w:bidi="ar"/>
+        </w:rPr>
+        <w:t>print</w:t>
+      </w:r>
+      <w:r>
+        <w:rPr>
+          <w:rFonts w:hint="default" w:ascii="Consolas" w:hAnsi="Consolas" w:eastAsia="Consolas" w:cs="Consolas"/>
+          <w:b w:val="0"/>
+          <w:bCs w:val="0"/>
+          <w:color w:val="CCCCCC"/>
+          <w:kern w:val="0"/>
+          <w:sz w:val="14"/>
+          <w:szCs w:val="14"/>
+          <w:shd w:val="clear" w:fill="1F1F1F"/>
+          <w:lang w:val="en-US" w:eastAsia="zh-CN" w:bidi="ar"/>
+        </w:rPr>
+        <w:t>(</w:t>
+      </w:r>
+      <w:r>
+        <w:rPr>
+          <w:rFonts w:hint="default" w:ascii="Consolas" w:hAnsi="Consolas" w:eastAsia="Consolas" w:cs="Consolas"/>
+          <w:b w:val="0"/>
+          <w:bCs w:val="0"/>
+          <w:color w:val="569CD6"/>
+          <w:kern w:val="0"/>
+          <w:sz w:val="14"/>
+          <w:szCs w:val="14"/>
+          <w:shd w:val="clear" w:fill="1F1F1F"/>
+          <w:lang w:val="en-US" w:eastAsia="zh-CN" w:bidi="ar"/>
+        </w:rPr>
+        <w:t>f</w:t>
+      </w:r>
+      <w:r>
+        <w:rPr>
+          <w:rFonts w:hint="default" w:ascii="Consolas" w:hAnsi="Consolas" w:eastAsia="Consolas" w:cs="Consolas"/>
+          <w:b w:val="0"/>
+          <w:bCs w:val="0"/>
+          <w:color w:val="CE9178"/>
+          <w:kern w:val="0"/>
+          <w:sz w:val="14"/>
+          <w:szCs w:val="14"/>
+          <w:shd w:val="clear" w:fill="1F1F1F"/>
+          <w:lang w:val="en-US" w:eastAsia="zh-CN" w:bidi="ar"/>
+        </w:rPr>
+        <w:t xml:space="preserve">"24 小时内的总用水量: </w:t>
+      </w:r>
+      <w:r>
+        <w:rPr>
+          <w:rFonts w:hint="default" w:ascii="Consolas" w:hAnsi="Consolas" w:eastAsia="Consolas" w:cs="Consolas"/>
+          <w:b w:val="0"/>
+          <w:bCs w:val="0"/>
+          <w:color w:val="569CD6"/>
+          <w:kern w:val="0"/>
+          <w:sz w:val="14"/>
+          <w:szCs w:val="14"/>
+          <w:shd w:val="clear" w:fill="1F1F1F"/>
+          <w:lang w:val="en-US" w:eastAsia="zh-CN" w:bidi="ar"/>
+        </w:rPr>
+        <w:t>{</w:t>
+      </w:r>
+      <w:r>
+        <w:rPr>
+          <w:rFonts w:hint="default" w:ascii="Consolas" w:hAnsi="Consolas" w:eastAsia="Consolas" w:cs="Consolas"/>
+          <w:b w:val="0"/>
+          <w:bCs w:val="0"/>
+          <w:color w:val="4FC1FF"/>
+          <w:kern w:val="0"/>
+          <w:sz w:val="14"/>
+          <w:szCs w:val="14"/>
+          <w:shd w:val="clear" w:fill="1F1F1F"/>
+          <w:lang w:val="en-US" w:eastAsia="zh-CN" w:bidi="ar"/>
+        </w:rPr>
+        <w:t>I</w:t>
+      </w:r>
+      <w:r>
+        <w:rPr>
+          <w:rFonts w:hint="default" w:ascii="Consolas" w:hAnsi="Consolas" w:eastAsia="Consolas" w:cs="Consolas"/>
+          <w:b w:val="0"/>
+          <w:bCs w:val="0"/>
+          <w:color w:val="569CD6"/>
+          <w:kern w:val="0"/>
+          <w:sz w:val="14"/>
+          <w:szCs w:val="14"/>
+          <w:shd w:val="clear" w:fill="1F1F1F"/>
+          <w:lang w:val="en-US" w:eastAsia="zh-CN" w:bidi="ar"/>
+        </w:rPr>
+        <w:t>:.1f}</w:t>
+      </w:r>
+      <w:r>
+        <w:rPr>
+          <w:rFonts w:hint="default" w:ascii="Consolas" w:hAnsi="Consolas" w:eastAsia="Consolas" w:cs="Consolas"/>
+          <w:b w:val="0"/>
+          <w:bCs w:val="0"/>
+          <w:color w:val="CE9178"/>
+          <w:kern w:val="0"/>
+          <w:sz w:val="14"/>
+          <w:szCs w:val="14"/>
+          <w:shd w:val="clear" w:fill="1F1F1F"/>
+          <w:lang w:val="en-US" w:eastAsia="zh-CN" w:bidi="ar"/>
+        </w:rPr>
+        <w:t xml:space="preserve"> m³"</w:t>
+      </w:r>
+      <w:r>
+        <w:rPr>
+          <w:rFonts w:hint="default" w:ascii="Consolas" w:hAnsi="Consolas" w:eastAsia="Consolas" w:cs="Consolas"/>
+          <w:b w:val="0"/>
+          <w:bCs w:val="0"/>
+          <w:color w:val="CCCCCC"/>
+          <w:kern w:val="0"/>
+          <w:sz w:val="14"/>
+          <w:szCs w:val="14"/>
+          <w:shd w:val="clear" w:fill="1F1F1F"/>
+          <w:lang w:val="en-US" w:eastAsia="zh-CN" w:bidi="ar"/>
+        </w:rPr>
+        <w:t>)</w:t>
+      </w:r>
       <w:bookmarkStart w:id="0" w:name="_GoBack"/>
       <w:bookmarkEnd w:id="0"/>
+    </w:p>
+    <w:p>
+      <w:pPr>
+        <w:rPr>
+          <w:rFonts w:hint="eastAsia"/>
+          <w:b/>
+          <w:bCs/>
+          <w:lang w:val="en-US" w:eastAsia="zh-CN"/>
+        </w:rPr>
+      </w:pPr>
+      <w:r>
+        <w:rPr>
+          <w:rFonts w:hint="eastAsia"/>
+          <w:b/>
+          <w:bCs/>
+          <w:lang w:val="en-US" w:eastAsia="zh-CN"/>
+        </w:rPr>
+        <w:t>5.4.3 结果</w:t>
+      </w:r>
+    </w:p>
+    <w:p>
+      <w:pPr>
+        <w:ind w:left="0" w:leftChars="0" w:firstLine="420" w:firstLineChars="0"/>
+        <w:jc w:val="center"/>
+        <w:rPr>
+          <w:rFonts w:hint="default" w:hAnsi="Cambria Math" w:cstheme="minorBidi"/>
+          <w:b w:val="0"/>
+          <w:bCs w:val="0"/>
+          <w:i w:val="0"/>
+          <w:kern w:val="2"/>
+          <w:sz w:val="24"/>
+          <w:szCs w:val="24"/>
+          <w:lang w:val="en-US" w:eastAsia="zh-CN" w:bidi="ar-SA"/>
+        </w:rPr>
+      </w:pPr>
+      <w:r>
+        <w:rPr>
+          <w:rFonts w:hint="default" w:hAnsi="Cambria Math" w:cstheme="minorBidi"/>
+          <w:b w:val="0"/>
+          <w:bCs w:val="0"/>
+          <w:i w:val="0"/>
+          <w:kern w:val="2"/>
+          <w:sz w:val="24"/>
+          <w:szCs w:val="24"/>
+          <w:lang w:val="en-US" w:eastAsia="zh-CN" w:bidi="ar-SA"/>
+        </w:rPr>
+        <w:drawing>
+          <wp:inline distT="0" distB="0" distL="114300" distR="114300">
+            <wp:extent cx="4206240" cy="2524125"/>
+            <wp:effectExtent l="0" t="0" r="10160" b="3175"/>
+            <wp:docPr id="1" name="图片 1" descr="Figure_1"/>
+            <wp:cNvGraphicFramePr>
+              <a:graphicFrameLocks xmlns:a="http://schemas.openxmlformats.org/drawingml/2006/main" noChangeAspect="1"/>
+            </wp:cNvGraphicFramePr>
+            <a:graphic xmlns:a="http://schemas.openxmlformats.org/drawingml/2006/main">
+              <a:graphicData uri="http://schemas.openxmlformats.org/drawingml/2006/picture">
+                <pic:pic xmlns:pic="http://schemas.openxmlformats.org/drawingml/2006/picture">
+                  <pic:nvPicPr>
+                    <pic:cNvPr id="1" name="图片 1" descr="Figure_1"/>
+                    <pic:cNvPicPr>
+                      <a:picLocks noChangeAspect="1"/>
+                    </pic:cNvPicPr>
+                  </pic:nvPicPr>
+                  <pic:blipFill>
+                    <a:blip r:embed="rId11"/>
+                    <a:stretch>
+                      <a:fillRect/>
+                    </a:stretch>
+                  </pic:blipFill>
+                  <pic:spPr>
+                    <a:xfrm>
+                      <a:off x="0" y="0"/>
+                      <a:ext cx="4206240" cy="2524125"/>
+                    </a:xfrm>
+                    <a:prstGeom prst="rect">
+                      <a:avLst/>
+                    </a:prstGeom>
+                  </pic:spPr>
+                </pic:pic>
+              </a:graphicData>
+            </a:graphic>
+          </wp:inline>
+        </w:drawing>
+      </w:r>
+    </w:p>
+    <w:p>
+      <w:pPr>
+        <w:ind w:left="0" w:leftChars="0" w:firstLine="420" w:firstLineChars="0"/>
+        <w:jc w:val="both"/>
+        <w:rPr>
+          <w:rFonts w:hint="default" w:hAnsi="Cambria Math" w:cstheme="minorBidi"/>
+          <w:b w:val="0"/>
+          <w:bCs w:val="0"/>
+          <w:i w:val="0"/>
+          <w:kern w:val="2"/>
+          <w:sz w:val="24"/>
+          <w:szCs w:val="24"/>
+          <w:lang w:val="en-US" w:eastAsia="zh-CN" w:bidi="ar-SA"/>
+        </w:rPr>
+      </w:pPr>
+      <w:r>
+        <w:rPr>
+          <w:rFonts w:hint="eastAsia" w:hAnsi="Cambria Math" w:cstheme="minorBidi"/>
+          <w:b w:val="0"/>
+          <w:bCs w:val="0"/>
+          <w:i w:val="0"/>
+          <w:kern w:val="2"/>
+          <w:sz w:val="24"/>
+          <w:szCs w:val="24"/>
+          <w:lang w:val="en-US" w:eastAsia="zh-CN" w:bidi="ar-SA"/>
+        </w:rPr>
+        <w:t>最终每日1358.38立方米。</w:t>
+      </w:r>
     </w:p>
     <w:sectPr>
       <w:pgSz w:w="11906" w:h="16838"/>
@@ -14177,7 +21915,7 @@
     <w:lsdException w:unhideWhenUsed="0" w:uiPriority="0" w:semiHidden="0" w:name="Document Map"/>
     <w:lsdException w:unhideWhenUsed="0" w:uiPriority="0" w:semiHidden="0" w:name="Plain Text"/>
     <w:lsdException w:unhideWhenUsed="0" w:uiPriority="0" w:semiHidden="0" w:name="E-mail Signature"/>
-    <w:lsdException w:unhideWhenUsed="0" w:uiPriority="0" w:semiHidden="0" w:name="Normal (Web)"/>
+    <w:lsdException w:qFormat="1" w:unhideWhenUsed="0" w:uiPriority="0" w:semiHidden="0" w:name="Normal (Web)"/>
     <w:lsdException w:unhideWhenUsed="0" w:uiPriority="0" w:semiHidden="0" w:name="HTML Acronym"/>
     <w:lsdException w:unhideWhenUsed="0" w:uiPriority="0" w:semiHidden="0" w:name="HTML Address"/>
     <w:lsdException w:unhideWhenUsed="0" w:uiPriority="0" w:semiHidden="0" w:name="HTML Cite"/>
@@ -14188,7 +21926,7 @@
     <w:lsdException w:unhideWhenUsed="0" w:uiPriority="0" w:semiHidden="0" w:name="HTML Sample"/>
     <w:lsdException w:unhideWhenUsed="0" w:uiPriority="0" w:semiHidden="0" w:name="HTML Typewriter"/>
     <w:lsdException w:unhideWhenUsed="0" w:uiPriority="0" w:semiHidden="0" w:name="HTML Variable"/>
-    <w:lsdException w:unhideWhenUsed="0" w:uiPriority="0" w:name="Normal Table"/>
+    <w:lsdException w:qFormat="1" w:unhideWhenUsed="0" w:uiPriority="0" w:name="Normal Table"/>
     <w:lsdException w:unhideWhenUsed="0" w:uiPriority="0" w:semiHidden="0" w:name="annotation subject"/>
     <w:lsdException w:unhideWhenUsed="0" w:uiPriority="0" w:semiHidden="0" w:name="Table Simple 1"/>
     <w:lsdException w:unhideWhenUsed="0" w:uiPriority="0" w:semiHidden="0" w:name="Table Simple 2"/>
@@ -14422,6 +22160,7 @@
   <w:style w:type="table" w:default="1" w:styleId="7">
     <w:name w:val="Normal Table"/>
     <w:semiHidden/>
+    <w:qFormat/>
     <w:uiPriority w:val="0"/>
     <w:tblPr>
       <w:tblCellMar>
@@ -14444,6 +22183,7 @@
   <w:style w:type="paragraph" w:styleId="6">
     <w:name w:val="Normal (Web)"/>
     <w:basedOn w:val="1"/>
+    <w:qFormat/>
     <w:uiPriority w:val="0"/>
     <w:rPr>
       <w:sz w:val="24"/>
